--- a/docs/מדריך_שימוש_במערכת[1].docx
+++ b/docs/מדריך_שימוש_במערכת[1].docx
@@ -1,14 +1,18 @@
 
 <file path=word/document.xml><?xml version="1.0" encoding="utf-8"?>
-<w:document xmlns:wpc="http://schemas.microsoft.com/office/word/2010/wordprocessingCanvas" xmlns:cx="http://schemas.microsoft.com/office/drawing/2014/chartex" xmlns:cx1="http://schemas.microsoft.com/office/drawing/2015/9/8/chartex" xmlns:cx2="http://schemas.microsoft.com/office/drawing/2015/10/21/chartex" xmlns:cx3="http://schemas.microsoft.com/office/drawing/2016/5/9/chartex" xmlns:cx4="http://schemas.microsoft.com/office/drawing/2016/5/10/chartex" xmlns:cx5="http://schemas.microsoft.com/office/drawing/2016/5/11/chartex" xmlns:cx6="http://schemas.microsoft.com/office/drawing/2016/5/12/chartex" xmlns:cx7="http://schemas.microsoft.com/office/drawing/2016/5/13/chartex" xmlns:cx8="http://schemas.microsoft.com/office/drawing/2016/5/14/chartex" xmlns:mc="http://schemas.openxmlformats.org/markup-compatibility/2006" xmlns:aink="http://schemas.microsoft.com/office/drawing/2016/ink" xmlns:am3d="http://schemas.microsoft.com/office/drawing/2017/model3d" xmlns:o="urn:schemas-microsoft-com:office:office" xmlns:oel="http://schemas.microsoft.com/office/2019/extlst" xmlns:r="http://schemas.openxmlformats.org/officeDocument/2006/relationships" xmlns:m="http://schemas.openxmlformats.org/officeDocument/2006/math" xmlns:v="urn:schemas-microsoft-com:vml" xmlns:wp14="http://schemas.microsoft.com/office/word/2010/wordprocessingDrawing" xmlns:wp="http://schemas.openxmlformats.org/drawingml/2006/wordprocessingDrawing" xmlns:w10="urn:schemas-microsoft-com:office:word" xmlns:w="http://schemas.openxmlformats.org/wordprocessingml/2006/main" xmlns:w14="http://schemas.microsoft.com/office/word/2010/wordml" xmlns:w15="http://schemas.microsoft.com/office/word/2012/wordml" xmlns:w16cex="http://schemas.microsoft.com/office/word/2018/wordml/cex" xmlns:w16cid="http://schemas.microsoft.com/office/word/2016/wordml/cid" xmlns:w16="http://schemas.microsoft.com/office/word/2018/wordml" xmlns:w16du="http://schemas.microsoft.com/office/word/2023/wordml/word16du" xmlns:w16sdtdh="http://schemas.microsoft.com/office/word/2020/wordml/sdtdatahash" xmlns:w16sdtfl="http://schemas.microsoft.com/office/word/2024/wordml/sdtformatlock" xmlns:w16se="http://schemas.microsoft.com/office/word/2015/wordml/symex" xmlns:wpg="http://schemas.microsoft.com/office/word/2010/wordprocessingGroup" xmlns:wpi="http://schemas.microsoft.com/office/word/2010/wordprocessingInk" xmlns:wne="http://schemas.microsoft.com/office/word/2006/wordml" xmlns:wps="http://schemas.microsoft.com/office/word/2010/wordprocessingShape" mc:Ignorable="w14 w15 w16se w16cid w16 w16cex w16sdtdh w16sdtfl w16du wp14">
+<w:document xmlns:wpc="http://schemas.microsoft.com/office/word/2010/wordprocessingCanvas" xmlns:cx="http://schemas.microsoft.com/office/drawing/2014/chartex" xmlns:cx1="http://schemas.microsoft.com/office/drawing/2015/9/8/chartex" xmlns:cx2="http://schemas.microsoft.com/office/drawing/2015/10/21/chartex" xmlns:cx3="http://schemas.microsoft.com/office/drawing/2016/5/9/chartex" xmlns:cx4="http://schemas.microsoft.com/office/drawing/2016/5/10/chartex" xmlns:cx5="http://schemas.microsoft.com/office/drawing/2016/5/11/chartex" xmlns:cx6="http://schemas.microsoft.com/office/drawing/2016/5/12/chartex" xmlns:cx7="http://schemas.microsoft.com/office/drawing/2016/5/13/chartex" xmlns:cx8="http://schemas.microsoft.com/office/drawing/2016/5/14/chartex" xmlns:mc="http://schemas.openxmlformats.org/markup-compatibility/2006" xmlns:aink="http://schemas.microsoft.com/office/drawing/2016/ink" xmlns:am3d="http://schemas.microsoft.com/office/drawing/2017/model3d" xmlns:o="urn:schemas-microsoft-com:office:office" xmlns:r="http://schemas.openxmlformats.org/officeDocument/2006/relationships" xmlns:m="http://schemas.openxmlformats.org/officeDocument/2006/math" xmlns:v="urn:schemas-microsoft-com:vml" xmlns:wp14="http://schemas.microsoft.com/office/word/2010/wordprocessingDrawing" xmlns:wp="http://schemas.openxmlformats.org/drawingml/2006/wordprocessingDrawing" xmlns:w10="urn:schemas-microsoft-com:office:word" xmlns:w="http://schemas.openxmlformats.org/wordprocessingml/2006/main" xmlns:w14="http://schemas.microsoft.com/office/word/2010/wordml" xmlns:w15="http://schemas.microsoft.com/office/word/2012/wordml" xmlns:w16cex="http://schemas.microsoft.com/office/word/2018/wordml/cex" xmlns:w16cid="http://schemas.microsoft.com/office/word/2016/wordml/cid" xmlns:w16="http://schemas.microsoft.com/office/word/2018/wordml" xmlns:w16sdtdh="http://schemas.microsoft.com/office/word/2020/wordml/sdtdatahash" xmlns:w16se="http://schemas.microsoft.com/office/word/2015/wordml/symex" xmlns:wpg="http://schemas.microsoft.com/office/word/2010/wordprocessingGroup" xmlns:wpi="http://schemas.microsoft.com/office/word/2010/wordprocessingInk" xmlns:wne="http://schemas.microsoft.com/office/word/2006/wordml" xmlns:wps="http://schemas.microsoft.com/office/word/2010/wordprocessingShape" mc:Ignorable="w14 w15 w16se w16cid w16 w16cex w16sdtdh wp14">
   <w:body>
     <w:p>
       <w:pPr>
         <w:pStyle w:val="Heading1"/>
-        <w:jc w:val="right"/>
-      </w:pPr>
-      <w:r>
-        <w:rPr>
+        <w:bidi/>
+        <w:rPr>
+          <w:rFonts w:ascii="Arial" w:hAnsi="Arial" w:cs="Arial"/>
+        </w:rPr>
+      </w:pPr>
+      <w:r>
+        <w:rPr>
+          <w:rFonts w:ascii="Arial" w:hAnsi="Arial" w:cs="Arial"/>
           <w:rtl/>
         </w:rPr>
         <w:t>מדריך שימוש במערכת ניהול עובדים ומשמרות</w:t>
@@ -16,25 +20,103 @@
     </w:p>
     <w:p>
       <w:pPr>
-        <w:jc w:val="right"/>
-      </w:pPr>
-      <w:r>
-        <w:rPr>
-          <w:rtl/>
-        </w:rPr>
-        <w:t>המערכת נועדה לניהול עובדים, משמרות ותפקידים ברשת המזון. עם הרצת המערכת, יוצג ממשק אינטראקטיבי המלווה את המשתמש לאורך תהליך העבודה</w:t>
-      </w:r>
-      <w:r>
-        <w:t>.</w:t>
-      </w:r>
-    </w:p>
-    <w:p>
-      <w:pPr>
         <w:pStyle w:val="Heading2"/>
-        <w:jc w:val="right"/>
-      </w:pPr>
-      <w:r>
-        <w:rPr>
+        <w:bidi/>
+        <w:rPr>
+          <w:rFonts w:ascii="Arial" w:hAnsi="Arial" w:cs="Arial"/>
+        </w:rPr>
+      </w:pPr>
+      <w:r>
+        <w:rPr>
+          <w:rFonts w:ascii="Arial" w:hAnsi="Arial" w:cs="Arial"/>
+        </w:rPr>
+        <w:t xml:space="preserve"> </w:t>
+      </w:r>
+      <w:r>
+        <w:rPr>
+          <w:rFonts w:ascii="Arial" w:hAnsi="Arial" w:cs="Arial"/>
+          <w:rtl/>
+        </w:rPr>
+        <w:t>מבוא למערכת</w:t>
+      </w:r>
+    </w:p>
+    <w:p>
+      <w:pPr>
+        <w:bidi/>
+        <w:rPr>
+          <w:rFonts w:ascii="Arial" w:hAnsi="Arial" w:cs="Arial"/>
+        </w:rPr>
+      </w:pPr>
+      <w:r>
+        <w:rPr>
+          <w:rFonts w:ascii="Arial" w:hAnsi="Arial" w:cs="Arial"/>
+        </w:rPr>
+        <w:pict w14:anchorId="6B854816">
+          <v:rect id="_x0000_i1025" style="width:0;height:1.5pt" o:hralign="right" o:hrstd="t" o:hr="t" fillcolor="#a0a0a0" stroked="f"/>
+        </w:pict>
+      </w:r>
+    </w:p>
+    <w:p>
+      <w:pPr>
+        <w:pStyle w:val="NormalWeb"/>
+        <w:bidi/>
+        <w:rPr>
+          <w:rFonts w:ascii="Arial" w:hAnsi="Arial" w:cs="Arial"/>
+        </w:rPr>
+      </w:pPr>
+      <w:r>
+        <w:rPr>
+          <w:rFonts w:ascii="Arial" w:hAnsi="Arial" w:cs="Arial"/>
+          <w:rtl/>
+        </w:rPr>
+        <w:t>ברוכים הבאים למערכת ניהול העובדים והמשמרות! מערכת זו נועדה לפשט ולייעל את תהליכי הניהול היומיומיים של כוח אדם, קביעת משמרות ושיוך תפקידים ברשתות מזון. באמצעות ממשק אינטראקטיבי ואינטואיטיבי, המערכת מלווה אתכם צעד אחר צעד, ומאפשרת לכם לנהל ביעילות ובדיוק מרבי את המשאב החשוב ביותר – העובדים שלכם</w:t>
+      </w:r>
+      <w:r>
+        <w:rPr>
+          <w:rFonts w:ascii="Arial" w:hAnsi="Arial" w:cs="Arial"/>
+        </w:rPr>
+        <w:t>.</w:t>
+      </w:r>
+    </w:p>
+    <w:p>
+      <w:pPr>
+        <w:pStyle w:val="NormalWeb"/>
+        <w:bidi/>
+        <w:rPr>
+          <w:rFonts w:ascii="Arial" w:hAnsi="Arial" w:cs="Arial"/>
+        </w:rPr>
+      </w:pPr>
+      <w:r>
+        <w:rPr>
+          <w:rFonts w:ascii="Arial" w:hAnsi="Arial" w:cs="Arial"/>
+          <w:rtl/>
+        </w:rPr>
+        <w:t>המטרה העיקרית של המערכת היא לספק פתרון מקיף לניהול עובדים, תוך התחשבות בזמינותם, כישוריהם ותפקידיהם, ובמקביל, לבנות לוחות משמרות אופטימליים העונים על צרכי העסק. המערכת תורמת להפחתת טעויות אנוש, חוסכת זמן יקר ומאפשרת קבלת החלטות מושכלות בזמן אמת</w:t>
+      </w:r>
+      <w:r>
+        <w:rPr>
+          <w:rFonts w:ascii="Arial" w:hAnsi="Arial" w:cs="Arial"/>
+        </w:rPr>
+        <w:t>.</w:t>
+      </w:r>
+    </w:p>
+    <w:p>
+      <w:pPr>
+        <w:pStyle w:val="Heading2"/>
+        <w:bidi/>
+        <w:rPr>
+          <w:rFonts w:ascii="Arial" w:hAnsi="Arial" w:cs="Arial"/>
+        </w:rPr>
+      </w:pPr>
+      <w:r>
+        <w:rPr>
+          <w:rFonts w:ascii="Arial" w:hAnsi="Arial" w:cs="Arial"/>
+        </w:rPr>
+        <w:t xml:space="preserve"> </w:t>
+      </w:r>
+      <w:r>
+        <w:rPr>
+          <w:rFonts w:ascii="Arial" w:hAnsi="Arial" w:cs="Arial"/>
           <w:rtl/>
         </w:rPr>
         <w:t>התחברות למערכת</w:t>
@@ -42,534 +124,5334 @@
     </w:p>
     <w:p>
       <w:pPr>
-        <w:jc w:val="right"/>
-      </w:pPr>
-      <w:r>
-        <w:rPr>
-          <w:rtl/>
-        </w:rPr>
-        <w:t xml:space="preserve">בעת הפעלת המערכת יופיע מסך התחברות, בו נדרש המשתמש להזין את </w:t>
-      </w:r>
-      <w:r>
-        <w:rPr>
-          <w:rtl/>
-        </w:rPr>
-        <w:t>הפרטים הבאים</w:t>
-      </w:r>
-      <w:r>
+        <w:bidi/>
+        <w:rPr>
+          <w:rFonts w:ascii="Arial" w:hAnsi="Arial" w:cs="Arial"/>
+        </w:rPr>
+      </w:pPr>
+      <w:r>
+        <w:rPr>
+          <w:rFonts w:ascii="Arial" w:hAnsi="Arial" w:cs="Arial"/>
+        </w:rPr>
+        <w:pict w14:anchorId="732B58FE">
+          <v:rect id="_x0000_i1026" style="width:0;height:1.5pt" o:hralign="right" o:hrstd="t" o:hr="t" fillcolor="#a0a0a0" stroked="f"/>
+        </w:pict>
+      </w:r>
+    </w:p>
+    <w:p>
+      <w:pPr>
+        <w:pStyle w:val="NormalWeb"/>
+        <w:bidi/>
+        <w:rPr>
+          <w:rFonts w:ascii="Arial" w:hAnsi="Arial" w:cs="Arial"/>
+        </w:rPr>
+      </w:pPr>
+      <w:r>
+        <w:rPr>
+          <w:rFonts w:ascii="Arial" w:hAnsi="Arial" w:cs="Arial"/>
+          <w:rtl/>
+        </w:rPr>
+        <w:t>עם הפעלת המערכת, יופיע המסך המרכזי של ההתחברות. תהליך זה הוא השער לכל הפונקציות במערכת, והוא מבוסס על זיהוי משתמשים ואימות הרשאות</w:t>
+      </w:r>
+      <w:r>
+        <w:rPr>
+          <w:rFonts w:ascii="Arial" w:hAnsi="Arial" w:cs="Arial"/>
+        </w:rPr>
+        <w:t>.</w:t>
+      </w:r>
+    </w:p>
+    <w:p>
+      <w:pPr>
+        <w:numPr>
+          <w:ilvl w:val="0"/>
+          <w:numId w:val="1"/>
+        </w:numPr>
+        <w:bidi/>
+        <w:spacing w:before="100" w:beforeAutospacing="1" w:after="100" w:afterAutospacing="1" w:line="240" w:lineRule="auto"/>
+        <w:rPr>
+          <w:rFonts w:ascii="Arial" w:hAnsi="Arial" w:cs="Arial"/>
+        </w:rPr>
+      </w:pPr>
+      <w:r>
+        <w:rPr>
+          <w:rStyle w:val="Strong"/>
+          <w:rFonts w:ascii="Arial" w:hAnsi="Arial" w:cs="Arial"/>
+          <w:rtl/>
+        </w:rPr>
+        <w:t>מזהה</w:t>
+      </w:r>
+      <w:r>
+        <w:rPr>
+          <w:rStyle w:val="Strong"/>
+          <w:rFonts w:ascii="Arial" w:hAnsi="Arial" w:cs="Arial"/>
+        </w:rPr>
+        <w:t xml:space="preserve"> (Id)</w:t>
+      </w:r>
+      <w:r>
+        <w:rPr>
+          <w:rFonts w:ascii="Arial" w:hAnsi="Arial" w:cs="Arial"/>
+        </w:rPr>
+        <w:t xml:space="preserve">: </w:t>
+      </w:r>
+      <w:r>
+        <w:rPr>
+          <w:rFonts w:ascii="Arial" w:hAnsi="Arial" w:cs="Arial"/>
+          <w:rtl/>
+        </w:rPr>
+        <w:t xml:space="preserve">השדה הראשון בו תתבקשו להזין נתונים הוא </w:t>
+      </w:r>
+      <w:r>
+        <w:rPr>
+          <w:rStyle w:val="Strong"/>
+          <w:rFonts w:ascii="Arial" w:hAnsi="Arial" w:cs="Arial"/>
+          <w:rtl/>
+        </w:rPr>
+        <w:t>מספר מזהה של העובד</w:t>
+      </w:r>
+      <w:r>
+        <w:rPr>
+          <w:rFonts w:ascii="Arial" w:hAnsi="Arial" w:cs="Arial"/>
+        </w:rPr>
+        <w:t xml:space="preserve">. </w:t>
+      </w:r>
+      <w:r>
+        <w:rPr>
+          <w:rFonts w:ascii="Arial" w:hAnsi="Arial" w:cs="Arial"/>
+          <w:rtl/>
+        </w:rPr>
+        <w:t>זהו קוד ייחודי המזהה כל עובד במערכת. ודאו שהזנתם את המספר במדויק</w:t>
+      </w:r>
+      <w:r>
+        <w:rPr>
+          <w:rFonts w:ascii="Arial" w:hAnsi="Arial" w:cs="Arial"/>
+        </w:rPr>
+        <w:t>.</w:t>
+      </w:r>
+    </w:p>
+    <w:p>
+      <w:pPr>
+        <w:numPr>
+          <w:ilvl w:val="0"/>
+          <w:numId w:val="1"/>
+        </w:numPr>
+        <w:bidi/>
+        <w:spacing w:before="100" w:beforeAutospacing="1" w:after="100" w:afterAutospacing="1" w:line="240" w:lineRule="auto"/>
+        <w:rPr>
+          <w:rFonts w:ascii="Arial" w:hAnsi="Arial" w:cs="Arial"/>
+        </w:rPr>
+      </w:pPr>
+      <w:r>
+        <w:rPr>
+          <w:rStyle w:val="Strong"/>
+          <w:rFonts w:ascii="Arial" w:hAnsi="Arial" w:cs="Arial"/>
+          <w:rtl/>
+        </w:rPr>
+        <w:t>סיסמה</w:t>
+      </w:r>
+      <w:r>
+        <w:rPr>
+          <w:rStyle w:val="Strong"/>
+          <w:rFonts w:ascii="Arial" w:hAnsi="Arial" w:cs="Arial"/>
+        </w:rPr>
+        <w:t xml:space="preserve"> (Password)</w:t>
+      </w:r>
+      <w:r>
+        <w:rPr>
+          <w:rFonts w:ascii="Arial" w:hAnsi="Arial" w:cs="Arial"/>
+        </w:rPr>
+        <w:t xml:space="preserve">: </w:t>
+      </w:r>
+      <w:r>
+        <w:rPr>
+          <w:rFonts w:ascii="Arial" w:hAnsi="Arial" w:cs="Arial"/>
+          <w:rtl/>
+        </w:rPr>
+        <w:t xml:space="preserve">השדה השני הוא </w:t>
+      </w:r>
+      <w:r>
+        <w:rPr>
+          <w:rStyle w:val="Strong"/>
+          <w:rFonts w:ascii="Arial" w:hAnsi="Arial" w:cs="Arial"/>
+          <w:rtl/>
+        </w:rPr>
+        <w:t>סיסמת העובד</w:t>
+      </w:r>
+      <w:r>
+        <w:rPr>
+          <w:rFonts w:ascii="Arial" w:hAnsi="Arial" w:cs="Arial"/>
+        </w:rPr>
+        <w:t xml:space="preserve">. </w:t>
+      </w:r>
+      <w:r>
+        <w:rPr>
+          <w:rFonts w:ascii="Arial" w:hAnsi="Arial" w:cs="Arial"/>
+          <w:rtl/>
+        </w:rPr>
+        <w:t>הסיסמה משמשת לאימות זהותכם ולוודא שרק משתמשים מורשים יכולים לגשת למידע ולפונקציות המותאמות להם</w:t>
+      </w:r>
+      <w:r>
+        <w:rPr>
+          <w:rFonts w:ascii="Arial" w:hAnsi="Arial" w:cs="Arial"/>
+        </w:rPr>
+        <w:t>.</w:t>
+      </w:r>
+    </w:p>
+    <w:p>
+      <w:pPr>
+        <w:pStyle w:val="NormalWeb"/>
+        <w:bidi/>
+        <w:rPr>
+          <w:rFonts w:ascii="Arial" w:hAnsi="Arial" w:cs="Arial"/>
+        </w:rPr>
+      </w:pPr>
+      <w:r>
+        <w:rPr>
+          <w:rStyle w:val="Strong"/>
+          <w:rFonts w:ascii="Arial" w:hAnsi="Arial" w:cs="Arial"/>
+          <w:rtl/>
+        </w:rPr>
+        <w:t>תהליך הכניסה</w:t>
+      </w:r>
+      <w:r>
+        <w:rPr>
+          <w:rFonts w:ascii="Arial" w:hAnsi="Arial" w:cs="Arial"/>
+        </w:rPr>
+        <w:t xml:space="preserve">: </w:t>
+      </w:r>
+      <w:r>
+        <w:rPr>
+          <w:rFonts w:ascii="Arial" w:hAnsi="Arial" w:cs="Arial"/>
+          <w:rtl/>
+        </w:rPr>
+        <w:t>לאחר שתזינו את המזהה והסיסמה, המערכת תנסה לאמת את הפרטים</w:t>
+      </w:r>
+      <w:r>
+        <w:rPr>
+          <w:rFonts w:ascii="Arial" w:hAnsi="Arial" w:cs="Arial"/>
+        </w:rPr>
+        <w:t>.</w:t>
+      </w:r>
+    </w:p>
+    <w:p>
+      <w:pPr>
+        <w:numPr>
+          <w:ilvl w:val="0"/>
+          <w:numId w:val="2"/>
+        </w:numPr>
+        <w:bidi/>
+        <w:spacing w:before="100" w:beforeAutospacing="1" w:after="100" w:afterAutospacing="1" w:line="240" w:lineRule="auto"/>
+        <w:rPr>
+          <w:rFonts w:ascii="Arial" w:hAnsi="Arial" w:cs="Arial"/>
+        </w:rPr>
+      </w:pPr>
+      <w:r>
+        <w:rPr>
+          <w:rStyle w:val="Strong"/>
+          <w:rFonts w:ascii="Arial" w:hAnsi="Arial" w:cs="Arial"/>
+          <w:rtl/>
+        </w:rPr>
+        <w:t>התחברות מוצלחת</w:t>
+      </w:r>
+      <w:r>
+        <w:rPr>
+          <w:rFonts w:ascii="Arial" w:hAnsi="Arial" w:cs="Arial"/>
+        </w:rPr>
+        <w:t xml:space="preserve">: </w:t>
+      </w:r>
+      <w:r>
+        <w:rPr>
+          <w:rFonts w:ascii="Arial" w:hAnsi="Arial" w:cs="Arial"/>
+          <w:rtl/>
+        </w:rPr>
+        <w:t>אם הפרטים נכונים, המערכת תוביל אתכם היישר לתפריט הראשי, שיהיה מותאם להרשאותיכם (מנהל או עובד)</w:t>
+      </w:r>
+      <w:r>
+        <w:rPr>
+          <w:rFonts w:ascii="Arial" w:hAnsi="Arial" w:cs="Arial"/>
+        </w:rPr>
+        <w:t>.</w:t>
+      </w:r>
+    </w:p>
+    <w:p>
+      <w:pPr>
+        <w:numPr>
+          <w:ilvl w:val="0"/>
+          <w:numId w:val="2"/>
+        </w:numPr>
+        <w:bidi/>
+        <w:spacing w:before="100" w:beforeAutospacing="1" w:after="100" w:afterAutospacing="1" w:line="240" w:lineRule="auto"/>
+        <w:rPr>
+          <w:rFonts w:ascii="Arial" w:hAnsi="Arial" w:cs="Arial"/>
+        </w:rPr>
+      </w:pPr>
+      <w:r>
+        <w:rPr>
+          <w:rStyle w:val="Strong"/>
+          <w:rFonts w:ascii="Arial" w:hAnsi="Arial" w:cs="Arial"/>
+          <w:rtl/>
+        </w:rPr>
+        <w:t>התחברות כושלת</w:t>
+      </w:r>
+      <w:r>
+        <w:rPr>
+          <w:rFonts w:ascii="Arial" w:hAnsi="Arial" w:cs="Arial"/>
+        </w:rPr>
+        <w:t xml:space="preserve">: </w:t>
+      </w:r>
+      <w:r>
+        <w:rPr>
+          <w:rFonts w:ascii="Arial" w:hAnsi="Arial" w:cs="Arial"/>
+          <w:rtl/>
+        </w:rPr>
+        <w:t>במקרה של פרטים שגויים, תקבלו הודעת שגיאה כמו</w:t>
+      </w:r>
+      <w:r>
+        <w:rPr>
+          <w:rFonts w:ascii="Arial" w:hAnsi="Arial" w:cs="Arial"/>
+        </w:rPr>
+        <w:t xml:space="preserve"> "Login failed! Please check your ID and password.". </w:t>
+      </w:r>
+      <w:r>
+        <w:rPr>
+          <w:rFonts w:ascii="Arial" w:hAnsi="Arial" w:cs="Arial"/>
+          <w:rtl/>
+        </w:rPr>
+        <w:t>במקרה כזה, בדקו שוב את המזהה והסיסמה ונסו להתחבר שנית</w:t>
+      </w:r>
+      <w:r>
+        <w:rPr>
+          <w:rFonts w:ascii="Arial" w:hAnsi="Arial" w:cs="Arial"/>
+        </w:rPr>
+        <w:t>.</w:t>
+      </w:r>
+    </w:p>
+    <w:p>
+      <w:pPr>
+        <w:pStyle w:val="NormalWeb"/>
+        <w:bidi/>
+        <w:rPr>
+          <w:rFonts w:ascii="Arial" w:hAnsi="Arial" w:cs="Arial"/>
+        </w:rPr>
+      </w:pPr>
+      <w:r>
+        <w:rPr>
+          <w:rStyle w:val="Strong"/>
+          <w:rFonts w:ascii="Arial" w:hAnsi="Arial" w:cs="Arial"/>
+          <w:rtl/>
+        </w:rPr>
+        <w:t>הערה חשובה למנהלים</w:t>
+      </w:r>
+      <w:r>
+        <w:rPr>
+          <w:rStyle w:val="Strong"/>
+          <w:rFonts w:ascii="Arial" w:hAnsi="Arial" w:cs="Arial"/>
+        </w:rPr>
+        <w:t xml:space="preserve"> (Admin)</w:t>
+      </w:r>
+      <w:r>
+        <w:rPr>
+          <w:rFonts w:ascii="Arial" w:hAnsi="Arial" w:cs="Arial"/>
+        </w:rPr>
+        <w:t xml:space="preserve">: </w:t>
+      </w:r>
+      <w:r>
+        <w:rPr>
+          <w:rFonts w:ascii="Arial" w:hAnsi="Arial" w:cs="Arial"/>
+          <w:rtl/>
+        </w:rPr>
+        <w:t>למערכת קיים חשבון מנהל</w:t>
+      </w:r>
+      <w:r>
+        <w:rPr>
+          <w:rFonts w:ascii="Arial" w:hAnsi="Arial" w:cs="Arial"/>
+        </w:rPr>
+        <w:t xml:space="preserve"> (Admin) </w:t>
+      </w:r>
+      <w:r>
+        <w:rPr>
+          <w:rFonts w:ascii="Arial" w:hAnsi="Arial" w:cs="Arial"/>
+          <w:rtl/>
+        </w:rPr>
+        <w:t xml:space="preserve">מובנה, אשר נוצר אוטומטית בעת הפעלת המערכת בפעם הראשונה. חשבון זה מעניק </w:t>
+      </w:r>
+      <w:r>
+        <w:rPr>
+          <w:rStyle w:val="Strong"/>
+          <w:rFonts w:ascii="Arial" w:hAnsi="Arial" w:cs="Arial"/>
+          <w:rtl/>
+        </w:rPr>
+        <w:t>גישה מלאה</w:t>
+      </w:r>
+      <w:r>
+        <w:rPr>
+          <w:rFonts w:ascii="Arial" w:hAnsi="Arial" w:cs="Arial"/>
+          <w:rtl/>
+        </w:rPr>
+        <w:t xml:space="preserve"> לכל הפונקציות הניהוליות, כולל רישום עובדים, הגדרת תפקידים וניהול משמרות מקיף</w:t>
+      </w:r>
+      <w:r>
+        <w:rPr>
+          <w:rFonts w:ascii="Arial" w:hAnsi="Arial" w:cs="Arial"/>
+        </w:rPr>
+        <w:t>.</w:t>
+      </w:r>
+    </w:p>
+    <w:p>
+      <w:pPr>
+        <w:numPr>
+          <w:ilvl w:val="0"/>
+          <w:numId w:val="3"/>
+        </w:numPr>
+        <w:bidi/>
+        <w:spacing w:before="100" w:beforeAutospacing="1" w:after="100" w:afterAutospacing="1" w:line="240" w:lineRule="auto"/>
+        <w:rPr>
+          <w:rFonts w:ascii="Arial" w:hAnsi="Arial" w:cs="Arial"/>
+        </w:rPr>
+      </w:pPr>
+      <w:r>
+        <w:rPr>
+          <w:rStyle w:val="Strong"/>
+          <w:rFonts w:ascii="Arial" w:hAnsi="Arial" w:cs="Arial"/>
+          <w:rtl/>
+        </w:rPr>
+        <w:t>מזהה</w:t>
+      </w:r>
+      <w:r>
+        <w:rPr>
+          <w:rStyle w:val="Strong"/>
+          <w:rFonts w:ascii="Arial" w:hAnsi="Arial" w:cs="Arial"/>
+        </w:rPr>
+        <w:t xml:space="preserve"> (Id)</w:t>
+      </w:r>
+      <w:r>
+        <w:rPr>
+          <w:rFonts w:ascii="Arial" w:hAnsi="Arial" w:cs="Arial"/>
+        </w:rPr>
+        <w:t xml:space="preserve">: </w:t>
+      </w:r>
+      <w:r>
+        <w:rPr>
+          <w:rStyle w:val="HTMLCode"/>
+          <w:rFonts w:ascii="Arial" w:eastAsia="Cambria" w:hAnsi="Arial" w:cs="Arial"/>
+        </w:rPr>
+        <w:t>admin</w:t>
+      </w:r>
+    </w:p>
+    <w:p>
+      <w:pPr>
+        <w:numPr>
+          <w:ilvl w:val="0"/>
+          <w:numId w:val="3"/>
+        </w:numPr>
+        <w:bidi/>
+        <w:spacing w:before="100" w:beforeAutospacing="1" w:after="100" w:afterAutospacing="1" w:line="240" w:lineRule="auto"/>
+        <w:rPr>
+          <w:rFonts w:ascii="Arial" w:hAnsi="Arial" w:cs="Arial"/>
+        </w:rPr>
+      </w:pPr>
+      <w:r>
+        <w:rPr>
+          <w:rStyle w:val="Strong"/>
+          <w:rFonts w:ascii="Arial" w:hAnsi="Arial" w:cs="Arial"/>
+          <w:rtl/>
+        </w:rPr>
+        <w:t>סיסמה</w:t>
+      </w:r>
+      <w:r>
+        <w:rPr>
+          <w:rStyle w:val="Strong"/>
+          <w:rFonts w:ascii="Arial" w:hAnsi="Arial" w:cs="Arial"/>
+        </w:rPr>
+        <w:t xml:space="preserve"> (Password)</w:t>
+      </w:r>
+      <w:r>
+        <w:rPr>
+          <w:rFonts w:ascii="Arial" w:hAnsi="Arial" w:cs="Arial"/>
+        </w:rPr>
+        <w:t xml:space="preserve">: </w:t>
+      </w:r>
+      <w:r>
+        <w:rPr>
+          <w:rStyle w:val="HTMLCode"/>
+          <w:rFonts w:ascii="Arial" w:eastAsia="Cambria" w:hAnsi="Arial" w:cs="Arial"/>
+        </w:rPr>
+        <w:t>3</w:t>
+      </w:r>
+      <w:r>
+        <w:rPr>
+          <w:rFonts w:ascii="Arial" w:hAnsi="Arial" w:cs="Arial"/>
+        </w:rPr>
+        <w:t xml:space="preserve"> </w:t>
+      </w:r>
+      <w:r>
+        <w:rPr>
+          <w:rFonts w:ascii="Arial" w:hAnsi="Arial" w:cs="Arial"/>
+          <w:rtl/>
+        </w:rPr>
+        <w:t>מומלץ להשתמש בחשבון זה בזהירות, שכן יש לו הרשאות נרחבות שיכולות להשפיע על כל נתוני המערכת</w:t>
+      </w:r>
+      <w:r>
+        <w:rPr>
+          <w:rFonts w:ascii="Arial" w:hAnsi="Arial" w:cs="Arial"/>
+        </w:rPr>
+        <w:t>.</w:t>
+      </w:r>
+    </w:p>
+    <w:p>
+      <w:pPr>
+        <w:pStyle w:val="NormalWeb"/>
+        <w:bidi/>
+        <w:rPr>
+          <w:rFonts w:ascii="Arial" w:hAnsi="Arial" w:cs="Arial"/>
+        </w:rPr>
+      </w:pPr>
+      <w:r>
+        <w:rPr>
+          <w:rStyle w:val="Strong"/>
+          <w:rFonts w:ascii="Arial" w:hAnsi="Arial" w:cs="Arial"/>
+          <w:rtl/>
+        </w:rPr>
+        <w:t>אפשרות ביטול</w:t>
+      </w:r>
+      <w:r>
+        <w:rPr>
+          <w:rFonts w:ascii="Arial" w:hAnsi="Arial" w:cs="Arial"/>
+        </w:rPr>
+        <w:t xml:space="preserve">: </w:t>
+      </w:r>
+      <w:r>
+        <w:rPr>
+          <w:rFonts w:ascii="Arial" w:hAnsi="Arial" w:cs="Arial"/>
+          <w:rtl/>
+        </w:rPr>
+        <w:t>בכל שלב בתהליך ההתחברות, תוכלו להקליד את האות</w:t>
+      </w:r>
+      <w:r>
+        <w:rPr>
+          <w:rFonts w:ascii="Arial" w:hAnsi="Arial" w:cs="Arial"/>
+        </w:rPr>
+        <w:t xml:space="preserve"> 'q' (</w:t>
+      </w:r>
+      <w:r>
+        <w:rPr>
+          <w:rFonts w:ascii="Arial" w:hAnsi="Arial" w:cs="Arial"/>
+          <w:rtl/>
+        </w:rPr>
+        <w:t>קיצור ל</w:t>
+      </w:r>
+      <w:r>
+        <w:rPr>
+          <w:rFonts w:ascii="Arial" w:hAnsi="Arial" w:cs="Arial"/>
+        </w:rPr>
+        <w:t xml:space="preserve">-"quit") </w:t>
+      </w:r>
+      <w:r>
+        <w:rPr>
+          <w:rFonts w:ascii="Arial" w:hAnsi="Arial" w:cs="Arial"/>
+          <w:rtl/>
+        </w:rPr>
+        <w:t>וללחוץ אנטר כדי לבטל את תהליך הכניסה ולצאת מהמערכת</w:t>
+      </w:r>
+      <w:r>
+        <w:rPr>
+          <w:rFonts w:ascii="Arial" w:hAnsi="Arial" w:cs="Arial"/>
+        </w:rPr>
+        <w:t>.</w:t>
+      </w:r>
+    </w:p>
+    <w:p>
+      <w:pPr>
+        <w:pStyle w:val="Heading2"/>
+        <w:bidi/>
+        <w:rPr>
+          <w:rFonts w:ascii="Arial" w:hAnsi="Arial" w:cs="Arial"/>
+        </w:rPr>
+      </w:pPr>
+      <w:r>
+        <w:rPr>
+          <w:rFonts w:ascii="Arial" w:hAnsi="Arial" w:cs="Arial"/>
+        </w:rPr>
+        <w:lastRenderedPageBreak/>
+        <w:t xml:space="preserve"> </w:t>
+      </w:r>
+      <w:r>
+        <w:rPr>
+          <w:rFonts w:ascii="Arial" w:hAnsi="Arial" w:cs="Arial"/>
+          <w:rtl/>
+        </w:rPr>
+        <w:t>תפריט ראשי וניווט</w:t>
+      </w:r>
+    </w:p>
+    <w:p>
+      <w:pPr>
+        <w:bidi/>
+        <w:rPr>
+          <w:rFonts w:ascii="Arial" w:hAnsi="Arial" w:cs="Arial"/>
+        </w:rPr>
+      </w:pPr>
+      <w:r>
+        <w:rPr>
+          <w:rFonts w:ascii="Arial" w:hAnsi="Arial" w:cs="Arial"/>
+        </w:rPr>
+        <w:pict w14:anchorId="610202C8">
+          <v:rect id="_x0000_i1027" style="width:0;height:1.5pt" o:hralign="right" o:hrstd="t" o:hr="t" fillcolor="#a0a0a0" stroked="f"/>
+        </w:pict>
+      </w:r>
+    </w:p>
+    <w:p>
+      <w:pPr>
+        <w:pStyle w:val="NormalWeb"/>
+        <w:bidi/>
+        <w:rPr>
+          <w:rFonts w:ascii="Arial" w:hAnsi="Arial" w:cs="Arial"/>
+        </w:rPr>
+      </w:pPr>
+      <w:r>
+        <w:rPr>
+          <w:rFonts w:ascii="Arial" w:hAnsi="Arial" w:cs="Arial"/>
+          <w:rtl/>
+        </w:rPr>
+        <w:t>לאחר התחברות מוצלחת, המערכת תציג לכם תפריט ראשי. התפריט הוא שער הכניסה לכל הפעולות במערכת, והוא מותאם באופן דינמי לתפקיד המשתמש</w:t>
+      </w:r>
+      <w:r>
+        <w:rPr>
+          <w:rFonts w:ascii="Arial" w:hAnsi="Arial" w:cs="Arial"/>
+        </w:rPr>
+        <w:t xml:space="preserve"> – </w:t>
+      </w:r>
+      <w:r>
+        <w:rPr>
+          <w:rStyle w:val="Strong"/>
+          <w:rFonts w:ascii="Arial" w:hAnsi="Arial" w:cs="Arial"/>
+          <w:rtl/>
+        </w:rPr>
+        <w:t>מנהל</w:t>
+      </w:r>
+      <w:r>
+        <w:rPr>
+          <w:rStyle w:val="Strong"/>
+          <w:rFonts w:ascii="Arial" w:hAnsi="Arial" w:cs="Arial"/>
+        </w:rPr>
+        <w:t xml:space="preserve"> (HR Manager)</w:t>
+      </w:r>
+      <w:r>
+        <w:rPr>
+          <w:rFonts w:ascii="Arial" w:hAnsi="Arial" w:cs="Arial"/>
+        </w:rPr>
+        <w:t xml:space="preserve"> </w:t>
+      </w:r>
+      <w:r>
+        <w:rPr>
+          <w:rFonts w:ascii="Arial" w:hAnsi="Arial" w:cs="Arial"/>
+          <w:rtl/>
+        </w:rPr>
+        <w:t xml:space="preserve">או </w:t>
+      </w:r>
+      <w:r>
+        <w:rPr>
+          <w:rStyle w:val="Strong"/>
+          <w:rFonts w:ascii="Arial" w:hAnsi="Arial" w:cs="Arial"/>
+          <w:rtl/>
+        </w:rPr>
+        <w:t>עובד רגיל</w:t>
+      </w:r>
+      <w:r>
+        <w:rPr>
+          <w:rFonts w:ascii="Arial" w:hAnsi="Arial" w:cs="Arial"/>
+        </w:rPr>
+        <w:t xml:space="preserve">. </w:t>
+      </w:r>
+      <w:r>
+        <w:rPr>
+          <w:rFonts w:ascii="Arial" w:hAnsi="Arial" w:cs="Arial"/>
+          <w:rtl/>
+        </w:rPr>
+        <w:t>כדי לבחור פעולה, יש להזין את המספר התואם לפעולה הרצויה בתפריט וללחוץ אנטר</w:t>
+      </w:r>
+      <w:r>
+        <w:rPr>
+          <w:rFonts w:ascii="Arial" w:hAnsi="Arial" w:cs="Arial"/>
+        </w:rPr>
+        <w:t>.</w:t>
+      </w:r>
+    </w:p>
+    <w:p>
+      <w:pPr>
+        <w:pStyle w:val="Heading3"/>
+        <w:bidi/>
+        <w:rPr>
+          <w:rFonts w:ascii="Arial" w:hAnsi="Arial" w:cs="Arial"/>
+        </w:rPr>
+      </w:pPr>
+      <w:r>
+        <w:rPr>
+          <w:rFonts w:ascii="Arial" w:hAnsi="Arial" w:cs="Arial"/>
+        </w:rPr>
+        <w:t xml:space="preserve"> </w:t>
+      </w:r>
+      <w:r>
+        <w:rPr>
+          <w:rFonts w:ascii="Arial" w:hAnsi="Arial" w:cs="Arial"/>
+          <w:rtl/>
+        </w:rPr>
+        <w:t>תפריט מנהל</w:t>
+      </w:r>
+      <w:r>
+        <w:rPr>
+          <w:rFonts w:ascii="Arial" w:hAnsi="Arial" w:cs="Arial"/>
+        </w:rPr>
+        <w:t xml:space="preserve"> (HR Manager Menu)</w:t>
+      </w:r>
+    </w:p>
+    <w:p>
+      <w:pPr>
+        <w:pStyle w:val="NormalWeb"/>
+        <w:bidi/>
+        <w:rPr>
+          <w:rFonts w:ascii="Arial" w:hAnsi="Arial" w:cs="Arial"/>
+        </w:rPr>
+      </w:pPr>
+      <w:r>
+        <w:rPr>
+          <w:rFonts w:ascii="Arial" w:hAnsi="Arial" w:cs="Arial"/>
+          <w:rtl/>
+        </w:rPr>
+        <w:t>תפריט המנהל מספק שליטה מלאה על כל היבטי ניהול העובדים והמשמרות. מנהלים יכולים לבצע פעולות קריטיות כמו רישום עובדים חדשים, ניהול תפקידים, קביעת משמרות ועוד</w:t>
+      </w:r>
+      <w:r>
+        <w:rPr>
+          <w:rFonts w:ascii="Arial" w:hAnsi="Arial" w:cs="Arial"/>
+        </w:rPr>
+        <w:t>.</w:t>
+      </w:r>
+    </w:p>
+    <w:p>
+      <w:pPr>
+        <w:pStyle w:val="NormalWeb"/>
+        <w:bidi/>
+        <w:rPr>
+          <w:rFonts w:ascii="Arial" w:hAnsi="Arial" w:cs="Arial"/>
+        </w:rPr>
+      </w:pPr>
+      <w:r>
+        <w:rPr>
+          <w:rFonts w:ascii="Arial" w:hAnsi="Arial" w:cs="Arial"/>
+          <w:rtl/>
+        </w:rPr>
+        <w:t>להלן פירוט מעמיק של כל אחת מהאפשרויות</w:t>
+      </w:r>
+      <w:r>
+        <w:rPr>
+          <w:rFonts w:ascii="Arial" w:hAnsi="Arial" w:cs="Arial"/>
+        </w:rPr>
         <w:t>:</w:t>
       </w:r>
-      <w:r>
-        <w:br/>
-        <w:t xml:space="preserve">- Id – </w:t>
-      </w:r>
-      <w:r>
-        <w:rPr>
-          <w:rtl/>
-        </w:rPr>
-        <w:t>מספר מזהה של העובד</w:t>
-      </w:r>
-      <w:r>
-        <w:br/>
-        <w:t xml:space="preserve">- Password – </w:t>
-      </w:r>
-      <w:r>
-        <w:rPr>
-          <w:rtl/>
-        </w:rPr>
-        <w:t>סיסמת העובד</w:t>
-      </w:r>
-    </w:p>
-    <w:p>
-      <w:pPr>
-        <w:pStyle w:val="Heading2"/>
-        <w:jc w:val="right"/>
-      </w:pPr>
-      <w:r>
-        <w:rPr>
-          <w:rtl/>
-        </w:rPr>
-        <w:t>הערה למנהלים</w:t>
-      </w:r>
-    </w:p>
-    <w:p>
-      <w:pPr>
-        <w:jc w:val="right"/>
-      </w:pPr>
-      <w:r>
-        <w:rPr>
-          <w:rtl/>
-        </w:rPr>
-        <w:t>למערכת קיים חשבון מנהל</w:t>
-      </w:r>
-      <w:r>
-        <w:t xml:space="preserve"> (Admin) </w:t>
-      </w:r>
-      <w:r>
-        <w:rPr>
-          <w:rtl/>
-        </w:rPr>
-        <w:t>מובנה</w:t>
-      </w:r>
-      <w:r>
+    </w:p>
+    <w:p>
+      <w:pPr>
+        <w:pStyle w:val="NormalWeb"/>
+        <w:numPr>
+          <w:ilvl w:val="0"/>
+          <w:numId w:val="4"/>
+        </w:numPr>
+        <w:bidi/>
+        <w:rPr>
+          <w:rFonts w:ascii="Arial" w:hAnsi="Arial" w:cs="Arial"/>
+        </w:rPr>
+      </w:pPr>
+      <w:r>
+        <w:rPr>
+          <w:rStyle w:val="Strong"/>
+          <w:rFonts w:ascii="Arial" w:hAnsi="Arial" w:cs="Arial"/>
+          <w:rtl/>
+        </w:rPr>
+        <w:t>רישום עובד חדש</w:t>
+      </w:r>
+      <w:r>
+        <w:rPr>
+          <w:rFonts w:ascii="Arial" w:hAnsi="Arial" w:cs="Arial"/>
+        </w:rPr>
         <w:t>:</w:t>
       </w:r>
-      <w:r>
-        <w:br/>
-        <w:t>- Id – admin</w:t>
-      </w:r>
-      <w:r>
-        <w:br/>
-        <w:t>- Password – 3</w:t>
-      </w:r>
-      <w:r>
-        <w:br/>
-      </w:r>
-      <w:r>
-        <w:rPr>
-          <w:rtl/>
-        </w:rPr>
-        <w:t>באמצעות חשבון זה ניתן להתחבר כמנהל ולקבל גישה מלאה לפונקציות הניהוליות במערכת</w:t>
-      </w:r>
-      <w:r>
-        <w:t>.</w:t>
-      </w:r>
-    </w:p>
-    <w:p>
-      <w:pPr>
-        <w:pStyle w:val="Heading2"/>
-        <w:jc w:val="right"/>
-      </w:pPr>
-      <w:r>
-        <w:rPr>
-          <w:rtl/>
-        </w:rPr>
-        <w:t>תפריט ראשי</w:t>
-      </w:r>
-    </w:p>
-    <w:p>
-      <w:pPr>
-        <w:jc w:val="right"/>
-      </w:pPr>
-      <w:r>
-        <w:rPr>
-          <w:rtl/>
-        </w:rPr>
-        <w:t>לאחר ההתחברות, יוצג תפריט בהתאם לתפקידו של המשתמש (מנהל או עובד). לבחירת פעולה יש להזין את מספרה</w:t>
-      </w:r>
-      <w:r>
-        <w:t>.</w:t>
-      </w:r>
-    </w:p>
-    <w:p>
-      <w:pPr>
-        <w:pStyle w:val="Heading2"/>
-        <w:jc w:val="right"/>
-      </w:pPr>
-      <w:r>
-        <w:rPr>
-          <w:rtl/>
-        </w:rPr>
-        <w:t>עבור מנהל</w:t>
-      </w:r>
-    </w:p>
-    <w:p>
-      <w:pPr>
-        <w:jc w:val="right"/>
-      </w:pPr>
-      <w:r>
+    </w:p>
+    <w:p>
+      <w:pPr>
+        <w:numPr>
+          <w:ilvl w:val="1"/>
+          <w:numId w:val="4"/>
+        </w:numPr>
+        <w:bidi/>
+        <w:spacing w:before="100" w:beforeAutospacing="1" w:after="100" w:afterAutospacing="1" w:line="240" w:lineRule="auto"/>
+        <w:rPr>
+          <w:rFonts w:ascii="Arial" w:hAnsi="Arial" w:cs="Arial"/>
+        </w:rPr>
+      </w:pPr>
+      <w:r>
+        <w:rPr>
+          <w:rStyle w:val="Strong"/>
+          <w:rFonts w:ascii="Arial" w:hAnsi="Arial" w:cs="Arial"/>
+          <w:rtl/>
+        </w:rPr>
+        <w:t>מטרה</w:t>
+      </w:r>
+      <w:r>
+        <w:rPr>
+          <w:rFonts w:ascii="Arial" w:hAnsi="Arial" w:cs="Arial"/>
+        </w:rPr>
+        <w:t xml:space="preserve">: </w:t>
+      </w:r>
+      <w:r>
+        <w:rPr>
+          <w:rFonts w:ascii="Arial" w:hAnsi="Arial" w:cs="Arial"/>
+          <w:rtl/>
+        </w:rPr>
+        <w:t>הוספת עובד חדש למערכת עם כל פרטיו האישיים והתעסוקתיים</w:t>
+      </w:r>
+      <w:r>
+        <w:rPr>
+          <w:rFonts w:ascii="Arial" w:hAnsi="Arial" w:cs="Arial"/>
+        </w:rPr>
+        <w:t>.</w:t>
+      </w:r>
+    </w:p>
+    <w:p>
+      <w:pPr>
+        <w:numPr>
+          <w:ilvl w:val="1"/>
+          <w:numId w:val="4"/>
+        </w:numPr>
+        <w:bidi/>
+        <w:spacing w:before="100" w:beforeAutospacing="1" w:after="100" w:afterAutospacing="1" w:line="240" w:lineRule="auto"/>
+        <w:rPr>
+          <w:rFonts w:ascii="Arial" w:hAnsi="Arial" w:cs="Arial"/>
+        </w:rPr>
+      </w:pPr>
+      <w:r>
+        <w:rPr>
+          <w:rStyle w:val="Strong"/>
+          <w:rFonts w:ascii="Arial" w:hAnsi="Arial" w:cs="Arial"/>
+          <w:rtl/>
+        </w:rPr>
+        <w:t>תהליך</w:t>
+      </w:r>
+      <w:r>
+        <w:rPr>
+          <w:rFonts w:ascii="Arial" w:hAnsi="Arial" w:cs="Arial"/>
+        </w:rPr>
+        <w:t xml:space="preserve">: </w:t>
+      </w:r>
+    </w:p>
+    <w:p>
+      <w:pPr>
+        <w:numPr>
+          <w:ilvl w:val="2"/>
+          <w:numId w:val="4"/>
+        </w:numPr>
+        <w:bidi/>
+        <w:spacing w:before="100" w:beforeAutospacing="1" w:after="100" w:afterAutospacing="1" w:line="240" w:lineRule="auto"/>
+        <w:rPr>
+          <w:rFonts w:ascii="Arial" w:hAnsi="Arial" w:cs="Arial"/>
+        </w:rPr>
+      </w:pPr>
+      <w:r>
+        <w:rPr>
+          <w:rFonts w:ascii="Arial" w:hAnsi="Arial" w:cs="Arial"/>
+          <w:rtl/>
+        </w:rPr>
+        <w:t>המערכת תבקש מכם להזין סדרה של פרטים על העובד החדש</w:t>
+      </w:r>
+      <w:r>
+        <w:rPr>
+          <w:rFonts w:ascii="Arial" w:hAnsi="Arial" w:cs="Arial"/>
+        </w:rPr>
+        <w:t xml:space="preserve">: </w:t>
+      </w:r>
+    </w:p>
+    <w:p>
+      <w:pPr>
+        <w:numPr>
+          <w:ilvl w:val="3"/>
+          <w:numId w:val="4"/>
+        </w:numPr>
+        <w:bidi/>
+        <w:spacing w:before="100" w:beforeAutospacing="1" w:after="100" w:afterAutospacing="1" w:line="240" w:lineRule="auto"/>
+        <w:rPr>
+          <w:rFonts w:ascii="Arial" w:hAnsi="Arial" w:cs="Arial"/>
+        </w:rPr>
+      </w:pPr>
+      <w:r>
+        <w:rPr>
+          <w:rStyle w:val="Strong"/>
+          <w:rFonts w:ascii="Arial" w:hAnsi="Arial" w:cs="Arial"/>
+          <w:rtl/>
+        </w:rPr>
+        <w:t>שם מלא</w:t>
+      </w:r>
+      <w:r>
+        <w:rPr>
+          <w:rStyle w:val="Strong"/>
+          <w:rFonts w:ascii="Arial" w:hAnsi="Arial" w:cs="Arial"/>
+        </w:rPr>
+        <w:t xml:space="preserve">: </w:t>
+      </w:r>
+      <w:r>
+        <w:rPr>
+          <w:rFonts w:ascii="Arial" w:hAnsi="Arial" w:cs="Arial"/>
+          <w:rtl/>
+        </w:rPr>
+        <w:t>השם המלא של העובד</w:t>
+      </w:r>
+      <w:r>
+        <w:rPr>
+          <w:rFonts w:ascii="Arial" w:hAnsi="Arial" w:cs="Arial"/>
+        </w:rPr>
+        <w:t>.</w:t>
+      </w:r>
+    </w:p>
+    <w:p>
+      <w:pPr>
+        <w:numPr>
+          <w:ilvl w:val="3"/>
+          <w:numId w:val="4"/>
+        </w:numPr>
+        <w:bidi/>
+        <w:spacing w:before="100" w:beforeAutospacing="1" w:after="100" w:afterAutospacing="1" w:line="240" w:lineRule="auto"/>
+        <w:rPr>
+          <w:rFonts w:ascii="Arial" w:hAnsi="Arial" w:cs="Arial"/>
+        </w:rPr>
+      </w:pPr>
+      <w:r>
+        <w:rPr>
+          <w:rStyle w:val="Strong"/>
+          <w:rFonts w:ascii="Arial" w:hAnsi="Arial" w:cs="Arial"/>
+          <w:rtl/>
+        </w:rPr>
+        <w:t>סיסמה</w:t>
+      </w:r>
+      <w:r>
+        <w:rPr>
+          <w:rStyle w:val="Strong"/>
+          <w:rFonts w:ascii="Arial" w:hAnsi="Arial" w:cs="Arial" w:hint="cs"/>
+          <w:rtl/>
+        </w:rPr>
+        <w:t xml:space="preserve">: </w:t>
+      </w:r>
+      <w:r>
+        <w:rPr>
+          <w:rFonts w:ascii="Arial" w:hAnsi="Arial" w:cs="Arial"/>
+          <w:rtl/>
+        </w:rPr>
+        <w:t>סיסמה ראשונית עבור העובד להתחברות למערכת</w:t>
+      </w:r>
+      <w:r>
+        <w:rPr>
+          <w:rFonts w:ascii="Arial" w:hAnsi="Arial" w:cs="Arial"/>
+        </w:rPr>
+        <w:t>.</w:t>
+      </w:r>
+    </w:p>
+    <w:p>
+      <w:pPr>
+        <w:numPr>
+          <w:ilvl w:val="3"/>
+          <w:numId w:val="4"/>
+        </w:numPr>
+        <w:bidi/>
+        <w:spacing w:before="100" w:beforeAutospacing="1" w:after="100" w:afterAutospacing="1" w:line="240" w:lineRule="auto"/>
+        <w:rPr>
+          <w:rFonts w:ascii="Arial" w:hAnsi="Arial" w:cs="Arial"/>
+        </w:rPr>
+      </w:pPr>
+      <w:r>
+        <w:rPr>
+          <w:rStyle w:val="Strong"/>
+          <w:rFonts w:ascii="Arial" w:hAnsi="Arial" w:cs="Arial"/>
+          <w:rtl/>
+        </w:rPr>
+        <w:t>תעודת זהות</w:t>
+      </w:r>
+      <w:r>
+        <w:rPr>
+          <w:rStyle w:val="Strong"/>
+          <w:rFonts w:ascii="Arial" w:hAnsi="Arial" w:cs="Arial" w:hint="cs"/>
+          <w:rtl/>
+        </w:rPr>
+        <w:t xml:space="preserve">: </w:t>
+      </w:r>
+      <w:r>
+        <w:rPr>
+          <w:rFonts w:ascii="Arial" w:hAnsi="Arial" w:cs="Arial"/>
+          <w:rtl/>
+        </w:rPr>
+        <w:t>מספר זיהוי ייחודי לעובד (לרוב תעודת זהות)</w:t>
+      </w:r>
+      <w:r>
+        <w:rPr>
+          <w:rFonts w:ascii="Arial" w:hAnsi="Arial" w:cs="Arial"/>
+        </w:rPr>
+        <w:t>.</w:t>
+      </w:r>
+    </w:p>
+    <w:p>
+      <w:pPr>
+        <w:numPr>
+          <w:ilvl w:val="3"/>
+          <w:numId w:val="4"/>
+        </w:numPr>
+        <w:bidi/>
+        <w:spacing w:before="100" w:beforeAutospacing="1" w:after="100" w:afterAutospacing="1" w:line="240" w:lineRule="auto"/>
+        <w:rPr>
+          <w:rFonts w:ascii="Arial" w:hAnsi="Arial" w:cs="Arial"/>
+        </w:rPr>
+      </w:pPr>
+      <w:r>
+        <w:rPr>
+          <w:rStyle w:val="Strong"/>
+          <w:rFonts w:ascii="Arial" w:hAnsi="Arial" w:cs="Arial"/>
+          <w:rtl/>
+        </w:rPr>
+        <w:t>שכר</w:t>
+      </w:r>
+      <w:r>
+        <w:rPr>
+          <w:rStyle w:val="Strong"/>
+          <w:rFonts w:ascii="Arial" w:hAnsi="Arial" w:cs="Arial" w:hint="cs"/>
+          <w:rtl/>
+        </w:rPr>
+        <w:t xml:space="preserve">: </w:t>
+      </w:r>
+      <w:r>
+        <w:rPr>
+          <w:rFonts w:ascii="Arial" w:hAnsi="Arial" w:cs="Arial"/>
+          <w:rtl/>
+        </w:rPr>
+        <w:t>גובה השכר של העובד (מספר שלם)</w:t>
+      </w:r>
+      <w:r>
+        <w:rPr>
+          <w:rFonts w:ascii="Arial" w:hAnsi="Arial" w:cs="Arial"/>
+        </w:rPr>
+        <w:t>.</w:t>
+      </w:r>
+    </w:p>
+    <w:p>
+      <w:pPr>
+        <w:numPr>
+          <w:ilvl w:val="3"/>
+          <w:numId w:val="4"/>
+        </w:numPr>
+        <w:bidi/>
+        <w:spacing w:before="100" w:beforeAutospacing="1" w:after="100" w:afterAutospacing="1" w:line="240" w:lineRule="auto"/>
+        <w:rPr>
+          <w:rFonts w:ascii="Arial" w:hAnsi="Arial" w:cs="Arial"/>
+        </w:rPr>
+      </w:pPr>
+      <w:r>
+        <w:rPr>
+          <w:rStyle w:val="Strong"/>
+          <w:rFonts w:ascii="Arial" w:hAnsi="Arial" w:cs="Arial"/>
+          <w:rtl/>
+        </w:rPr>
+        <w:t>סוג שכר</w:t>
+      </w:r>
+      <w:r>
+        <w:rPr>
+          <w:rStyle w:val="Strong"/>
+          <w:rFonts w:ascii="Arial" w:hAnsi="Arial" w:cs="Arial"/>
+        </w:rPr>
+        <w:t xml:space="preserve"> </w:t>
+      </w:r>
+      <w:r>
+        <w:rPr>
+          <w:rFonts w:ascii="Arial" w:hAnsi="Arial" w:cs="Arial"/>
+        </w:rPr>
+        <w:t>:</w:t>
+      </w:r>
+      <w:r>
+        <w:rPr>
+          <w:rFonts w:ascii="Arial" w:hAnsi="Arial" w:cs="Arial"/>
+          <w:rtl/>
+        </w:rPr>
+        <w:t>האם השכר הוא "שעתי" או "חודשי". יש לבחור 1 עבור שעתי</w:t>
+      </w:r>
+      <w:r>
+        <w:rPr>
+          <w:rFonts w:ascii="Arial" w:hAnsi="Arial" w:cs="Arial"/>
+        </w:rPr>
+        <w:t xml:space="preserve"> (Hourly) </w:t>
+      </w:r>
+      <w:r>
+        <w:rPr>
+          <w:rFonts w:ascii="Arial" w:hAnsi="Arial" w:cs="Arial"/>
+          <w:rtl/>
+        </w:rPr>
+        <w:t>או 2 עבור חודשי</w:t>
+      </w:r>
+      <w:r>
+        <w:rPr>
+          <w:rFonts w:ascii="Arial" w:hAnsi="Arial" w:cs="Arial"/>
+        </w:rPr>
+        <w:t xml:space="preserve"> (Monthly).</w:t>
+      </w:r>
+    </w:p>
+    <w:p>
+      <w:pPr>
+        <w:numPr>
+          <w:ilvl w:val="3"/>
+          <w:numId w:val="4"/>
+        </w:numPr>
+        <w:bidi/>
+        <w:spacing w:before="100" w:beforeAutospacing="1" w:after="100" w:afterAutospacing="1" w:line="240" w:lineRule="auto"/>
+        <w:rPr>
+          <w:rFonts w:ascii="Arial" w:hAnsi="Arial" w:cs="Arial"/>
+        </w:rPr>
+      </w:pPr>
+      <w:r>
+        <w:rPr>
+          <w:rStyle w:val="Strong"/>
+          <w:rFonts w:ascii="Arial" w:hAnsi="Arial" w:cs="Arial"/>
+          <w:rtl/>
+        </w:rPr>
+        <w:t>ימי מחלה שנתיים</w:t>
+      </w:r>
+      <w:r>
+        <w:rPr>
+          <w:rStyle w:val="Strong"/>
+          <w:rFonts w:ascii="Arial" w:hAnsi="Arial" w:cs="Arial" w:hint="cs"/>
+          <w:rtl/>
+        </w:rPr>
+        <w:t xml:space="preserve">: </w:t>
+      </w:r>
+      <w:r>
+        <w:rPr>
+          <w:rFonts w:ascii="Arial" w:hAnsi="Arial" w:cs="Arial"/>
+          <w:rtl/>
+        </w:rPr>
+        <w:t>מספר ימי המחלה השנתיים שהעובד זכאי להם (מספר שלם)</w:t>
+      </w:r>
+      <w:r>
+        <w:rPr>
+          <w:rFonts w:ascii="Arial" w:hAnsi="Arial" w:cs="Arial"/>
+        </w:rPr>
+        <w:t>.</w:t>
+      </w:r>
+    </w:p>
+    <w:p>
+      <w:pPr>
+        <w:numPr>
+          <w:ilvl w:val="3"/>
+          <w:numId w:val="4"/>
+        </w:numPr>
+        <w:bidi/>
+        <w:spacing w:before="100" w:beforeAutospacing="1" w:after="100" w:afterAutospacing="1" w:line="240" w:lineRule="auto"/>
+        <w:rPr>
+          <w:rFonts w:ascii="Arial" w:hAnsi="Arial" w:cs="Arial"/>
+        </w:rPr>
+      </w:pPr>
+      <w:r>
+        <w:rPr>
+          <w:rStyle w:val="Strong"/>
+          <w:rFonts w:ascii="Arial" w:hAnsi="Arial" w:cs="Arial"/>
+          <w:rtl/>
+        </w:rPr>
+        <w:t>ימי חופשה שנתיים</w:t>
+      </w:r>
+      <w:r>
+        <w:rPr>
+          <w:rStyle w:val="Strong"/>
+          <w:rFonts w:ascii="Arial" w:hAnsi="Arial" w:cs="Arial" w:hint="cs"/>
+          <w:rtl/>
+        </w:rPr>
+        <w:t xml:space="preserve">: </w:t>
+      </w:r>
+      <w:r>
+        <w:rPr>
+          <w:rFonts w:ascii="Arial" w:hAnsi="Arial" w:cs="Arial"/>
+          <w:rtl/>
+        </w:rPr>
+        <w:t>מספר ימי החופשה השנתיים שהעובד זכאי להם (מספר שלם)</w:t>
+      </w:r>
+      <w:r>
+        <w:rPr>
+          <w:rFonts w:ascii="Arial" w:hAnsi="Arial" w:cs="Arial"/>
+        </w:rPr>
+        <w:t>.</w:t>
+      </w:r>
+    </w:p>
+    <w:p>
+      <w:pPr>
+        <w:numPr>
+          <w:ilvl w:val="2"/>
+          <w:numId w:val="4"/>
+        </w:numPr>
+        <w:bidi/>
+        <w:spacing w:before="100" w:beforeAutospacing="1" w:after="100" w:afterAutospacing="1" w:line="240" w:lineRule="auto"/>
+        <w:rPr>
+          <w:rFonts w:ascii="Arial" w:hAnsi="Arial" w:cs="Arial"/>
+        </w:rPr>
+      </w:pPr>
+      <w:r>
+        <w:rPr>
+          <w:rStyle w:val="Strong"/>
+          <w:rFonts w:ascii="Arial" w:hAnsi="Arial" w:cs="Arial"/>
+          <w:rtl/>
+        </w:rPr>
+        <w:t>אישור</w:t>
+      </w:r>
+      <w:r>
+        <w:rPr>
+          <w:rFonts w:ascii="Arial" w:hAnsi="Arial" w:cs="Arial"/>
+        </w:rPr>
+        <w:t xml:space="preserve">: </w:t>
+      </w:r>
+      <w:r>
+        <w:rPr>
+          <w:rFonts w:ascii="Arial" w:hAnsi="Arial" w:cs="Arial"/>
+          <w:rtl/>
+        </w:rPr>
+        <w:t>לאחר הזנת כל הפרטים, המערכת תודיע</w:t>
+      </w:r>
+      <w:r>
+        <w:rPr>
+          <w:rFonts w:ascii="Arial" w:hAnsi="Arial" w:cs="Arial"/>
+        </w:rPr>
+        <w:t xml:space="preserve"> "Registration completed successfully!".</w:t>
+      </w:r>
+    </w:p>
+    <w:p>
+      <w:pPr>
+        <w:numPr>
+          <w:ilvl w:val="2"/>
+          <w:numId w:val="4"/>
+        </w:numPr>
+        <w:bidi/>
+        <w:spacing w:before="100" w:beforeAutospacing="1" w:after="100" w:afterAutospacing="1" w:line="240" w:lineRule="auto"/>
+        <w:rPr>
+          <w:rFonts w:ascii="Arial" w:hAnsi="Arial" w:cs="Arial"/>
+        </w:rPr>
+      </w:pPr>
+      <w:r>
+        <w:rPr>
+          <w:rStyle w:val="Strong"/>
+          <w:rFonts w:ascii="Arial" w:hAnsi="Arial" w:cs="Arial"/>
+          <w:rtl/>
+        </w:rPr>
+        <w:t>ביטול</w:t>
+      </w:r>
+      <w:r>
+        <w:rPr>
+          <w:rFonts w:ascii="Arial" w:hAnsi="Arial" w:cs="Arial"/>
+        </w:rPr>
+        <w:t xml:space="preserve">: </w:t>
+      </w:r>
+      <w:r>
+        <w:rPr>
+          <w:rFonts w:ascii="Arial" w:hAnsi="Arial" w:cs="Arial"/>
+          <w:rtl/>
+        </w:rPr>
+        <w:t>בכל שלב בתהליך הרישום, תוכלו להקליד</w:t>
+      </w:r>
+      <w:r>
+        <w:rPr>
+          <w:rFonts w:ascii="Arial" w:hAnsi="Arial" w:cs="Arial"/>
+        </w:rPr>
+        <w:t xml:space="preserve"> 'q' </w:t>
+      </w:r>
+      <w:r>
+        <w:rPr>
+          <w:rFonts w:ascii="Arial" w:hAnsi="Arial" w:cs="Arial"/>
+          <w:rtl/>
+        </w:rPr>
+        <w:t>כדי לבטל את הפעולה ולחזור לתפריט הראשי</w:t>
+      </w:r>
+      <w:r>
+        <w:rPr>
+          <w:rFonts w:ascii="Arial" w:hAnsi="Arial" w:cs="Arial"/>
+        </w:rPr>
+        <w:t>.</w:t>
+      </w:r>
+    </w:p>
+    <w:p>
+      <w:pPr>
+        <w:pStyle w:val="NormalWeb"/>
+        <w:numPr>
+          <w:ilvl w:val="0"/>
+          <w:numId w:val="4"/>
+        </w:numPr>
+        <w:bidi/>
+        <w:rPr>
+          <w:rFonts w:ascii="Arial" w:hAnsi="Arial" w:cs="Arial"/>
+        </w:rPr>
+      </w:pPr>
+      <w:r>
+        <w:rPr>
+          <w:rStyle w:val="Strong"/>
+          <w:rFonts w:ascii="Arial" w:hAnsi="Arial" w:cs="Arial"/>
+          <w:rtl/>
+        </w:rPr>
+        <w:t>הוספת זמינות למשמרות</w:t>
+      </w:r>
+      <w:r>
+        <w:rPr>
+          <w:rStyle w:val="Strong"/>
+          <w:rFonts w:ascii="Arial" w:hAnsi="Arial" w:cs="Arial"/>
+        </w:rPr>
+        <w:t xml:space="preserve"> (Enter availability)</w:t>
+      </w:r>
+      <w:r>
+        <w:rPr>
+          <w:rFonts w:ascii="Arial" w:hAnsi="Arial" w:cs="Arial"/>
+        </w:rPr>
+        <w:t>:</w:t>
+      </w:r>
+    </w:p>
+    <w:p>
+      <w:pPr>
+        <w:numPr>
+          <w:ilvl w:val="1"/>
+          <w:numId w:val="4"/>
+        </w:numPr>
+        <w:bidi/>
+        <w:spacing w:before="100" w:beforeAutospacing="1" w:after="100" w:afterAutospacing="1" w:line="240" w:lineRule="auto"/>
+        <w:rPr>
+          <w:rFonts w:ascii="Arial" w:hAnsi="Arial" w:cs="Arial"/>
+        </w:rPr>
+      </w:pPr>
+      <w:r>
+        <w:rPr>
+          <w:rStyle w:val="Strong"/>
+          <w:rFonts w:ascii="Arial" w:hAnsi="Arial" w:cs="Arial"/>
+          <w:rtl/>
+        </w:rPr>
+        <w:t>מטרה</w:t>
+      </w:r>
+      <w:r>
+        <w:rPr>
+          <w:rFonts w:ascii="Arial" w:hAnsi="Arial" w:cs="Arial"/>
+        </w:rPr>
+        <w:t xml:space="preserve">: </w:t>
+      </w:r>
+      <w:r>
+        <w:rPr>
+          <w:rFonts w:ascii="Arial" w:hAnsi="Arial" w:cs="Arial"/>
+          <w:rtl/>
+        </w:rPr>
+        <w:t>מאפשר לעובדים לציין מתי הם פנויים לעבוד במשמרות עתידיות. פונקציה זו קריטית לבניית לוח משמרות יעיל</w:t>
+      </w:r>
+      <w:r>
+        <w:rPr>
+          <w:rFonts w:ascii="Arial" w:hAnsi="Arial" w:cs="Arial"/>
+        </w:rPr>
+        <w:t>.</w:t>
+      </w:r>
+    </w:p>
+    <w:p>
+      <w:pPr>
+        <w:numPr>
+          <w:ilvl w:val="1"/>
+          <w:numId w:val="4"/>
+        </w:numPr>
+        <w:bidi/>
+        <w:spacing w:before="100" w:beforeAutospacing="1" w:after="100" w:afterAutospacing="1" w:line="240" w:lineRule="auto"/>
+        <w:rPr>
+          <w:rFonts w:ascii="Arial" w:hAnsi="Arial" w:cs="Arial"/>
+        </w:rPr>
+      </w:pPr>
+      <w:r>
+        <w:rPr>
+          <w:rStyle w:val="Strong"/>
+          <w:rFonts w:ascii="Arial" w:hAnsi="Arial" w:cs="Arial"/>
+          <w:rtl/>
+        </w:rPr>
+        <w:t>תהליך</w:t>
+      </w:r>
+      <w:r>
+        <w:rPr>
+          <w:rFonts w:ascii="Arial" w:hAnsi="Arial" w:cs="Arial"/>
+        </w:rPr>
+        <w:t xml:space="preserve">: </w:t>
+      </w:r>
+    </w:p>
+    <w:p>
+      <w:pPr>
+        <w:numPr>
+          <w:ilvl w:val="2"/>
+          <w:numId w:val="4"/>
+        </w:numPr>
+        <w:bidi/>
+        <w:spacing w:before="100" w:beforeAutospacing="1" w:after="100" w:afterAutospacing="1" w:line="240" w:lineRule="auto"/>
+        <w:rPr>
+          <w:rFonts w:ascii="Arial" w:hAnsi="Arial" w:cs="Arial"/>
+        </w:rPr>
+      </w:pPr>
+      <w:r>
+        <w:rPr>
+          <w:rFonts w:ascii="Arial" w:hAnsi="Arial" w:cs="Arial"/>
+          <w:rtl/>
+        </w:rPr>
+        <w:t xml:space="preserve">המערכת תציג רשימה ממוספרת של </w:t>
+      </w:r>
+      <w:r>
+        <w:rPr>
+          <w:rStyle w:val="Strong"/>
+          <w:rFonts w:ascii="Arial" w:hAnsi="Arial" w:cs="Arial"/>
+          <w:rtl/>
+        </w:rPr>
+        <w:t>משמרות שבועיות זמינות</w:t>
+      </w:r>
+      <w:r>
+        <w:rPr>
+          <w:rFonts w:ascii="Arial" w:hAnsi="Arial" w:cs="Arial"/>
+        </w:rPr>
+        <w:t xml:space="preserve">, </w:t>
+      </w:r>
+      <w:r>
+        <w:rPr>
+          <w:rFonts w:ascii="Arial" w:hAnsi="Arial" w:cs="Arial"/>
+          <w:rtl/>
+        </w:rPr>
+        <w:t>כולל תאריך, שעת התחלה וסיום וסוג המשמרת. לדוגמה: "1. 2025-06-08 08:00 - 16:00</w:t>
+      </w:r>
+      <w:r>
+        <w:rPr>
+          <w:rFonts w:ascii="Arial" w:hAnsi="Arial" w:cs="Arial"/>
+        </w:rPr>
+        <w:t xml:space="preserve"> (Morning)".</w:t>
+      </w:r>
+    </w:p>
+    <w:p>
+      <w:pPr>
+        <w:numPr>
+          <w:ilvl w:val="2"/>
+          <w:numId w:val="4"/>
+        </w:numPr>
+        <w:bidi/>
+        <w:spacing w:before="100" w:beforeAutospacing="1" w:after="100" w:afterAutospacing="1" w:line="240" w:lineRule="auto"/>
+        <w:rPr>
+          <w:rFonts w:ascii="Arial" w:hAnsi="Arial" w:cs="Arial"/>
+        </w:rPr>
+      </w:pPr>
+      <w:r>
+        <w:rPr>
+          <w:rStyle w:val="Strong"/>
+          <w:rFonts w:ascii="Arial" w:hAnsi="Arial" w:cs="Arial"/>
+          <w:rtl/>
+        </w:rPr>
+        <w:t>בחירת משמרות</w:t>
+      </w:r>
+      <w:r>
+        <w:rPr>
+          <w:rFonts w:ascii="Arial" w:hAnsi="Arial" w:cs="Arial"/>
+        </w:rPr>
+        <w:t xml:space="preserve">: </w:t>
+      </w:r>
+      <w:r>
+        <w:rPr>
+          <w:rFonts w:ascii="Arial" w:hAnsi="Arial" w:cs="Arial"/>
+          <w:rtl/>
+        </w:rPr>
+        <w:t>תתבקשו לבחור את מספרי המשמרות שבהן העובד זמין. ניתן להזין מספרים מרובים מופרדים ברווח. לדוגמה</w:t>
+      </w:r>
+      <w:r>
+        <w:rPr>
+          <w:rFonts w:ascii="Arial" w:hAnsi="Arial" w:cs="Arial"/>
+        </w:rPr>
+        <w:t xml:space="preserve">: </w:t>
+      </w:r>
+      <w:r>
+        <w:rPr>
+          <w:rStyle w:val="HTMLCode"/>
+          <w:rFonts w:ascii="Arial" w:eastAsia="Cambria" w:hAnsi="Arial" w:cs="Arial"/>
+        </w:rPr>
+        <w:t>1 3 5</w:t>
+      </w:r>
+      <w:r>
+        <w:rPr>
+          <w:rFonts w:ascii="Arial" w:hAnsi="Arial" w:cs="Arial"/>
+        </w:rPr>
+        <w:t xml:space="preserve"> (</w:t>
+      </w:r>
+      <w:r>
+        <w:rPr>
+          <w:rFonts w:ascii="Arial" w:hAnsi="Arial" w:cs="Arial"/>
+          <w:rtl/>
+        </w:rPr>
+        <w:t>עבור משמרת 1, 3 ו-5</w:t>
+      </w:r>
+      <w:r>
+        <w:rPr>
+          <w:rFonts w:ascii="Arial" w:hAnsi="Arial" w:cs="Arial"/>
+        </w:rPr>
+        <w:t>).</w:t>
+      </w:r>
+    </w:p>
+    <w:p>
+      <w:pPr>
+        <w:numPr>
+          <w:ilvl w:val="2"/>
+          <w:numId w:val="4"/>
+        </w:numPr>
+        <w:bidi/>
+        <w:spacing w:before="100" w:beforeAutospacing="1" w:after="100" w:afterAutospacing="1" w:line="240" w:lineRule="auto"/>
+        <w:rPr>
+          <w:rFonts w:ascii="Arial" w:hAnsi="Arial" w:cs="Arial"/>
+        </w:rPr>
+      </w:pPr>
+      <w:r>
+        <w:rPr>
+          <w:rStyle w:val="Strong"/>
+          <w:rFonts w:ascii="Arial" w:hAnsi="Arial" w:cs="Arial"/>
+          <w:rtl/>
+        </w:rPr>
+        <w:t>אישור</w:t>
+      </w:r>
+      <w:r>
+        <w:rPr>
+          <w:rFonts w:ascii="Arial" w:hAnsi="Arial" w:cs="Arial"/>
+        </w:rPr>
+        <w:t xml:space="preserve">: </w:t>
+      </w:r>
+      <w:r>
+        <w:rPr>
+          <w:rFonts w:ascii="Arial" w:hAnsi="Arial" w:cs="Arial"/>
+          <w:rtl/>
+        </w:rPr>
+        <w:t>לאחר ההזנה, המערכת תגדיר את הזמינות ותודיע</w:t>
+      </w:r>
+      <w:r>
+        <w:rPr>
+          <w:rFonts w:ascii="Arial" w:hAnsi="Arial" w:cs="Arial"/>
+        </w:rPr>
+        <w:t xml:space="preserve"> "Availability has been set successfully!".</w:t>
+      </w:r>
+    </w:p>
+    <w:p>
+      <w:pPr>
+        <w:numPr>
+          <w:ilvl w:val="2"/>
+          <w:numId w:val="4"/>
+        </w:numPr>
+        <w:bidi/>
+        <w:spacing w:before="100" w:beforeAutospacing="1" w:after="100" w:afterAutospacing="1" w:line="240" w:lineRule="auto"/>
+        <w:rPr>
+          <w:rFonts w:ascii="Arial" w:hAnsi="Arial" w:cs="Arial"/>
+        </w:rPr>
+      </w:pPr>
+      <w:r>
+        <w:rPr>
+          <w:rStyle w:val="Strong"/>
+          <w:rFonts w:ascii="Arial" w:hAnsi="Arial" w:cs="Arial"/>
+          <w:rtl/>
+        </w:rPr>
+        <w:t>ביטול</w:t>
+      </w:r>
+      <w:r>
+        <w:rPr>
+          <w:rFonts w:ascii="Arial" w:hAnsi="Arial" w:cs="Arial"/>
+        </w:rPr>
+        <w:t xml:space="preserve">: </w:t>
+      </w:r>
+      <w:r>
+        <w:rPr>
+          <w:rFonts w:ascii="Arial" w:hAnsi="Arial" w:cs="Arial"/>
+          <w:rtl/>
+        </w:rPr>
+        <w:t>אם ברצונכם לבטל את הפעולה, הקלידו</w:t>
+      </w:r>
+      <w:r>
+        <w:rPr>
+          <w:rFonts w:ascii="Arial" w:hAnsi="Arial" w:cs="Arial"/>
+        </w:rPr>
+        <w:t xml:space="preserve"> 'q' </w:t>
+      </w:r>
+      <w:r>
+        <w:rPr>
+          <w:rFonts w:ascii="Arial" w:hAnsi="Arial" w:cs="Arial"/>
+          <w:rtl/>
+        </w:rPr>
+        <w:t>ולחצו אנטר</w:t>
+      </w:r>
+      <w:r>
+        <w:rPr>
+          <w:rFonts w:ascii="Arial" w:hAnsi="Arial" w:cs="Arial"/>
+        </w:rPr>
+        <w:t>.</w:t>
+      </w:r>
+    </w:p>
+    <w:p>
+      <w:pPr>
+        <w:pStyle w:val="NormalWeb"/>
+        <w:numPr>
+          <w:ilvl w:val="0"/>
+          <w:numId w:val="4"/>
+        </w:numPr>
+        <w:bidi/>
+        <w:rPr>
+          <w:rFonts w:ascii="Arial" w:hAnsi="Arial" w:cs="Arial"/>
+        </w:rPr>
+      </w:pPr>
+      <w:r>
+        <w:rPr>
+          <w:rStyle w:val="Strong"/>
+          <w:rFonts w:ascii="Arial" w:hAnsi="Arial" w:cs="Arial"/>
+          <w:rtl/>
+        </w:rPr>
+        <w:t>שיוך תפקיד לעובד</w:t>
+      </w:r>
+      <w:r>
+        <w:rPr>
+          <w:rStyle w:val="Strong"/>
+          <w:rFonts w:ascii="Arial" w:hAnsi="Arial" w:cs="Arial"/>
+        </w:rPr>
+        <w:t xml:space="preserve"> (Assign roles to employee)</w:t>
+      </w:r>
+      <w:r>
+        <w:rPr>
+          <w:rFonts w:ascii="Arial" w:hAnsi="Arial" w:cs="Arial"/>
+        </w:rPr>
+        <w:t>:</w:t>
+      </w:r>
+    </w:p>
+    <w:p>
+      <w:pPr>
+        <w:numPr>
+          <w:ilvl w:val="1"/>
+          <w:numId w:val="4"/>
+        </w:numPr>
+        <w:bidi/>
+        <w:spacing w:before="100" w:beforeAutospacing="1" w:after="100" w:afterAutospacing="1" w:line="240" w:lineRule="auto"/>
+        <w:rPr>
+          <w:rFonts w:ascii="Arial" w:hAnsi="Arial" w:cs="Arial"/>
+        </w:rPr>
+      </w:pPr>
+      <w:r>
+        <w:rPr>
+          <w:rStyle w:val="Strong"/>
+          <w:rFonts w:ascii="Arial" w:hAnsi="Arial" w:cs="Arial"/>
+          <w:rtl/>
+        </w:rPr>
+        <w:t>מטרה</w:t>
+      </w:r>
+      <w:r>
+        <w:rPr>
+          <w:rFonts w:ascii="Arial" w:hAnsi="Arial" w:cs="Arial"/>
+        </w:rPr>
+        <w:t xml:space="preserve">: </w:t>
+      </w:r>
+      <w:r>
+        <w:rPr>
+          <w:rFonts w:ascii="Arial" w:hAnsi="Arial" w:cs="Arial"/>
+          <w:rtl/>
+        </w:rPr>
+        <w:t>הקצאת תפקידים נוספים לעובד קיים. עובד יכול להחזיק במספר תפקידים (לדוגמה: "ברמן" וגם "מנהל משמרת")</w:t>
+      </w:r>
+      <w:r>
+        <w:rPr>
+          <w:rFonts w:ascii="Arial" w:hAnsi="Arial" w:cs="Arial"/>
+        </w:rPr>
+        <w:t>.</w:t>
+      </w:r>
+    </w:p>
+    <w:p>
+      <w:pPr>
+        <w:numPr>
+          <w:ilvl w:val="1"/>
+          <w:numId w:val="4"/>
+        </w:numPr>
+        <w:bidi/>
+        <w:spacing w:before="100" w:beforeAutospacing="1" w:after="100" w:afterAutospacing="1" w:line="240" w:lineRule="auto"/>
+        <w:rPr>
+          <w:rFonts w:ascii="Arial" w:hAnsi="Arial" w:cs="Arial"/>
+        </w:rPr>
+      </w:pPr>
+      <w:r>
+        <w:rPr>
+          <w:rStyle w:val="Strong"/>
+          <w:rFonts w:ascii="Arial" w:hAnsi="Arial" w:cs="Arial"/>
+          <w:rtl/>
+        </w:rPr>
+        <w:lastRenderedPageBreak/>
+        <w:t>תהליך</w:t>
+      </w:r>
+      <w:r>
+        <w:rPr>
+          <w:rFonts w:ascii="Arial" w:hAnsi="Arial" w:cs="Arial"/>
+        </w:rPr>
+        <w:t xml:space="preserve">: </w:t>
+      </w:r>
+    </w:p>
+    <w:p>
+      <w:pPr>
+        <w:numPr>
+          <w:ilvl w:val="2"/>
+          <w:numId w:val="4"/>
+        </w:numPr>
+        <w:bidi/>
+        <w:spacing w:before="100" w:beforeAutospacing="1" w:after="100" w:afterAutospacing="1" w:line="240" w:lineRule="auto"/>
+        <w:rPr>
+          <w:rFonts w:ascii="Arial" w:hAnsi="Arial" w:cs="Arial"/>
+        </w:rPr>
+      </w:pPr>
+      <w:r>
+        <w:rPr>
+          <w:rStyle w:val="Strong"/>
+          <w:rFonts w:ascii="Arial" w:hAnsi="Arial" w:cs="Arial"/>
+          <w:rtl/>
+        </w:rPr>
+        <w:t>זיהוי עובד</w:t>
+      </w:r>
+      <w:r>
+        <w:rPr>
+          <w:rFonts w:ascii="Arial" w:hAnsi="Arial" w:cs="Arial"/>
+        </w:rPr>
+        <w:t xml:space="preserve">: </w:t>
+      </w:r>
+      <w:r>
+        <w:rPr>
+          <w:rFonts w:ascii="Arial" w:hAnsi="Arial" w:cs="Arial"/>
+          <w:rtl/>
+        </w:rPr>
+        <w:t xml:space="preserve">תתבקשו להזין את </w:t>
+      </w:r>
+      <w:r>
+        <w:rPr>
+          <w:rStyle w:val="Strong"/>
+          <w:rFonts w:ascii="Arial" w:hAnsi="Arial" w:cs="Arial"/>
+          <w:rtl/>
+        </w:rPr>
+        <w:t>מזהה העובד</w:t>
+      </w:r>
+      <w:r>
+        <w:rPr>
+          <w:rFonts w:ascii="Arial" w:hAnsi="Arial" w:cs="Arial"/>
+          <w:rtl/>
+        </w:rPr>
+        <w:t xml:space="preserve"> שאליו תרצו לשייך תפקיד</w:t>
+      </w:r>
+      <w:r>
+        <w:rPr>
+          <w:rFonts w:ascii="Arial" w:hAnsi="Arial" w:cs="Arial"/>
+        </w:rPr>
+        <w:t>.</w:t>
+      </w:r>
+    </w:p>
+    <w:p>
+      <w:pPr>
+        <w:numPr>
+          <w:ilvl w:val="2"/>
+          <w:numId w:val="4"/>
+        </w:numPr>
+        <w:bidi/>
+        <w:spacing w:before="100" w:beforeAutospacing="1" w:after="100" w:afterAutospacing="1" w:line="240" w:lineRule="auto"/>
+        <w:rPr>
+          <w:rFonts w:ascii="Arial" w:hAnsi="Arial" w:cs="Arial"/>
+        </w:rPr>
+      </w:pPr>
+      <w:r>
+        <w:rPr>
+          <w:rStyle w:val="Strong"/>
+          <w:rFonts w:ascii="Arial" w:hAnsi="Arial" w:cs="Arial"/>
+          <w:rtl/>
+        </w:rPr>
+        <w:t>הצגת תפקידים</w:t>
+      </w:r>
+      <w:r>
+        <w:rPr>
+          <w:rFonts w:ascii="Arial" w:hAnsi="Arial" w:cs="Arial"/>
+        </w:rPr>
+        <w:t xml:space="preserve">: </w:t>
+      </w:r>
+      <w:r>
+        <w:rPr>
+          <w:rFonts w:ascii="Arial" w:hAnsi="Arial" w:cs="Arial"/>
+          <w:rtl/>
+        </w:rPr>
+        <w:t xml:space="preserve">המערכת תציג רשימה ממוספרת של </w:t>
+      </w:r>
+      <w:r>
+        <w:rPr>
+          <w:rStyle w:val="Strong"/>
+          <w:rFonts w:ascii="Arial" w:hAnsi="Arial" w:cs="Arial"/>
+          <w:rtl/>
+        </w:rPr>
+        <w:t>כל התפקידים הזמינים</w:t>
+      </w:r>
+      <w:r>
+        <w:rPr>
+          <w:rFonts w:ascii="Arial" w:hAnsi="Arial" w:cs="Arial"/>
+          <w:rtl/>
+        </w:rPr>
+        <w:t xml:space="preserve"> במערכת</w:t>
+      </w:r>
+      <w:r>
+        <w:rPr>
+          <w:rFonts w:ascii="Arial" w:hAnsi="Arial" w:cs="Arial"/>
+        </w:rPr>
+        <w:t xml:space="preserve"> (</w:t>
+      </w:r>
+      <w:r>
+        <w:rPr>
+          <w:rFonts w:ascii="Arial" w:hAnsi="Arial" w:cs="Arial"/>
+          <w:rtl/>
+        </w:rPr>
+        <w:t>לדוגמה: "1</w:t>
+      </w:r>
+      <w:r>
+        <w:rPr>
+          <w:rFonts w:ascii="Arial" w:hAnsi="Arial" w:cs="Arial"/>
+        </w:rPr>
+        <w:t>. Shift Manager", "2. Waiter").</w:t>
+      </w:r>
+    </w:p>
+    <w:p>
+      <w:pPr>
+        <w:numPr>
+          <w:ilvl w:val="2"/>
+          <w:numId w:val="4"/>
+        </w:numPr>
+        <w:bidi/>
+        <w:spacing w:before="100" w:beforeAutospacing="1" w:after="100" w:afterAutospacing="1" w:line="240" w:lineRule="auto"/>
+        <w:rPr>
+          <w:rFonts w:ascii="Arial" w:hAnsi="Arial" w:cs="Arial"/>
+        </w:rPr>
+      </w:pPr>
+      <w:r>
+        <w:rPr>
+          <w:rStyle w:val="Strong"/>
+          <w:rFonts w:ascii="Arial" w:hAnsi="Arial" w:cs="Arial"/>
+          <w:rtl/>
+        </w:rPr>
+        <w:t>בחירת תפקיד</w:t>
+      </w:r>
+      <w:r>
+        <w:rPr>
+          <w:rFonts w:ascii="Arial" w:hAnsi="Arial" w:cs="Arial"/>
+        </w:rPr>
+        <w:t xml:space="preserve">: </w:t>
+      </w:r>
+      <w:r>
+        <w:rPr>
+          <w:rFonts w:ascii="Arial" w:hAnsi="Arial" w:cs="Arial"/>
+          <w:rtl/>
+        </w:rPr>
+        <w:t xml:space="preserve">עליכם לבחור את </w:t>
+      </w:r>
+      <w:r>
+        <w:rPr>
+          <w:rStyle w:val="Strong"/>
+          <w:rFonts w:ascii="Arial" w:hAnsi="Arial" w:cs="Arial"/>
+          <w:rtl/>
+        </w:rPr>
+        <w:t>מספר התפקיד</w:t>
+      </w:r>
+      <w:r>
+        <w:rPr>
+          <w:rFonts w:ascii="Arial" w:hAnsi="Arial" w:cs="Arial"/>
+          <w:rtl/>
+        </w:rPr>
+        <w:t xml:space="preserve"> שברצונכם לשייך לעובד</w:t>
+      </w:r>
+      <w:r>
+        <w:rPr>
+          <w:rFonts w:ascii="Arial" w:hAnsi="Arial" w:cs="Arial"/>
+        </w:rPr>
+        <w:t>.</w:t>
+      </w:r>
+    </w:p>
+    <w:p>
+      <w:pPr>
+        <w:numPr>
+          <w:ilvl w:val="2"/>
+          <w:numId w:val="4"/>
+        </w:numPr>
+        <w:bidi/>
+        <w:spacing w:before="100" w:beforeAutospacing="1" w:after="100" w:afterAutospacing="1" w:line="240" w:lineRule="auto"/>
+        <w:rPr>
+          <w:rFonts w:ascii="Arial" w:hAnsi="Arial" w:cs="Arial"/>
+        </w:rPr>
+      </w:pPr>
+      <w:r>
+        <w:rPr>
+          <w:rStyle w:val="Strong"/>
+          <w:rFonts w:ascii="Arial" w:hAnsi="Arial" w:cs="Arial"/>
+          <w:rtl/>
+        </w:rPr>
+        <w:t>אישור</w:t>
+      </w:r>
+      <w:r>
+        <w:rPr>
+          <w:rFonts w:ascii="Arial" w:hAnsi="Arial" w:cs="Arial"/>
+        </w:rPr>
+        <w:t xml:space="preserve">: </w:t>
+      </w:r>
+      <w:r>
+        <w:rPr>
+          <w:rFonts w:ascii="Arial" w:hAnsi="Arial" w:cs="Arial"/>
+          <w:rtl/>
+        </w:rPr>
+        <w:t>המערכת תודיע</w:t>
+      </w:r>
+      <w:r>
+        <w:rPr>
+          <w:rFonts w:ascii="Arial" w:hAnsi="Arial" w:cs="Arial"/>
+        </w:rPr>
+        <w:t xml:space="preserve"> "The role has been assigned to the employee." </w:t>
+      </w:r>
+      <w:r>
+        <w:rPr>
+          <w:rFonts w:ascii="Arial" w:hAnsi="Arial" w:cs="Arial"/>
+          <w:rtl/>
+        </w:rPr>
+        <w:t>אם השיוך בוצע בהצלחה</w:t>
+      </w:r>
+      <w:r>
+        <w:rPr>
+          <w:rFonts w:ascii="Arial" w:hAnsi="Arial" w:cs="Arial"/>
+        </w:rPr>
+        <w:t>.</w:t>
+      </w:r>
+    </w:p>
+    <w:p>
+      <w:pPr>
+        <w:numPr>
+          <w:ilvl w:val="2"/>
+          <w:numId w:val="4"/>
+        </w:numPr>
+        <w:bidi/>
+        <w:spacing w:before="100" w:beforeAutospacing="1" w:after="100" w:afterAutospacing="1" w:line="240" w:lineRule="auto"/>
+        <w:rPr>
+          <w:rFonts w:ascii="Arial" w:hAnsi="Arial" w:cs="Arial"/>
+        </w:rPr>
+      </w:pPr>
+      <w:r>
+        <w:rPr>
+          <w:rStyle w:val="Strong"/>
+          <w:rFonts w:ascii="Arial" w:hAnsi="Arial" w:cs="Arial"/>
+          <w:rtl/>
+        </w:rPr>
+        <w:t>ביטול</w:t>
+      </w:r>
+      <w:r>
+        <w:rPr>
+          <w:rFonts w:ascii="Arial" w:hAnsi="Arial" w:cs="Arial"/>
+        </w:rPr>
+        <w:t xml:space="preserve">: </w:t>
+      </w:r>
+      <w:r>
+        <w:rPr>
+          <w:rFonts w:ascii="Arial" w:hAnsi="Arial" w:cs="Arial"/>
+          <w:rtl/>
+        </w:rPr>
+        <w:t>הקלידו</w:t>
+      </w:r>
+      <w:r>
+        <w:rPr>
+          <w:rFonts w:ascii="Arial" w:hAnsi="Arial" w:cs="Arial"/>
+        </w:rPr>
+        <w:t xml:space="preserve"> 'q' </w:t>
+      </w:r>
+      <w:r>
+        <w:rPr>
+          <w:rFonts w:ascii="Arial" w:hAnsi="Arial" w:cs="Arial"/>
+          <w:rtl/>
+        </w:rPr>
+        <w:t>בכל שלב כדי לבטל את תהליך השיוך</w:t>
+      </w:r>
+      <w:r>
+        <w:rPr>
+          <w:rFonts w:ascii="Arial" w:hAnsi="Arial" w:cs="Arial"/>
+        </w:rPr>
+        <w:t>.</w:t>
+      </w:r>
+    </w:p>
+    <w:p>
+      <w:pPr>
+        <w:pStyle w:val="NormalWeb"/>
+        <w:numPr>
+          <w:ilvl w:val="0"/>
+          <w:numId w:val="4"/>
+        </w:numPr>
+        <w:bidi/>
+        <w:rPr>
+          <w:rFonts w:ascii="Arial" w:hAnsi="Arial" w:cs="Arial"/>
+        </w:rPr>
+      </w:pPr>
+      <w:r>
+        <w:rPr>
+          <w:rStyle w:val="Strong"/>
+          <w:rFonts w:ascii="Arial" w:hAnsi="Arial" w:cs="Arial"/>
+          <w:rtl/>
+        </w:rPr>
+        <w:t>יצירת תפקיד חדש</w:t>
+      </w:r>
+      <w:r>
+        <w:rPr>
+          <w:rStyle w:val="Strong"/>
+          <w:rFonts w:ascii="Arial" w:hAnsi="Arial" w:cs="Arial"/>
+        </w:rPr>
+        <w:t xml:space="preserve"> (Create new role)</w:t>
+      </w:r>
+      <w:r>
+        <w:rPr>
+          <w:rFonts w:ascii="Arial" w:hAnsi="Arial" w:cs="Arial"/>
+        </w:rPr>
+        <w:t>:</w:t>
+      </w:r>
+    </w:p>
+    <w:p>
+      <w:pPr>
+        <w:numPr>
+          <w:ilvl w:val="1"/>
+          <w:numId w:val="4"/>
+        </w:numPr>
+        <w:bidi/>
+        <w:spacing w:before="100" w:beforeAutospacing="1" w:after="100" w:afterAutospacing="1" w:line="240" w:lineRule="auto"/>
+        <w:rPr>
+          <w:rFonts w:ascii="Arial" w:hAnsi="Arial" w:cs="Arial"/>
+        </w:rPr>
+      </w:pPr>
+      <w:r>
+        <w:rPr>
+          <w:rStyle w:val="Strong"/>
+          <w:rFonts w:ascii="Arial" w:hAnsi="Arial" w:cs="Arial"/>
+          <w:rtl/>
+        </w:rPr>
+        <w:t>מטרה</w:t>
+      </w:r>
+      <w:r>
+        <w:rPr>
+          <w:rFonts w:ascii="Arial" w:hAnsi="Arial" w:cs="Arial"/>
+        </w:rPr>
+        <w:t xml:space="preserve">: </w:t>
+      </w:r>
+      <w:r>
+        <w:rPr>
+          <w:rFonts w:ascii="Arial" w:hAnsi="Arial" w:cs="Arial"/>
+          <w:rtl/>
+        </w:rPr>
+        <w:t>הוספת תפקיד חדש לרשימת התפקידים הזמינים במערכת</w:t>
+      </w:r>
+      <w:r>
+        <w:rPr>
+          <w:rFonts w:ascii="Arial" w:hAnsi="Arial" w:cs="Arial"/>
+        </w:rPr>
+        <w:t>.</w:t>
+      </w:r>
+    </w:p>
+    <w:p>
+      <w:pPr>
+        <w:numPr>
+          <w:ilvl w:val="1"/>
+          <w:numId w:val="4"/>
+        </w:numPr>
+        <w:bidi/>
+        <w:spacing w:before="100" w:beforeAutospacing="1" w:after="100" w:afterAutospacing="1" w:line="240" w:lineRule="auto"/>
+        <w:rPr>
+          <w:rFonts w:ascii="Arial" w:hAnsi="Arial" w:cs="Arial"/>
+        </w:rPr>
+      </w:pPr>
+      <w:r>
+        <w:rPr>
+          <w:rStyle w:val="Strong"/>
+          <w:rFonts w:ascii="Arial" w:hAnsi="Arial" w:cs="Arial"/>
+          <w:rtl/>
+        </w:rPr>
+        <w:t>תהליך</w:t>
+      </w:r>
+      <w:r>
+        <w:rPr>
+          <w:rFonts w:ascii="Arial" w:hAnsi="Arial" w:cs="Arial"/>
+        </w:rPr>
+        <w:t xml:space="preserve">: </w:t>
+      </w:r>
+    </w:p>
+    <w:p>
+      <w:pPr>
+        <w:numPr>
+          <w:ilvl w:val="2"/>
+          <w:numId w:val="4"/>
+        </w:numPr>
+        <w:bidi/>
+        <w:spacing w:before="100" w:beforeAutospacing="1" w:after="100" w:afterAutospacing="1" w:line="240" w:lineRule="auto"/>
+        <w:rPr>
+          <w:rFonts w:ascii="Arial" w:hAnsi="Arial" w:cs="Arial"/>
+        </w:rPr>
+      </w:pPr>
+      <w:r>
+        <w:rPr>
+          <w:rStyle w:val="Strong"/>
+          <w:rFonts w:ascii="Arial" w:hAnsi="Arial" w:cs="Arial"/>
+          <w:rtl/>
+        </w:rPr>
+        <w:t>הזנת שם</w:t>
+      </w:r>
+      <w:r>
+        <w:rPr>
+          <w:rFonts w:ascii="Arial" w:hAnsi="Arial" w:cs="Arial"/>
+        </w:rPr>
+        <w:t xml:space="preserve">: </w:t>
+      </w:r>
+      <w:r>
+        <w:rPr>
+          <w:rFonts w:ascii="Arial" w:hAnsi="Arial" w:cs="Arial"/>
+          <w:rtl/>
+        </w:rPr>
+        <w:t xml:space="preserve">תתבקשו להקליד את </w:t>
+      </w:r>
+      <w:r>
+        <w:rPr>
+          <w:rStyle w:val="Strong"/>
+          <w:rFonts w:ascii="Arial" w:hAnsi="Arial" w:cs="Arial"/>
+          <w:rtl/>
+        </w:rPr>
+        <w:t>שם התפקיד החדש</w:t>
+      </w:r>
+      <w:r>
+        <w:rPr>
+          <w:rFonts w:ascii="Arial" w:hAnsi="Arial" w:cs="Arial"/>
+          <w:rtl/>
+        </w:rPr>
+        <w:t xml:space="preserve"> שברצונכם ליצור</w:t>
+      </w:r>
+      <w:r>
+        <w:rPr>
+          <w:rFonts w:ascii="Arial" w:hAnsi="Arial" w:cs="Arial"/>
+        </w:rPr>
+        <w:t>.</w:t>
+      </w:r>
+    </w:p>
+    <w:p>
+      <w:pPr>
+        <w:numPr>
+          <w:ilvl w:val="2"/>
+          <w:numId w:val="4"/>
+        </w:numPr>
+        <w:bidi/>
+        <w:spacing w:before="100" w:beforeAutospacing="1" w:after="100" w:afterAutospacing="1" w:line="240" w:lineRule="auto"/>
+        <w:rPr>
+          <w:rFonts w:ascii="Arial" w:hAnsi="Arial" w:cs="Arial"/>
+        </w:rPr>
+      </w:pPr>
+      <w:r>
+        <w:rPr>
+          <w:rStyle w:val="Strong"/>
+          <w:rFonts w:ascii="Arial" w:hAnsi="Arial" w:cs="Arial"/>
+          <w:rtl/>
+        </w:rPr>
+        <w:t>אישור</w:t>
+      </w:r>
+      <w:r>
+        <w:rPr>
+          <w:rFonts w:ascii="Arial" w:hAnsi="Arial" w:cs="Arial"/>
+        </w:rPr>
+        <w:t xml:space="preserve">: </w:t>
+      </w:r>
+    </w:p>
+    <w:p>
+      <w:pPr>
+        <w:numPr>
+          <w:ilvl w:val="3"/>
+          <w:numId w:val="4"/>
+        </w:numPr>
+        <w:bidi/>
+        <w:spacing w:before="100" w:beforeAutospacing="1" w:after="100" w:afterAutospacing="1" w:line="240" w:lineRule="auto"/>
+        <w:rPr>
+          <w:rFonts w:ascii="Arial" w:hAnsi="Arial" w:cs="Arial"/>
+        </w:rPr>
+      </w:pPr>
+      <w:r>
+        <w:rPr>
+          <w:rFonts w:ascii="Arial" w:hAnsi="Arial" w:cs="Arial"/>
+          <w:rtl/>
+        </w:rPr>
+        <w:t>אם התפקיד נוצר בהצלחה, תופיע ההודעה</w:t>
+      </w:r>
+      <w:r>
+        <w:rPr>
+          <w:rFonts w:ascii="Arial" w:hAnsi="Arial" w:cs="Arial"/>
+        </w:rPr>
+        <w:t xml:space="preserve"> "The role has been successfully added.".</w:t>
+      </w:r>
+    </w:p>
+    <w:p>
+      <w:pPr>
+        <w:numPr>
+          <w:ilvl w:val="3"/>
+          <w:numId w:val="4"/>
+        </w:numPr>
+        <w:bidi/>
+        <w:spacing w:before="100" w:beforeAutospacing="1" w:after="100" w:afterAutospacing="1" w:line="240" w:lineRule="auto"/>
+        <w:rPr>
+          <w:rFonts w:ascii="Arial" w:hAnsi="Arial" w:cs="Arial"/>
+        </w:rPr>
+      </w:pPr>
+      <w:r>
+        <w:rPr>
+          <w:rFonts w:ascii="Arial" w:hAnsi="Arial" w:cs="Arial"/>
+          <w:rtl/>
+        </w:rPr>
+        <w:t>אם התפקיד כבר קיים במערכת, תופיע הודעה</w:t>
+      </w:r>
+      <w:r>
+        <w:rPr>
+          <w:rFonts w:ascii="Arial" w:hAnsi="Arial" w:cs="Arial"/>
+        </w:rPr>
+        <w:t xml:space="preserve"> "Failed to add the role. It might already exist.".</w:t>
+      </w:r>
+    </w:p>
+    <w:p>
+      <w:pPr>
+        <w:numPr>
+          <w:ilvl w:val="2"/>
+          <w:numId w:val="4"/>
+        </w:numPr>
+        <w:bidi/>
+        <w:spacing w:before="100" w:beforeAutospacing="1" w:after="100" w:afterAutospacing="1" w:line="240" w:lineRule="auto"/>
+        <w:rPr>
+          <w:rFonts w:ascii="Arial" w:hAnsi="Arial" w:cs="Arial"/>
+        </w:rPr>
+      </w:pPr>
+      <w:r>
+        <w:rPr>
+          <w:rStyle w:val="Strong"/>
+          <w:rFonts w:ascii="Arial" w:hAnsi="Arial" w:cs="Arial"/>
+          <w:rtl/>
+        </w:rPr>
+        <w:t>ביטול</w:t>
+      </w:r>
+      <w:r>
+        <w:rPr>
+          <w:rFonts w:ascii="Arial" w:hAnsi="Arial" w:cs="Arial"/>
+        </w:rPr>
+        <w:t xml:space="preserve">: </w:t>
+      </w:r>
+      <w:r>
+        <w:rPr>
+          <w:rFonts w:ascii="Arial" w:hAnsi="Arial" w:cs="Arial"/>
+          <w:rtl/>
+        </w:rPr>
+        <w:t>הקלידו</w:t>
+      </w:r>
+      <w:r>
+        <w:rPr>
+          <w:rFonts w:ascii="Arial" w:hAnsi="Arial" w:cs="Arial"/>
+        </w:rPr>
+        <w:t xml:space="preserve"> 'q' </w:t>
+      </w:r>
+      <w:r>
+        <w:rPr>
+          <w:rFonts w:ascii="Arial" w:hAnsi="Arial" w:cs="Arial"/>
+          <w:rtl/>
+        </w:rPr>
+        <w:t>כדי לבטל את יצירת התפקיד</w:t>
+      </w:r>
+      <w:r>
+        <w:rPr>
+          <w:rFonts w:ascii="Arial" w:hAnsi="Arial" w:cs="Arial"/>
+        </w:rPr>
+        <w:t>.</w:t>
+      </w:r>
+    </w:p>
+    <w:p>
+      <w:pPr>
+        <w:pStyle w:val="NormalWeb"/>
+        <w:numPr>
+          <w:ilvl w:val="0"/>
+          <w:numId w:val="4"/>
+        </w:numPr>
+        <w:bidi/>
+        <w:rPr>
+          <w:rFonts w:ascii="Arial" w:hAnsi="Arial" w:cs="Arial"/>
+        </w:rPr>
+      </w:pPr>
+      <w:r>
+        <w:rPr>
+          <w:rStyle w:val="Strong"/>
+          <w:rFonts w:ascii="Arial" w:hAnsi="Arial" w:cs="Arial"/>
+          <w:rtl/>
+        </w:rPr>
+        <w:t>צפייה וניהול משמרות</w:t>
+      </w:r>
+      <w:r>
+        <w:rPr>
+          <w:rStyle w:val="Strong"/>
+          <w:rFonts w:ascii="Arial" w:hAnsi="Arial" w:cs="Arial"/>
+        </w:rPr>
+        <w:t xml:space="preserve"> (View and manage shift schedule)</w:t>
+      </w:r>
+      <w:r>
+        <w:rPr>
+          <w:rFonts w:ascii="Arial" w:hAnsi="Arial" w:cs="Arial"/>
+        </w:rPr>
+        <w:t>:</w:t>
+      </w:r>
+    </w:p>
+    <w:p>
+      <w:pPr>
+        <w:numPr>
+          <w:ilvl w:val="1"/>
+          <w:numId w:val="4"/>
+        </w:numPr>
+        <w:bidi/>
+        <w:spacing w:before="100" w:beforeAutospacing="1" w:after="100" w:afterAutospacing="1" w:line="240" w:lineRule="auto"/>
+        <w:rPr>
+          <w:rFonts w:ascii="Arial" w:hAnsi="Arial" w:cs="Arial"/>
+        </w:rPr>
+      </w:pPr>
+      <w:r>
+        <w:rPr>
+          <w:rStyle w:val="Strong"/>
+          <w:rFonts w:ascii="Arial" w:hAnsi="Arial" w:cs="Arial"/>
+          <w:rtl/>
+        </w:rPr>
+        <w:t>מטרה</w:t>
+      </w:r>
+      <w:r>
+        <w:rPr>
+          <w:rFonts w:ascii="Arial" w:hAnsi="Arial" w:cs="Arial"/>
+        </w:rPr>
+        <w:t xml:space="preserve">: </w:t>
+      </w:r>
+      <w:r>
+        <w:rPr>
+          <w:rFonts w:ascii="Arial" w:hAnsi="Arial" w:cs="Arial"/>
+          <w:rtl/>
+        </w:rPr>
+        <w:t>צפייה מפורטת בכל המשמרות הקיימות, כולל עובדים משויכים ודרישות תפקידים, ואפשרות לשייך עובדים למשמרות</w:t>
+      </w:r>
+      <w:r>
+        <w:rPr>
+          <w:rFonts w:ascii="Arial" w:hAnsi="Arial" w:cs="Arial"/>
+        </w:rPr>
+        <w:t>.</w:t>
+      </w:r>
+    </w:p>
+    <w:p>
+      <w:pPr>
+        <w:numPr>
+          <w:ilvl w:val="1"/>
+          <w:numId w:val="4"/>
+        </w:numPr>
+        <w:bidi/>
+        <w:spacing w:before="100" w:beforeAutospacing="1" w:after="100" w:afterAutospacing="1" w:line="240" w:lineRule="auto"/>
+        <w:rPr>
+          <w:rFonts w:ascii="Arial" w:hAnsi="Arial" w:cs="Arial"/>
+        </w:rPr>
+      </w:pPr>
+      <w:r>
+        <w:rPr>
+          <w:rStyle w:val="Strong"/>
+          <w:rFonts w:ascii="Arial" w:hAnsi="Arial" w:cs="Arial"/>
+          <w:rtl/>
+        </w:rPr>
+        <w:t>תהליך צפייה</w:t>
+      </w:r>
+      <w:r>
+        <w:rPr>
+          <w:rFonts w:ascii="Arial" w:hAnsi="Arial" w:cs="Arial"/>
+        </w:rPr>
+        <w:t xml:space="preserve">: </w:t>
+      </w:r>
+    </w:p>
+    <w:p>
+      <w:pPr>
+        <w:numPr>
+          <w:ilvl w:val="2"/>
+          <w:numId w:val="4"/>
+        </w:numPr>
+        <w:bidi/>
+        <w:spacing w:before="100" w:beforeAutospacing="1" w:after="100" w:afterAutospacing="1" w:line="240" w:lineRule="auto"/>
+        <w:rPr>
+          <w:rFonts w:ascii="Arial" w:hAnsi="Arial" w:cs="Arial"/>
+        </w:rPr>
+      </w:pPr>
+      <w:r>
+        <w:rPr>
+          <w:rFonts w:ascii="Arial" w:hAnsi="Arial" w:cs="Arial"/>
+          <w:rtl/>
+        </w:rPr>
+        <w:t>המערכת תציג רשימה מקיפה של כל המשמרות, כאשר כל משמרת מפורטת</w:t>
+      </w:r>
+      <w:r>
+        <w:rPr>
+          <w:rFonts w:ascii="Arial" w:hAnsi="Arial" w:cs="Arial"/>
+        </w:rPr>
+        <w:t xml:space="preserve">: </w:t>
+      </w:r>
+    </w:p>
+    <w:p>
+      <w:pPr>
+        <w:numPr>
+          <w:ilvl w:val="3"/>
+          <w:numId w:val="4"/>
+        </w:numPr>
+        <w:bidi/>
+        <w:spacing w:before="100" w:beforeAutospacing="1" w:after="100" w:afterAutospacing="1" w:line="240" w:lineRule="auto"/>
+        <w:rPr>
+          <w:rFonts w:ascii="Arial" w:hAnsi="Arial" w:cs="Arial"/>
+        </w:rPr>
+      </w:pPr>
+      <w:r>
+        <w:rPr>
+          <w:rStyle w:val="Strong"/>
+          <w:rFonts w:ascii="Arial" w:hAnsi="Arial" w:cs="Arial"/>
+        </w:rPr>
+        <w:t>Shift Number</w:t>
+      </w:r>
+      <w:r>
+        <w:rPr>
+          <w:rFonts w:ascii="Arial" w:hAnsi="Arial" w:cs="Arial" w:hint="cs"/>
+          <w:rtl/>
+        </w:rPr>
+        <w:t xml:space="preserve"> </w:t>
+      </w:r>
+      <w:r>
+        <w:rPr>
+          <w:rFonts w:ascii="Arial" w:hAnsi="Arial" w:cs="Arial"/>
+          <w:rtl/>
+        </w:rPr>
+        <w:t>מספר סידורי של המשמרת</w:t>
+      </w:r>
+      <w:r>
+        <w:rPr>
+          <w:rFonts w:ascii="Arial" w:hAnsi="Arial" w:cs="Arial"/>
+        </w:rPr>
+        <w:t>.</w:t>
+      </w:r>
+    </w:p>
+    <w:p>
+      <w:pPr>
+        <w:numPr>
+          <w:ilvl w:val="3"/>
+          <w:numId w:val="4"/>
+        </w:numPr>
+        <w:bidi/>
+        <w:spacing w:before="100" w:beforeAutospacing="1" w:after="100" w:afterAutospacing="1" w:line="240" w:lineRule="auto"/>
+        <w:rPr>
+          <w:rFonts w:ascii="Arial" w:hAnsi="Arial" w:cs="Arial"/>
+        </w:rPr>
+      </w:pPr>
+      <w:r>
+        <w:rPr>
+          <w:rStyle w:val="Strong"/>
+          <w:rFonts w:ascii="Arial" w:hAnsi="Arial" w:cs="Arial"/>
+        </w:rPr>
+        <w:t>Start Time / End Time</w:t>
+      </w:r>
+      <w:r>
+        <w:rPr>
+          <w:rFonts w:ascii="Arial" w:hAnsi="Arial" w:cs="Arial" w:hint="cs"/>
+          <w:rtl/>
+        </w:rPr>
+        <w:t xml:space="preserve"> </w:t>
+      </w:r>
+      <w:r>
+        <w:rPr>
+          <w:rFonts w:ascii="Arial" w:hAnsi="Arial" w:cs="Arial"/>
+          <w:rtl/>
+        </w:rPr>
+        <w:t>שעת התחלה ושעת סיום מדויקות של המשמרת</w:t>
+      </w:r>
+      <w:r>
+        <w:rPr>
+          <w:rFonts w:ascii="Arial" w:hAnsi="Arial" w:cs="Arial"/>
+        </w:rPr>
+        <w:t>.</w:t>
+      </w:r>
+    </w:p>
+    <w:p>
+      <w:pPr>
+        <w:numPr>
+          <w:ilvl w:val="3"/>
+          <w:numId w:val="4"/>
+        </w:numPr>
+        <w:bidi/>
+        <w:spacing w:before="100" w:beforeAutospacing="1" w:after="100" w:afterAutospacing="1" w:line="240" w:lineRule="auto"/>
+        <w:rPr>
+          <w:rFonts w:ascii="Arial" w:hAnsi="Arial" w:cs="Arial"/>
+        </w:rPr>
+      </w:pPr>
+      <w:r>
+        <w:rPr>
+          <w:rStyle w:val="Strong"/>
+          <w:rFonts w:ascii="Arial" w:hAnsi="Arial" w:cs="Arial"/>
+        </w:rPr>
+        <w:t>Shift Type</w:t>
+      </w:r>
+      <w:r>
+        <w:rPr>
+          <w:rFonts w:ascii="Arial" w:hAnsi="Arial" w:cs="Arial" w:hint="cs"/>
+          <w:rtl/>
+        </w:rPr>
+        <w:t xml:space="preserve"> </w:t>
+      </w:r>
+      <w:r>
+        <w:rPr>
+          <w:rFonts w:ascii="Arial" w:hAnsi="Arial" w:cs="Arial"/>
+          <w:rtl/>
+        </w:rPr>
+        <w:t>סוג המשמרת (לדוגמה: "בוקר", "ערב", "לילה")</w:t>
+      </w:r>
+      <w:r>
+        <w:rPr>
+          <w:rFonts w:ascii="Arial" w:hAnsi="Arial" w:cs="Arial"/>
+        </w:rPr>
+        <w:t>.</w:t>
+      </w:r>
+    </w:p>
+    <w:p>
+      <w:pPr>
+        <w:numPr>
+          <w:ilvl w:val="3"/>
+          <w:numId w:val="4"/>
+        </w:numPr>
+        <w:bidi/>
+        <w:spacing w:before="100" w:beforeAutospacing="1" w:after="100" w:afterAutospacing="1" w:line="240" w:lineRule="auto"/>
+        <w:rPr>
+          <w:rFonts w:ascii="Arial" w:hAnsi="Arial" w:cs="Arial"/>
+        </w:rPr>
+      </w:pPr>
+      <w:r>
+        <w:rPr>
+          <w:rStyle w:val="Strong"/>
+          <w:rFonts w:ascii="Arial" w:hAnsi="Arial" w:cs="Arial"/>
+        </w:rPr>
+        <w:t>Assigned Employees</w:t>
+      </w:r>
+      <w:r>
+        <w:rPr>
+          <w:rFonts w:ascii="Arial" w:hAnsi="Arial" w:cs="Arial" w:hint="cs"/>
+          <w:rtl/>
+        </w:rPr>
+        <w:t xml:space="preserve"> </w:t>
+      </w:r>
+      <w:r>
+        <w:rPr>
+          <w:rFonts w:ascii="Arial" w:hAnsi="Arial" w:cs="Arial"/>
+          <w:rtl/>
+        </w:rPr>
+        <w:t>רשימת העובדים שכבר שויכו למשמרת, יחד עם תפקידם</w:t>
+      </w:r>
+      <w:r>
+        <w:rPr>
+          <w:rFonts w:ascii="Arial" w:hAnsi="Arial" w:cs="Arial"/>
+        </w:rPr>
+        <w:t>.</w:t>
+      </w:r>
+    </w:p>
+    <w:p>
+      <w:pPr>
+        <w:numPr>
+          <w:ilvl w:val="3"/>
+          <w:numId w:val="4"/>
+        </w:numPr>
+        <w:bidi/>
+        <w:spacing w:before="100" w:beforeAutospacing="1" w:after="100" w:afterAutospacing="1" w:line="240" w:lineRule="auto"/>
+        <w:rPr>
+          <w:rFonts w:ascii="Arial" w:hAnsi="Arial" w:cs="Arial"/>
+        </w:rPr>
+      </w:pPr>
+      <w:r>
+        <w:rPr>
+          <w:rStyle w:val="Strong"/>
+          <w:rFonts w:ascii="Arial" w:hAnsi="Arial" w:cs="Arial"/>
+        </w:rPr>
+        <w:t xml:space="preserve">Shift </w:t>
+      </w:r>
+      <w:proofErr w:type="gramStart"/>
+      <w:r>
+        <w:rPr>
+          <w:rStyle w:val="Strong"/>
+          <w:rFonts w:ascii="Arial" w:hAnsi="Arial" w:cs="Arial"/>
+        </w:rPr>
+        <w:t>Requirements</w:t>
+      </w:r>
+      <w:r>
+        <w:rPr>
+          <w:rFonts w:ascii="Arial" w:hAnsi="Arial" w:cs="Arial"/>
+        </w:rPr>
+        <w:t xml:space="preserve"> </w:t>
+      </w:r>
+      <w:r>
+        <w:rPr>
+          <w:rFonts w:ascii="Arial" w:hAnsi="Arial" w:cs="Arial" w:hint="cs"/>
+          <w:rtl/>
+        </w:rPr>
+        <w:t xml:space="preserve"> </w:t>
+      </w:r>
+      <w:r>
+        <w:rPr>
+          <w:rFonts w:ascii="Arial" w:hAnsi="Arial" w:cs="Arial"/>
+          <w:rtl/>
+        </w:rPr>
+        <w:t>דרישות</w:t>
+      </w:r>
+      <w:proofErr w:type="gramEnd"/>
+      <w:r>
+        <w:rPr>
+          <w:rFonts w:ascii="Arial" w:hAnsi="Arial" w:cs="Arial"/>
+          <w:rtl/>
+        </w:rPr>
+        <w:t xml:space="preserve"> כוח האדם למשמרת, מפרט כמה עובדים נדרשים לכל תפקיד</w:t>
+      </w:r>
+      <w:r>
+        <w:rPr>
+          <w:rFonts w:ascii="Arial" w:hAnsi="Arial" w:cs="Arial"/>
+        </w:rPr>
+        <w:t>.</w:t>
+      </w:r>
+    </w:p>
+    <w:p>
+      <w:pPr>
+        <w:numPr>
+          <w:ilvl w:val="3"/>
+          <w:numId w:val="4"/>
+        </w:numPr>
+        <w:bidi/>
+        <w:spacing w:before="100" w:beforeAutospacing="1" w:after="100" w:afterAutospacing="1" w:line="240" w:lineRule="auto"/>
+        <w:rPr>
+          <w:rFonts w:ascii="Arial" w:hAnsi="Arial" w:cs="Arial"/>
+        </w:rPr>
+      </w:pPr>
+      <w:r>
+        <w:rPr>
+          <w:rStyle w:val="Strong"/>
+          <w:rFonts w:ascii="Arial" w:hAnsi="Arial" w:cs="Arial"/>
+        </w:rPr>
+        <w:t xml:space="preserve"> </w:t>
+      </w:r>
+      <w:r>
+        <w:rPr>
+          <w:rStyle w:val="Strong"/>
+          <w:rFonts w:ascii="Arial" w:hAnsi="Arial" w:cs="Arial"/>
+        </w:rPr>
+        <w:t>Available Employees</w:t>
+      </w:r>
+      <w:r>
+        <w:rPr>
+          <w:rFonts w:ascii="Arial" w:hAnsi="Arial" w:cs="Arial"/>
+        </w:rPr>
+        <w:t xml:space="preserve"> </w:t>
+      </w:r>
+      <w:r>
+        <w:rPr>
+          <w:rFonts w:ascii="Arial" w:hAnsi="Arial" w:cs="Arial"/>
+          <w:rtl/>
+        </w:rPr>
+        <w:t>רשימת עובדים שסימנו זמינות למשמרת זו וטרם שובצו</w:t>
+      </w:r>
+      <w:r>
+        <w:rPr>
+          <w:rFonts w:ascii="Arial" w:hAnsi="Arial" w:cs="Arial"/>
+        </w:rPr>
+        <w:t>.</w:t>
+      </w:r>
+    </w:p>
+    <w:p>
+      <w:pPr>
+        <w:numPr>
+          <w:ilvl w:val="1"/>
+          <w:numId w:val="4"/>
+        </w:numPr>
+        <w:bidi/>
+        <w:spacing w:before="100" w:beforeAutospacing="1" w:after="100" w:afterAutospacing="1" w:line="240" w:lineRule="auto"/>
+        <w:rPr>
+          <w:rFonts w:ascii="Arial" w:hAnsi="Arial" w:cs="Arial"/>
+        </w:rPr>
+      </w:pPr>
+      <w:r>
+        <w:rPr>
+          <w:rStyle w:val="Strong"/>
+          <w:rFonts w:ascii="Arial" w:hAnsi="Arial" w:cs="Arial"/>
+          <w:rtl/>
+        </w:rPr>
+        <w:t>תהליך שיוך עובד למשמרת (לאחר הצפייה)</w:t>
+      </w:r>
+      <w:r>
+        <w:rPr>
+          <w:rFonts w:ascii="Arial" w:hAnsi="Arial" w:cs="Arial"/>
+        </w:rPr>
+        <w:t xml:space="preserve">: </w:t>
+      </w:r>
+    </w:p>
+    <w:p>
+      <w:pPr>
+        <w:numPr>
+          <w:ilvl w:val="2"/>
+          <w:numId w:val="4"/>
+        </w:numPr>
+        <w:bidi/>
+        <w:spacing w:before="100" w:beforeAutospacing="1" w:after="100" w:afterAutospacing="1" w:line="240" w:lineRule="auto"/>
+        <w:rPr>
+          <w:rFonts w:ascii="Arial" w:hAnsi="Arial" w:cs="Arial"/>
+        </w:rPr>
+      </w:pPr>
+      <w:r>
+        <w:rPr>
+          <w:rStyle w:val="Strong"/>
+          <w:rFonts w:ascii="Arial" w:hAnsi="Arial" w:cs="Arial"/>
+          <w:rtl/>
+        </w:rPr>
+        <w:t>בחירת משמרת</w:t>
+      </w:r>
+      <w:r>
+        <w:rPr>
+          <w:rFonts w:ascii="Arial" w:hAnsi="Arial" w:cs="Arial"/>
+        </w:rPr>
+        <w:t xml:space="preserve">: </w:t>
+      </w:r>
+      <w:r>
+        <w:rPr>
+          <w:rFonts w:ascii="Arial" w:hAnsi="Arial" w:cs="Arial"/>
+          <w:rtl/>
+        </w:rPr>
+        <w:t xml:space="preserve">המערכת תבקש מכם להזין את </w:t>
+      </w:r>
+      <w:r>
+        <w:rPr>
+          <w:rStyle w:val="Strong"/>
+          <w:rFonts w:ascii="Arial" w:hAnsi="Arial" w:cs="Arial"/>
+          <w:rtl/>
+        </w:rPr>
+        <w:t>מספר המשמרת</w:t>
+      </w:r>
+      <w:r>
+        <w:rPr>
+          <w:rFonts w:ascii="Arial" w:hAnsi="Arial" w:cs="Arial"/>
+          <w:rtl/>
+        </w:rPr>
+        <w:t xml:space="preserve"> שאליה תרצו לשייך עובד</w:t>
+      </w:r>
+      <w:r>
+        <w:rPr>
+          <w:rFonts w:ascii="Arial" w:hAnsi="Arial" w:cs="Arial"/>
+        </w:rPr>
+        <w:t>.</w:t>
+      </w:r>
+    </w:p>
+    <w:p>
+      <w:pPr>
+        <w:numPr>
+          <w:ilvl w:val="2"/>
+          <w:numId w:val="4"/>
+        </w:numPr>
+        <w:bidi/>
+        <w:spacing w:before="100" w:beforeAutospacing="1" w:after="100" w:afterAutospacing="1" w:line="240" w:lineRule="auto"/>
+        <w:rPr>
+          <w:rFonts w:ascii="Arial" w:hAnsi="Arial" w:cs="Arial"/>
+        </w:rPr>
+      </w:pPr>
+      <w:r>
+        <w:rPr>
+          <w:rStyle w:val="Strong"/>
+          <w:rFonts w:ascii="Arial" w:hAnsi="Arial" w:cs="Arial"/>
+          <w:rtl/>
+        </w:rPr>
+        <w:t>זיהוי עובד</w:t>
+      </w:r>
+      <w:r>
+        <w:rPr>
+          <w:rFonts w:ascii="Arial" w:hAnsi="Arial" w:cs="Arial"/>
+        </w:rPr>
+        <w:t xml:space="preserve">: </w:t>
+      </w:r>
+      <w:r>
+        <w:rPr>
+          <w:rFonts w:ascii="Arial" w:hAnsi="Arial" w:cs="Arial"/>
+          <w:rtl/>
+        </w:rPr>
+        <w:t xml:space="preserve">תתבקשו להזין את </w:t>
+      </w:r>
+      <w:r>
+        <w:rPr>
+          <w:rStyle w:val="Strong"/>
+          <w:rFonts w:ascii="Arial" w:hAnsi="Arial" w:cs="Arial"/>
+          <w:rtl/>
+        </w:rPr>
+        <w:t>מזהה העובד</w:t>
+      </w:r>
+      <w:r>
+        <w:rPr>
+          <w:rFonts w:ascii="Arial" w:hAnsi="Arial" w:cs="Arial"/>
+          <w:rtl/>
+        </w:rPr>
+        <w:t xml:space="preserve"> המיועד לשיוך</w:t>
+      </w:r>
+      <w:r>
+        <w:rPr>
+          <w:rFonts w:ascii="Arial" w:hAnsi="Arial" w:cs="Arial"/>
+        </w:rPr>
+        <w:t>.</w:t>
+      </w:r>
+    </w:p>
+    <w:p>
+      <w:pPr>
+        <w:numPr>
+          <w:ilvl w:val="2"/>
+          <w:numId w:val="4"/>
+        </w:numPr>
+        <w:bidi/>
+        <w:spacing w:before="100" w:beforeAutospacing="1" w:after="100" w:afterAutospacing="1" w:line="240" w:lineRule="auto"/>
+        <w:rPr>
+          <w:rFonts w:ascii="Arial" w:hAnsi="Arial" w:cs="Arial"/>
+        </w:rPr>
+      </w:pPr>
+      <w:r>
+        <w:rPr>
+          <w:rStyle w:val="Strong"/>
+          <w:rFonts w:ascii="Arial" w:hAnsi="Arial" w:cs="Arial"/>
+          <w:rtl/>
+        </w:rPr>
+        <w:t>בחירת תפקיד</w:t>
+      </w:r>
+      <w:r>
+        <w:rPr>
+          <w:rFonts w:ascii="Arial" w:hAnsi="Arial" w:cs="Arial"/>
+        </w:rPr>
+        <w:t xml:space="preserve">: </w:t>
+      </w:r>
+      <w:r>
+        <w:rPr>
+          <w:rFonts w:ascii="Arial" w:hAnsi="Arial" w:cs="Arial"/>
+          <w:rtl/>
+        </w:rPr>
+        <w:t xml:space="preserve">לאחר זיהוי העובד, תוצג רשימה של התפקידים שהעובד מחזיק בהם. עליכם לבחור את </w:t>
+      </w:r>
+      <w:r>
+        <w:rPr>
+          <w:rStyle w:val="Strong"/>
+          <w:rFonts w:ascii="Arial" w:hAnsi="Arial" w:cs="Arial"/>
+          <w:rtl/>
+        </w:rPr>
+        <w:t>מספר התפקיד</w:t>
+      </w:r>
+      <w:r>
+        <w:rPr>
+          <w:rFonts w:ascii="Arial" w:hAnsi="Arial" w:cs="Arial"/>
+          <w:rtl/>
+        </w:rPr>
+        <w:t xml:space="preserve"> שאליו תשייכו את העובד במשמרת זו</w:t>
+      </w:r>
+      <w:r>
+        <w:rPr>
+          <w:rFonts w:ascii="Arial" w:hAnsi="Arial" w:cs="Arial"/>
+        </w:rPr>
+        <w:t>.</w:t>
+      </w:r>
+    </w:p>
+    <w:p>
+      <w:pPr>
+        <w:numPr>
+          <w:ilvl w:val="2"/>
+          <w:numId w:val="4"/>
+        </w:numPr>
+        <w:bidi/>
+        <w:spacing w:before="100" w:beforeAutospacing="1" w:after="100" w:afterAutospacing="1" w:line="240" w:lineRule="auto"/>
+        <w:rPr>
+          <w:rFonts w:ascii="Arial" w:hAnsi="Arial" w:cs="Arial"/>
+        </w:rPr>
+      </w:pPr>
+      <w:r>
+        <w:rPr>
+          <w:rStyle w:val="Strong"/>
+          <w:rFonts w:ascii="Arial" w:hAnsi="Arial" w:cs="Arial"/>
+          <w:rtl/>
+        </w:rPr>
+        <w:t>אישור</w:t>
+      </w:r>
+      <w:r>
+        <w:rPr>
+          <w:rFonts w:ascii="Arial" w:hAnsi="Arial" w:cs="Arial"/>
+        </w:rPr>
+        <w:t xml:space="preserve">: </w:t>
+      </w:r>
+      <w:r>
+        <w:rPr>
+          <w:rFonts w:ascii="Arial" w:hAnsi="Arial" w:cs="Arial"/>
+          <w:rtl/>
+        </w:rPr>
+        <w:t>אם השיוך בוצע בהצלחה, המערכת תודיע</w:t>
+      </w:r>
+      <w:r>
+        <w:rPr>
+          <w:rFonts w:ascii="Arial" w:hAnsi="Arial" w:cs="Arial"/>
+        </w:rPr>
+        <w:t xml:space="preserve"> "Employee assigned to shift successfully!".</w:t>
+      </w:r>
+    </w:p>
+    <w:p>
+      <w:pPr>
+        <w:numPr>
+          <w:ilvl w:val="2"/>
+          <w:numId w:val="4"/>
+        </w:numPr>
+        <w:bidi/>
+        <w:spacing w:before="100" w:beforeAutospacing="1" w:after="100" w:afterAutospacing="1" w:line="240" w:lineRule="auto"/>
+        <w:rPr>
+          <w:rFonts w:ascii="Arial" w:hAnsi="Arial" w:cs="Arial"/>
+        </w:rPr>
+      </w:pPr>
+      <w:r>
+        <w:rPr>
+          <w:rStyle w:val="Strong"/>
+          <w:rFonts w:ascii="Arial" w:hAnsi="Arial" w:cs="Arial"/>
+          <w:rtl/>
+        </w:rPr>
+        <w:t>המשך שיוך</w:t>
+      </w:r>
+      <w:r>
+        <w:rPr>
+          <w:rFonts w:ascii="Arial" w:hAnsi="Arial" w:cs="Arial"/>
+        </w:rPr>
+        <w:t xml:space="preserve">: </w:t>
+      </w:r>
+      <w:r>
+        <w:rPr>
+          <w:rFonts w:ascii="Arial" w:hAnsi="Arial" w:cs="Arial"/>
+          <w:rtl/>
+        </w:rPr>
+        <w:t>לאחר כל שיוך, המערכת תשאל</w:t>
+      </w:r>
+      <w:r>
+        <w:rPr>
+          <w:rFonts w:ascii="Arial" w:hAnsi="Arial" w:cs="Arial"/>
+        </w:rPr>
+        <w:t xml:space="preserve"> "Assign more? (yes/no):". </w:t>
+      </w:r>
+      <w:r>
+        <w:rPr>
+          <w:rFonts w:ascii="Arial" w:hAnsi="Arial" w:cs="Arial"/>
+          <w:rtl/>
+        </w:rPr>
+        <w:t>אם תזינו</w:t>
+      </w:r>
+      <w:r>
+        <w:rPr>
+          <w:rFonts w:ascii="Arial" w:hAnsi="Arial" w:cs="Arial"/>
+        </w:rPr>
+        <w:t xml:space="preserve"> 'yes', </w:t>
+      </w:r>
+      <w:r>
+        <w:rPr>
+          <w:rFonts w:ascii="Arial" w:hAnsi="Arial" w:cs="Arial"/>
+          <w:rtl/>
+        </w:rPr>
+        <w:t>תוכלו להמשיך לשייך עובדים נוספים. אם תזינו</w:t>
+      </w:r>
+      <w:r>
+        <w:rPr>
+          <w:rFonts w:ascii="Arial" w:hAnsi="Arial" w:cs="Arial"/>
+        </w:rPr>
+        <w:t xml:space="preserve"> 'no', </w:t>
+      </w:r>
+      <w:r>
+        <w:rPr>
+          <w:rFonts w:ascii="Arial" w:hAnsi="Arial" w:cs="Arial"/>
+          <w:rtl/>
+        </w:rPr>
+        <w:t>תהליך השיוך יסתיים</w:t>
+      </w:r>
+      <w:r>
+        <w:rPr>
+          <w:rFonts w:ascii="Arial" w:hAnsi="Arial" w:cs="Arial"/>
+        </w:rPr>
+        <w:t>.</w:t>
+      </w:r>
+    </w:p>
+    <w:p>
+      <w:pPr>
+        <w:numPr>
+          <w:ilvl w:val="2"/>
+          <w:numId w:val="4"/>
+        </w:numPr>
+        <w:bidi/>
+        <w:spacing w:before="100" w:beforeAutospacing="1" w:after="100" w:afterAutospacing="1" w:line="240" w:lineRule="auto"/>
+        <w:rPr>
+          <w:rFonts w:ascii="Arial" w:hAnsi="Arial" w:cs="Arial"/>
+        </w:rPr>
+      </w:pPr>
+      <w:r>
+        <w:rPr>
+          <w:rStyle w:val="Strong"/>
+          <w:rFonts w:ascii="Arial" w:hAnsi="Arial" w:cs="Arial"/>
+          <w:rtl/>
+        </w:rPr>
+        <w:t>בדיקת חוסרים</w:t>
+      </w:r>
+      <w:r>
+        <w:rPr>
+          <w:rFonts w:ascii="Arial" w:hAnsi="Arial" w:cs="Arial"/>
+        </w:rPr>
+        <w:t xml:space="preserve">: </w:t>
+      </w:r>
+      <w:r>
+        <w:rPr>
+          <w:rFonts w:ascii="Arial" w:hAnsi="Arial" w:cs="Arial"/>
+          <w:rtl/>
+        </w:rPr>
+        <w:t>בסיום תהליך השיוך, המערכת תבצע בדיקה אוטומטית ותודיע אם ישנם חוסרים בעובדים במשמרות</w:t>
+      </w:r>
+      <w:r>
+        <w:rPr>
+          <w:rFonts w:ascii="Arial" w:hAnsi="Arial" w:cs="Arial"/>
+        </w:rPr>
+        <w:t xml:space="preserve"> ("There are shifts with missing employees!") </w:t>
+      </w:r>
+      <w:r>
+        <w:rPr>
+          <w:rFonts w:ascii="Arial" w:hAnsi="Arial" w:cs="Arial"/>
+          <w:rtl/>
+        </w:rPr>
+        <w:t>או שכל המשמרות מאוישות באופן מלא</w:t>
+      </w:r>
+      <w:r>
+        <w:rPr>
+          <w:rFonts w:ascii="Arial" w:hAnsi="Arial" w:cs="Arial"/>
+        </w:rPr>
+        <w:t xml:space="preserve"> ("All shifts are fully staffed.").</w:t>
+      </w:r>
+    </w:p>
+    <w:p>
+      <w:pPr>
+        <w:numPr>
+          <w:ilvl w:val="2"/>
+          <w:numId w:val="4"/>
+        </w:numPr>
+        <w:bidi/>
+        <w:spacing w:before="100" w:beforeAutospacing="1" w:after="100" w:afterAutospacing="1" w:line="240" w:lineRule="auto"/>
+        <w:rPr>
+          <w:rFonts w:ascii="Arial" w:hAnsi="Arial" w:cs="Arial"/>
+        </w:rPr>
+      </w:pPr>
+      <w:r>
+        <w:rPr>
+          <w:rStyle w:val="Strong"/>
+          <w:rFonts w:ascii="Arial" w:hAnsi="Arial" w:cs="Arial"/>
+          <w:rtl/>
+        </w:rPr>
+        <w:t>ביטול</w:t>
+      </w:r>
+      <w:r>
+        <w:rPr>
+          <w:rFonts w:ascii="Arial" w:hAnsi="Arial" w:cs="Arial"/>
+        </w:rPr>
+        <w:t xml:space="preserve">: </w:t>
+      </w:r>
+      <w:r>
+        <w:rPr>
+          <w:rFonts w:ascii="Arial" w:hAnsi="Arial" w:cs="Arial"/>
+          <w:rtl/>
+        </w:rPr>
+        <w:t>הקלידו</w:t>
+      </w:r>
+      <w:r>
+        <w:rPr>
+          <w:rFonts w:ascii="Arial" w:hAnsi="Arial" w:cs="Arial"/>
+        </w:rPr>
+        <w:t xml:space="preserve"> 'q' </w:t>
+      </w:r>
+      <w:r>
+        <w:rPr>
+          <w:rFonts w:ascii="Arial" w:hAnsi="Arial" w:cs="Arial"/>
+          <w:rtl/>
+        </w:rPr>
+        <w:t>בכל שלב כדי לבטל את תהליך השיוך</w:t>
+      </w:r>
+      <w:r>
+        <w:rPr>
+          <w:rFonts w:ascii="Arial" w:hAnsi="Arial" w:cs="Arial"/>
+        </w:rPr>
+        <w:t>.</w:t>
+      </w:r>
+    </w:p>
+    <w:p>
+      <w:pPr>
+        <w:pStyle w:val="NormalWeb"/>
+        <w:numPr>
+          <w:ilvl w:val="0"/>
+          <w:numId w:val="4"/>
+        </w:numPr>
+        <w:bidi/>
+        <w:rPr>
+          <w:rFonts w:ascii="Arial" w:hAnsi="Arial" w:cs="Arial"/>
+        </w:rPr>
+      </w:pPr>
+      <w:r>
+        <w:rPr>
+          <w:rStyle w:val="Strong"/>
+          <w:rFonts w:ascii="Arial" w:hAnsi="Arial" w:cs="Arial"/>
+          <w:rtl/>
+        </w:rPr>
+        <w:lastRenderedPageBreak/>
+        <w:t>חיפוש עובד לפי מזהה</w:t>
+      </w:r>
+      <w:r>
+        <w:rPr>
+          <w:rStyle w:val="Strong"/>
+          <w:rFonts w:ascii="Arial" w:hAnsi="Arial" w:cs="Arial"/>
+        </w:rPr>
+        <w:t xml:space="preserve"> (Search employee by ID)</w:t>
+      </w:r>
+      <w:r>
+        <w:rPr>
+          <w:rFonts w:ascii="Arial" w:hAnsi="Arial" w:cs="Arial"/>
+        </w:rPr>
+        <w:t>:</w:t>
+      </w:r>
+    </w:p>
+    <w:p>
+      <w:pPr>
+        <w:numPr>
+          <w:ilvl w:val="1"/>
+          <w:numId w:val="4"/>
+        </w:numPr>
+        <w:bidi/>
+        <w:spacing w:before="100" w:beforeAutospacing="1" w:after="100" w:afterAutospacing="1" w:line="240" w:lineRule="auto"/>
+        <w:rPr>
+          <w:rFonts w:ascii="Arial" w:hAnsi="Arial" w:cs="Arial"/>
+        </w:rPr>
+      </w:pPr>
+      <w:r>
+        <w:rPr>
+          <w:rStyle w:val="Strong"/>
+          <w:rFonts w:ascii="Arial" w:hAnsi="Arial" w:cs="Arial"/>
+          <w:rtl/>
+        </w:rPr>
+        <w:t>מטרה</w:t>
+      </w:r>
+      <w:r>
+        <w:rPr>
+          <w:rFonts w:ascii="Arial" w:hAnsi="Arial" w:cs="Arial"/>
+        </w:rPr>
+        <w:t xml:space="preserve">: </w:t>
+      </w:r>
+      <w:r>
+        <w:rPr>
+          <w:rFonts w:ascii="Arial" w:hAnsi="Arial" w:cs="Arial"/>
+          <w:rtl/>
+        </w:rPr>
+        <w:t>איתור מהיר של פרטי עובד ספציפי באמצעות מזהה העובד</w:t>
+      </w:r>
+      <w:r>
+        <w:rPr>
+          <w:rFonts w:ascii="Arial" w:hAnsi="Arial" w:cs="Arial"/>
+        </w:rPr>
+        <w:t>.</w:t>
+      </w:r>
+    </w:p>
+    <w:p>
+      <w:pPr>
+        <w:numPr>
+          <w:ilvl w:val="1"/>
+          <w:numId w:val="4"/>
+        </w:numPr>
+        <w:bidi/>
+        <w:spacing w:before="100" w:beforeAutospacing="1" w:after="100" w:afterAutospacing="1" w:line="240" w:lineRule="auto"/>
+        <w:rPr>
+          <w:rFonts w:ascii="Arial" w:hAnsi="Arial" w:cs="Arial"/>
+        </w:rPr>
+      </w:pPr>
+      <w:r>
+        <w:rPr>
+          <w:rStyle w:val="Strong"/>
+          <w:rFonts w:ascii="Arial" w:hAnsi="Arial" w:cs="Arial"/>
+          <w:rtl/>
+        </w:rPr>
+        <w:t>תהליך</w:t>
+      </w:r>
+      <w:r>
+        <w:rPr>
+          <w:rFonts w:ascii="Arial" w:hAnsi="Arial" w:cs="Arial"/>
+        </w:rPr>
+        <w:t xml:space="preserve">: </w:t>
+      </w:r>
+    </w:p>
+    <w:p>
+      <w:pPr>
+        <w:numPr>
+          <w:ilvl w:val="2"/>
+          <w:numId w:val="4"/>
+        </w:numPr>
+        <w:bidi/>
+        <w:spacing w:before="100" w:beforeAutospacing="1" w:after="100" w:afterAutospacing="1" w:line="240" w:lineRule="auto"/>
+        <w:rPr>
+          <w:rFonts w:ascii="Arial" w:hAnsi="Arial" w:cs="Arial"/>
+        </w:rPr>
+      </w:pPr>
+      <w:r>
+        <w:rPr>
+          <w:rStyle w:val="Strong"/>
+          <w:rFonts w:ascii="Arial" w:hAnsi="Arial" w:cs="Arial"/>
+          <w:rtl/>
+        </w:rPr>
+        <w:t>הזנת מזהה</w:t>
+      </w:r>
+      <w:r>
+        <w:rPr>
+          <w:rFonts w:ascii="Arial" w:hAnsi="Arial" w:cs="Arial"/>
+        </w:rPr>
+        <w:t xml:space="preserve">: </w:t>
+      </w:r>
+      <w:r>
+        <w:rPr>
+          <w:rFonts w:ascii="Arial" w:hAnsi="Arial" w:cs="Arial"/>
+          <w:rtl/>
+        </w:rPr>
+        <w:t xml:space="preserve">תתבקשו להזין את </w:t>
+      </w:r>
+      <w:r>
+        <w:rPr>
+          <w:rStyle w:val="Strong"/>
+          <w:rFonts w:ascii="Arial" w:hAnsi="Arial" w:cs="Arial"/>
+          <w:rtl/>
+        </w:rPr>
+        <w:t>מזהה העובד</w:t>
+      </w:r>
+      <w:r>
+        <w:rPr>
+          <w:rFonts w:ascii="Arial" w:hAnsi="Arial" w:cs="Arial"/>
+          <w:rtl/>
+        </w:rPr>
+        <w:t xml:space="preserve"> שאותו אתם רוצים לחפש</w:t>
+      </w:r>
+      <w:r>
+        <w:rPr>
+          <w:rFonts w:ascii="Arial" w:hAnsi="Arial" w:cs="Arial"/>
+        </w:rPr>
+        <w:t>.</w:t>
+      </w:r>
+    </w:p>
+    <w:p>
+      <w:pPr>
+        <w:numPr>
+          <w:ilvl w:val="2"/>
+          <w:numId w:val="4"/>
+        </w:numPr>
+        <w:bidi/>
+        <w:spacing w:before="100" w:beforeAutospacing="1" w:after="100" w:afterAutospacing="1" w:line="240" w:lineRule="auto"/>
+        <w:rPr>
+          <w:rFonts w:ascii="Arial" w:hAnsi="Arial" w:cs="Arial"/>
+        </w:rPr>
+      </w:pPr>
+      <w:r>
+        <w:rPr>
+          <w:rStyle w:val="Strong"/>
+          <w:rFonts w:ascii="Arial" w:hAnsi="Arial" w:cs="Arial"/>
+          <w:rtl/>
+        </w:rPr>
+        <w:t>תוצאות</w:t>
+      </w:r>
+      <w:r>
+        <w:rPr>
+          <w:rFonts w:ascii="Arial" w:hAnsi="Arial" w:cs="Arial"/>
+        </w:rPr>
+        <w:t xml:space="preserve">: </w:t>
+      </w:r>
+    </w:p>
+    <w:p>
+      <w:pPr>
+        <w:numPr>
+          <w:ilvl w:val="3"/>
+          <w:numId w:val="4"/>
+        </w:numPr>
+        <w:bidi/>
+        <w:spacing w:before="100" w:beforeAutospacing="1" w:after="100" w:afterAutospacing="1" w:line="240" w:lineRule="auto"/>
+        <w:rPr>
+          <w:rFonts w:ascii="Arial" w:hAnsi="Arial" w:cs="Arial"/>
+        </w:rPr>
+      </w:pPr>
+      <w:r>
+        <w:rPr>
+          <w:rFonts w:ascii="Arial" w:hAnsi="Arial" w:cs="Arial"/>
+          <w:rtl/>
+        </w:rPr>
+        <w:t>אם העובד נמצא, המערכת תציג את כל הפרטים הרלוונטיים אודותיו (שם, תעודת זהות, סוג שכר, שכר, ימי מחלה וחופשה, ותפקידים)</w:t>
+      </w:r>
+      <w:r>
+        <w:rPr>
+          <w:rFonts w:ascii="Arial" w:hAnsi="Arial" w:cs="Arial"/>
+        </w:rPr>
+        <w:t>.</w:t>
+      </w:r>
+    </w:p>
+    <w:p>
+      <w:pPr>
+        <w:numPr>
+          <w:ilvl w:val="3"/>
+          <w:numId w:val="4"/>
+        </w:numPr>
+        <w:bidi/>
+        <w:spacing w:before="100" w:beforeAutospacing="1" w:after="100" w:afterAutospacing="1" w:line="240" w:lineRule="auto"/>
+        <w:rPr>
+          <w:rFonts w:ascii="Arial" w:hAnsi="Arial" w:cs="Arial"/>
+        </w:rPr>
+      </w:pPr>
+      <w:r>
+        <w:rPr>
+          <w:rFonts w:ascii="Arial" w:hAnsi="Arial" w:cs="Arial"/>
+          <w:rtl/>
+        </w:rPr>
+        <w:t>אם לא נמצא עובד עם המזהה שהוזן, תופיע הודעה</w:t>
+      </w:r>
+      <w:r>
+        <w:rPr>
+          <w:rFonts w:ascii="Arial" w:hAnsi="Arial" w:cs="Arial"/>
+        </w:rPr>
+        <w:t xml:space="preserve"> "No employee found with ID: [</w:t>
+      </w:r>
+      <w:r>
+        <w:rPr>
+          <w:rFonts w:ascii="Arial" w:hAnsi="Arial" w:cs="Arial"/>
+          <w:rtl/>
+        </w:rPr>
+        <w:t>ה</w:t>
+      </w:r>
+      <w:r>
+        <w:rPr>
+          <w:rFonts w:ascii="Arial" w:hAnsi="Arial" w:cs="Arial"/>
+        </w:rPr>
+        <w:t xml:space="preserve">-ID </w:t>
+      </w:r>
+      <w:r>
+        <w:rPr>
+          <w:rFonts w:ascii="Arial" w:hAnsi="Arial" w:cs="Arial"/>
+          <w:rtl/>
+        </w:rPr>
+        <w:t>שהוזן</w:t>
+      </w:r>
+      <w:r>
+        <w:rPr>
+          <w:rFonts w:ascii="Arial" w:hAnsi="Arial" w:cs="Arial"/>
+        </w:rPr>
+        <w:t>]".</w:t>
+      </w:r>
+    </w:p>
+    <w:p>
+      <w:pPr>
+        <w:numPr>
+          <w:ilvl w:val="2"/>
+          <w:numId w:val="4"/>
+        </w:numPr>
+        <w:bidi/>
+        <w:spacing w:before="100" w:beforeAutospacing="1" w:after="100" w:afterAutospacing="1" w:line="240" w:lineRule="auto"/>
+        <w:rPr>
+          <w:rFonts w:ascii="Arial" w:hAnsi="Arial" w:cs="Arial"/>
+        </w:rPr>
+      </w:pPr>
+      <w:r>
+        <w:rPr>
+          <w:rStyle w:val="Strong"/>
+          <w:rFonts w:ascii="Arial" w:hAnsi="Arial" w:cs="Arial"/>
+          <w:rtl/>
+        </w:rPr>
+        <w:t>ביטול</w:t>
+      </w:r>
+      <w:r>
+        <w:rPr>
+          <w:rFonts w:ascii="Arial" w:hAnsi="Arial" w:cs="Arial"/>
+        </w:rPr>
+        <w:t xml:space="preserve">: </w:t>
+      </w:r>
+      <w:r>
+        <w:rPr>
+          <w:rFonts w:ascii="Arial" w:hAnsi="Arial" w:cs="Arial"/>
+          <w:rtl/>
+        </w:rPr>
+        <w:t>הקלידו</w:t>
+      </w:r>
+      <w:r>
+        <w:rPr>
+          <w:rFonts w:ascii="Arial" w:hAnsi="Arial" w:cs="Arial"/>
+        </w:rPr>
+        <w:t xml:space="preserve"> 'q' </w:t>
+      </w:r>
+      <w:r>
+        <w:rPr>
+          <w:rFonts w:ascii="Arial" w:hAnsi="Arial" w:cs="Arial"/>
+          <w:rtl/>
+        </w:rPr>
+        <w:t>כדי לבטל את החיפוש</w:t>
+      </w:r>
+      <w:r>
+        <w:rPr>
+          <w:rFonts w:ascii="Arial" w:hAnsi="Arial" w:cs="Arial"/>
+        </w:rPr>
+        <w:t>.</w:t>
+      </w:r>
+    </w:p>
+    <w:p>
+      <w:pPr>
+        <w:pStyle w:val="NormalWeb"/>
+        <w:numPr>
+          <w:ilvl w:val="0"/>
+          <w:numId w:val="4"/>
+        </w:numPr>
+        <w:bidi/>
+        <w:rPr>
+          <w:rFonts w:ascii="Arial" w:hAnsi="Arial" w:cs="Arial"/>
+        </w:rPr>
+      </w:pPr>
+      <w:r>
+        <w:rPr>
+          <w:rStyle w:val="Strong"/>
+          <w:rFonts w:ascii="Arial" w:hAnsi="Arial" w:cs="Arial"/>
+          <w:rtl/>
+        </w:rPr>
+        <w:t>עדכון פרטי עובד</w:t>
+      </w:r>
+      <w:r>
+        <w:rPr>
+          <w:rStyle w:val="Strong"/>
+          <w:rFonts w:ascii="Arial" w:hAnsi="Arial" w:cs="Arial"/>
+        </w:rPr>
+        <w:t xml:space="preserve"> (Update employee details)</w:t>
+      </w:r>
+      <w:r>
+        <w:rPr>
+          <w:rFonts w:ascii="Arial" w:hAnsi="Arial" w:cs="Arial"/>
+        </w:rPr>
+        <w:t>:</w:t>
+      </w:r>
+    </w:p>
+    <w:p>
+      <w:pPr>
+        <w:numPr>
+          <w:ilvl w:val="1"/>
+          <w:numId w:val="4"/>
+        </w:numPr>
+        <w:bidi/>
+        <w:spacing w:before="100" w:beforeAutospacing="1" w:after="100" w:afterAutospacing="1" w:line="240" w:lineRule="auto"/>
+        <w:rPr>
+          <w:rFonts w:ascii="Arial" w:hAnsi="Arial" w:cs="Arial"/>
+        </w:rPr>
+      </w:pPr>
+      <w:r>
+        <w:rPr>
+          <w:rStyle w:val="Strong"/>
+          <w:rFonts w:ascii="Arial" w:hAnsi="Arial" w:cs="Arial"/>
+          <w:rtl/>
+        </w:rPr>
+        <w:t>מטרה</w:t>
+      </w:r>
+      <w:r>
+        <w:rPr>
+          <w:rFonts w:ascii="Arial" w:hAnsi="Arial" w:cs="Arial"/>
+        </w:rPr>
+        <w:t xml:space="preserve">: </w:t>
+      </w:r>
+      <w:r>
+        <w:rPr>
+          <w:rFonts w:ascii="Arial" w:hAnsi="Arial" w:cs="Arial"/>
+          <w:rtl/>
+        </w:rPr>
+        <w:t>שינוי פרטים קיימים של עובד, כגון סיסמה, שם, שכר ועוד</w:t>
+      </w:r>
+      <w:r>
+        <w:rPr>
+          <w:rFonts w:ascii="Arial" w:hAnsi="Arial" w:cs="Arial"/>
+        </w:rPr>
+        <w:t>.</w:t>
+      </w:r>
+    </w:p>
+    <w:p>
+      <w:pPr>
+        <w:numPr>
+          <w:ilvl w:val="1"/>
+          <w:numId w:val="4"/>
+        </w:numPr>
+        <w:bidi/>
+        <w:spacing w:before="100" w:beforeAutospacing="1" w:after="100" w:afterAutospacing="1" w:line="240" w:lineRule="auto"/>
+        <w:rPr>
+          <w:rFonts w:ascii="Arial" w:hAnsi="Arial" w:cs="Arial"/>
+        </w:rPr>
+      </w:pPr>
+      <w:r>
+        <w:rPr>
+          <w:rStyle w:val="Strong"/>
+          <w:rFonts w:ascii="Arial" w:hAnsi="Arial" w:cs="Arial"/>
+          <w:rtl/>
+        </w:rPr>
+        <w:t>תהליך</w:t>
+      </w:r>
+      <w:r>
+        <w:rPr>
+          <w:rFonts w:ascii="Arial" w:hAnsi="Arial" w:cs="Arial"/>
+        </w:rPr>
+        <w:t xml:space="preserve">: </w:t>
+      </w:r>
+    </w:p>
+    <w:p>
+      <w:pPr>
+        <w:numPr>
+          <w:ilvl w:val="2"/>
+          <w:numId w:val="4"/>
+        </w:numPr>
+        <w:bidi/>
+        <w:spacing w:before="100" w:beforeAutospacing="1" w:after="100" w:afterAutospacing="1" w:line="240" w:lineRule="auto"/>
+        <w:rPr>
+          <w:rFonts w:ascii="Arial" w:hAnsi="Arial" w:cs="Arial"/>
+        </w:rPr>
+      </w:pPr>
+      <w:r>
+        <w:rPr>
+          <w:rStyle w:val="Strong"/>
+          <w:rFonts w:ascii="Arial" w:hAnsi="Arial" w:cs="Arial"/>
+          <w:rtl/>
+        </w:rPr>
+        <w:t>זיהוי עובד</w:t>
+      </w:r>
+      <w:r>
+        <w:rPr>
+          <w:rFonts w:ascii="Arial" w:hAnsi="Arial" w:cs="Arial"/>
+        </w:rPr>
+        <w:t xml:space="preserve">: </w:t>
+      </w:r>
+      <w:r>
+        <w:rPr>
+          <w:rFonts w:ascii="Arial" w:hAnsi="Arial" w:cs="Arial"/>
+          <w:rtl/>
+        </w:rPr>
+        <w:t xml:space="preserve">תתבקשו להזין את </w:t>
+      </w:r>
+      <w:r>
+        <w:rPr>
+          <w:rStyle w:val="Strong"/>
+          <w:rFonts w:ascii="Arial" w:hAnsi="Arial" w:cs="Arial"/>
+          <w:rtl/>
+        </w:rPr>
+        <w:t>מזהה העובד</w:t>
+      </w:r>
+      <w:r>
+        <w:rPr>
+          <w:rFonts w:ascii="Arial" w:hAnsi="Arial" w:cs="Arial"/>
+          <w:rtl/>
+        </w:rPr>
+        <w:t xml:space="preserve"> שאתם רוצים לעדכן. המערכת תציג את פרטי העובד הנוכחיים אם נמצא</w:t>
+      </w:r>
+      <w:r>
+        <w:rPr>
+          <w:rFonts w:ascii="Arial" w:hAnsi="Arial" w:cs="Arial"/>
+        </w:rPr>
+        <w:t>.</w:t>
+      </w:r>
+    </w:p>
+    <w:p>
+      <w:pPr>
+        <w:numPr>
+          <w:ilvl w:val="2"/>
+          <w:numId w:val="4"/>
+        </w:numPr>
+        <w:bidi/>
+        <w:spacing w:before="100" w:beforeAutospacing="1" w:after="100" w:afterAutospacing="1" w:line="240" w:lineRule="auto"/>
+        <w:rPr>
+          <w:rFonts w:ascii="Arial" w:hAnsi="Arial" w:cs="Arial"/>
+        </w:rPr>
+      </w:pPr>
+      <w:r>
+        <w:rPr>
+          <w:rStyle w:val="Strong"/>
+          <w:rFonts w:ascii="Arial" w:hAnsi="Arial" w:cs="Arial"/>
+          <w:rtl/>
+        </w:rPr>
+        <w:t>הזנת פרטים חדשים</w:t>
+      </w:r>
+      <w:r>
+        <w:rPr>
+          <w:rFonts w:ascii="Arial" w:hAnsi="Arial" w:cs="Arial"/>
+        </w:rPr>
+        <w:t xml:space="preserve">: </w:t>
+      </w:r>
+      <w:r>
+        <w:rPr>
+          <w:rFonts w:ascii="Arial" w:hAnsi="Arial" w:cs="Arial"/>
+          <w:rtl/>
+        </w:rPr>
+        <w:t>המערכת תעבור על שדות שונים (סיסמה, שם מלא, שכר, סוג שכר, ימי מחלה שנתיים, ימי חופשה שנתיים)</w:t>
+      </w:r>
+      <w:r>
+        <w:rPr>
+          <w:rFonts w:ascii="Arial" w:hAnsi="Arial" w:cs="Arial"/>
+        </w:rPr>
         <w:t xml:space="preserve">. </w:t>
       </w:r>
-      <w:r>
-        <w:rPr>
-          <w:rFonts w:cstheme="minorBidi" w:hint="cs"/>
-          <w:rtl/>
-        </w:rPr>
-        <w:t xml:space="preserve">1. </w:t>
-      </w:r>
-      <w:r>
-        <w:rPr>
-          <w:rtl/>
-        </w:rPr>
-        <w:t>רישום עובד חדש – מאפשר למנהל להזין פרטי עובד חדש, לרבות שם, תעודת זהות, סוג שכר (שעתי/חודשי), גובה שכר וימי חופשה שנתיים.</w:t>
-      </w:r>
-      <w:r>
-        <w:rPr>
-          <w:rtl/>
-        </w:rPr>
-        <w:br/>
-        <w:t>2. הוספת זמינות – מאפשר לעובדים להזין זמינות למשמרות קיימות.</w:t>
-      </w:r>
-      <w:r>
-        <w:rPr>
-          <w:rtl/>
-        </w:rPr>
-        <w:br/>
-        <w:t>3. שיוך תפקיד לעובד – מאפשר להקצות לעובד תפקידים נוספים.</w:t>
-      </w:r>
-      <w:r>
-        <w:rPr>
-          <w:rtl/>
-        </w:rPr>
-        <w:br/>
-        <w:t>4. יצירת תפקיד חדש – מוסיף תפקיד חדש למערכת.</w:t>
-      </w:r>
-      <w:r>
-        <w:rPr>
-          <w:rtl/>
-        </w:rPr>
-        <w:br/>
-        <w:t>5. צפייה וניהול משמרות – מציג את כלל המשמרות ומאפשר ניהול שלהן.</w:t>
-      </w:r>
-      <w:r>
-        <w:rPr>
-          <w:rtl/>
-        </w:rPr>
-        <w:br/>
-        <w:t>6. חיפוש עובד לפי מזהה – מאפשר לאתר עובד לפי מספר הזיהוי שלו.</w:t>
-      </w:r>
-      <w:r>
-        <w:rPr>
-          <w:rtl/>
-        </w:rPr>
-        <w:br/>
-        <w:t>0. יציאה מהחשבון</w:t>
-      </w:r>
-    </w:p>
-    <w:p>
-      <w:pPr>
-        <w:pStyle w:val="Heading2"/>
-        <w:jc w:val="right"/>
-      </w:pPr>
-      <w:r>
-        <w:rPr>
-          <w:rtl/>
-        </w:rPr>
-        <w:t>עבור עובד</w:t>
-      </w:r>
-    </w:p>
-    <w:p>
-      <w:pPr>
-        <w:jc w:val="right"/>
-      </w:pPr>
-      <w:r>
-        <w:rPr>
-          <w:rFonts w:hint="cs"/>
-          <w:rtl/>
-        </w:rPr>
-        <w:t>1</w:t>
-      </w:r>
-      <w:r>
-        <w:rPr>
-          <w:rFonts w:cs="Arial" w:hint="cs"/>
-          <w:rtl/>
-        </w:rPr>
-        <w:t xml:space="preserve">. </w:t>
-      </w:r>
-      <w:r>
-        <w:rPr>
-          <w:rFonts w:ascii="Arial" w:hAnsi="Arial" w:cs="Arial" w:hint="cs"/>
-          <w:rtl/>
-        </w:rPr>
-        <w:t>הוספת</w:t>
-      </w:r>
-      <w:r>
-        <w:rPr>
-          <w:rtl/>
+    </w:p>
+    <w:p>
+      <w:pPr>
+        <w:numPr>
+          <w:ilvl w:val="3"/>
+          <w:numId w:val="4"/>
+        </w:numPr>
+        <w:bidi/>
+        <w:spacing w:before="100" w:beforeAutospacing="1" w:after="100" w:afterAutospacing="1" w:line="240" w:lineRule="auto"/>
+        <w:rPr>
+          <w:rFonts w:ascii="Arial" w:hAnsi="Arial" w:cs="Arial"/>
+        </w:rPr>
+      </w:pPr>
+      <w:r>
+        <w:rPr>
+          <w:rStyle w:val="Strong"/>
+          <w:rFonts w:ascii="Arial" w:hAnsi="Arial" w:cs="Arial"/>
+          <w:rtl/>
+        </w:rPr>
+        <w:t>לעולם אל תזינו ערך ריק אם אתם רוצים לשנות את השדה</w:t>
+      </w:r>
+      <w:r>
+        <w:rPr>
+          <w:rStyle w:val="Strong"/>
+          <w:rFonts w:ascii="Arial" w:hAnsi="Arial" w:cs="Arial"/>
+        </w:rPr>
+        <w:t>!</w:t>
+      </w:r>
+      <w:r>
+        <w:rPr>
+          <w:rFonts w:ascii="Arial" w:hAnsi="Arial" w:cs="Arial"/>
         </w:rPr>
         <w:t xml:space="preserve"> </w:t>
       </w:r>
       <w:r>
         <w:rPr>
-          <w:rFonts w:ascii="Arial" w:hAnsi="Arial" w:cs="Arial" w:hint="cs"/>
-          <w:rtl/>
-        </w:rPr>
-        <w:t>זמינות</w:t>
-      </w:r>
-      <w:r>
-        <w:rPr>
-          <w:rtl/>
-        </w:rPr>
-        <w:t xml:space="preserve"> </w:t>
-      </w:r>
-      <w:r>
-        <w:rPr>
-          <w:rFonts w:hint="cs"/>
-          <w:rtl/>
-        </w:rPr>
-        <w:t>–</w:t>
-      </w:r>
-      <w:r>
-        <w:rPr>
-          <w:rtl/>
-        </w:rPr>
-        <w:t xml:space="preserve"> </w:t>
-      </w:r>
-      <w:r>
-        <w:rPr>
-          <w:rFonts w:ascii="Arial" w:hAnsi="Arial" w:cs="Arial" w:hint="cs"/>
-          <w:rtl/>
-        </w:rPr>
-        <w:t>מאפשר</w:t>
-      </w:r>
-      <w:r>
-        <w:rPr>
-          <w:rtl/>
-        </w:rPr>
-        <w:t xml:space="preserve"> </w:t>
-      </w:r>
-      <w:r>
-        <w:rPr>
-          <w:rFonts w:ascii="Arial" w:hAnsi="Arial" w:cs="Arial" w:hint="cs"/>
-          <w:rtl/>
-        </w:rPr>
-        <w:t>לעובד</w:t>
-      </w:r>
-      <w:r>
-        <w:rPr>
-          <w:rtl/>
-        </w:rPr>
-        <w:t xml:space="preserve"> </w:t>
-      </w:r>
-      <w:r>
-        <w:rPr>
-          <w:rFonts w:ascii="Arial" w:hAnsi="Arial" w:cs="Arial" w:hint="cs"/>
-          <w:rtl/>
-        </w:rPr>
-        <w:t>להזין</w:t>
-      </w:r>
-      <w:r>
-        <w:rPr>
-          <w:rtl/>
-        </w:rPr>
-        <w:t xml:space="preserve"> </w:t>
-      </w:r>
-      <w:r>
-        <w:rPr>
-          <w:rFonts w:ascii="Arial" w:hAnsi="Arial" w:cs="Arial" w:hint="cs"/>
-          <w:rtl/>
-        </w:rPr>
-        <w:t>את</w:t>
-      </w:r>
-      <w:r>
-        <w:rPr>
-          <w:rtl/>
-        </w:rPr>
-        <w:t xml:space="preserve"> </w:t>
-      </w:r>
-      <w:r>
-        <w:rPr>
-          <w:rFonts w:ascii="Arial" w:hAnsi="Arial" w:cs="Arial" w:hint="cs"/>
-          <w:rtl/>
-        </w:rPr>
-        <w:t>זמינותו</w:t>
-      </w:r>
-      <w:r>
-        <w:rPr>
-          <w:rtl/>
-        </w:rPr>
-        <w:t xml:space="preserve"> </w:t>
-      </w:r>
-      <w:r>
-        <w:rPr>
-          <w:rFonts w:ascii="Arial" w:hAnsi="Arial" w:cs="Arial" w:hint="cs"/>
-          <w:rtl/>
-        </w:rPr>
-        <w:t>למשמרות</w:t>
-      </w:r>
-      <w:r>
-        <w:rPr>
-          <w:rtl/>
-        </w:rPr>
-        <w:t>.</w:t>
-      </w:r>
-      <w:r>
-        <w:rPr>
-          <w:rtl/>
-        </w:rPr>
-        <w:br/>
-        <w:t xml:space="preserve">2. </w:t>
-      </w:r>
-      <w:r>
-        <w:rPr>
-          <w:rFonts w:ascii="Arial" w:hAnsi="Arial" w:cs="Arial" w:hint="cs"/>
-          <w:rtl/>
-        </w:rPr>
-        <w:t>צפייה</w:t>
-      </w:r>
-      <w:r>
-        <w:rPr>
-          <w:rtl/>
-        </w:rPr>
-        <w:t xml:space="preserve"> </w:t>
-      </w:r>
-      <w:r>
-        <w:rPr>
-          <w:rFonts w:ascii="Arial" w:hAnsi="Arial" w:cs="Arial" w:hint="cs"/>
-          <w:rtl/>
-        </w:rPr>
-        <w:t>במשמרות</w:t>
-      </w:r>
-      <w:r>
-        <w:rPr>
-          <w:rtl/>
-        </w:rPr>
-        <w:t xml:space="preserve"> </w:t>
-      </w:r>
-      <w:r>
-        <w:rPr>
-          <w:rFonts w:hint="cs"/>
-          <w:rtl/>
-        </w:rPr>
-        <w:t>–</w:t>
-      </w:r>
-      <w:r>
-        <w:rPr>
-          <w:rtl/>
-        </w:rPr>
-        <w:t xml:space="preserve"> </w:t>
-      </w:r>
-      <w:r>
-        <w:rPr>
-          <w:rFonts w:ascii="Arial" w:hAnsi="Arial" w:cs="Arial" w:hint="cs"/>
-          <w:rtl/>
-        </w:rPr>
-        <w:t>מציג</w:t>
-      </w:r>
-      <w:r>
-        <w:rPr>
-          <w:rtl/>
-        </w:rPr>
-        <w:t xml:space="preserve"> </w:t>
-      </w:r>
-      <w:r>
-        <w:rPr>
-          <w:rFonts w:ascii="Arial" w:hAnsi="Arial" w:cs="Arial" w:hint="cs"/>
-          <w:rtl/>
-        </w:rPr>
-        <w:t>את</w:t>
-      </w:r>
-      <w:r>
-        <w:rPr>
-          <w:rtl/>
-        </w:rPr>
-        <w:t xml:space="preserve"> </w:t>
-      </w:r>
-      <w:r>
-        <w:rPr>
-          <w:rFonts w:ascii="Arial" w:hAnsi="Arial" w:cs="Arial" w:hint="cs"/>
-          <w:rtl/>
-        </w:rPr>
-        <w:t>לוח</w:t>
-      </w:r>
-      <w:r>
-        <w:rPr>
-          <w:rtl/>
-        </w:rPr>
-        <w:t xml:space="preserve"> </w:t>
-      </w:r>
-      <w:r>
-        <w:rPr>
-          <w:rFonts w:ascii="Arial" w:hAnsi="Arial" w:cs="Arial" w:hint="cs"/>
-          <w:rtl/>
-        </w:rPr>
-        <w:t>המשמרות</w:t>
-      </w:r>
-      <w:r>
-        <w:rPr>
-          <w:rtl/>
-        </w:rPr>
-        <w:t xml:space="preserve"> </w:t>
-      </w:r>
-      <w:r>
-        <w:rPr>
-          <w:rFonts w:ascii="Arial" w:hAnsi="Arial" w:cs="Arial" w:hint="cs"/>
-          <w:rtl/>
-        </w:rPr>
-        <w:t>האישי</w:t>
-      </w:r>
-      <w:r>
-        <w:rPr>
-          <w:rtl/>
-        </w:rPr>
-        <w:t xml:space="preserve"> </w:t>
-      </w:r>
-      <w:r>
-        <w:rPr>
-          <w:rFonts w:ascii="Arial" w:hAnsi="Arial" w:cs="Arial" w:hint="cs"/>
-          <w:rtl/>
-        </w:rPr>
-        <w:t>של</w:t>
-      </w:r>
-      <w:r>
-        <w:rPr>
-          <w:rtl/>
-        </w:rPr>
-        <w:t xml:space="preserve"> </w:t>
-      </w:r>
-      <w:r>
-        <w:rPr>
-          <w:rFonts w:ascii="Arial" w:hAnsi="Arial" w:cs="Arial" w:hint="cs"/>
-          <w:rtl/>
-        </w:rPr>
-        <w:t>העובד</w:t>
-      </w:r>
-      <w:r>
-        <w:rPr>
-          <w:rtl/>
-        </w:rPr>
-        <w:t>.</w:t>
-      </w:r>
-      <w:r>
-        <w:rPr>
-          <w:rtl/>
-        </w:rPr>
-        <w:br/>
-      </w:r>
-      <w:r>
-        <w:rPr>
-          <w:rFonts w:hint="cs"/>
-          <w:rtl/>
-        </w:rPr>
-        <w:t>0</w:t>
-      </w:r>
-      <w:r>
-        <w:rPr>
-          <w:rtl/>
-        </w:rPr>
-        <w:t xml:space="preserve">. </w:t>
-      </w:r>
-      <w:r>
-        <w:rPr>
-          <w:rFonts w:ascii="Arial" w:hAnsi="Arial" w:cs="Arial" w:hint="cs"/>
-          <w:rtl/>
-        </w:rPr>
-        <w:t>התנתקות</w:t>
-      </w:r>
-      <w:r>
-        <w:rPr>
-          <w:rtl/>
-        </w:rPr>
-        <w:t xml:space="preserve"> </w:t>
-      </w:r>
-      <w:r>
-        <w:rPr>
-          <w:rFonts w:ascii="Arial" w:hAnsi="Arial" w:cs="Arial" w:hint="cs"/>
-          <w:rtl/>
-        </w:rPr>
-        <w:t>מהחשבון</w:t>
-      </w:r>
-    </w:p>
-    <w:p>
-      <w:pPr>
-        <w:jc w:val="right"/>
-      </w:pPr>
-    </w:p>
-    <w:p>
-      <w:pPr>
-        <w:jc w:val="right"/>
-      </w:pPr>
-      <w:r>
+          <w:rFonts w:ascii="Arial" w:hAnsi="Arial" w:cs="Arial"/>
+          <w:rtl/>
+        </w:rPr>
+        <w:t>אם אינכם רוצים לשנות שדה מסוים, פשוט לחצו אנטר מבלי להקליד דבר</w:t>
+      </w:r>
+      <w:r>
+        <w:rPr>
+          <w:rFonts w:ascii="Arial" w:hAnsi="Arial" w:cs="Arial"/>
+        </w:rPr>
+        <w:t>.</w:t>
+      </w:r>
+    </w:p>
+    <w:p>
+      <w:pPr>
+        <w:numPr>
+          <w:ilvl w:val="3"/>
+          <w:numId w:val="4"/>
+        </w:numPr>
+        <w:bidi/>
+        <w:spacing w:before="100" w:beforeAutospacing="1" w:after="100" w:afterAutospacing="1" w:line="240" w:lineRule="auto"/>
+        <w:rPr>
+          <w:rFonts w:ascii="Arial" w:hAnsi="Arial" w:cs="Arial"/>
+        </w:rPr>
+      </w:pPr>
+      <w:r>
+        <w:rPr>
+          <w:rFonts w:ascii="Arial" w:hAnsi="Arial" w:cs="Arial"/>
+          <w:rtl/>
+        </w:rPr>
+        <w:t>אם אתם רוצים לשנות שדה, הזינו את הערך החדש ולחצו אנטר</w:t>
+      </w:r>
+      <w:r>
+        <w:rPr>
+          <w:rFonts w:ascii="Arial" w:hAnsi="Arial" w:cs="Arial"/>
+        </w:rPr>
+        <w:t>.</w:t>
+      </w:r>
+    </w:p>
+    <w:p>
+      <w:pPr>
+        <w:numPr>
+          <w:ilvl w:val="2"/>
+          <w:numId w:val="4"/>
+        </w:numPr>
+        <w:bidi/>
+        <w:spacing w:before="100" w:beforeAutospacing="1" w:after="100" w:afterAutospacing="1" w:line="240" w:lineRule="auto"/>
+        <w:rPr>
+          <w:rFonts w:ascii="Arial" w:hAnsi="Arial" w:cs="Arial"/>
+        </w:rPr>
+      </w:pPr>
+      <w:r>
+        <w:rPr>
+          <w:rStyle w:val="Strong"/>
+          <w:rFonts w:ascii="Arial" w:hAnsi="Arial" w:cs="Arial"/>
+          <w:rtl/>
+        </w:rPr>
+        <w:t>אישור</w:t>
+      </w:r>
+      <w:r>
+        <w:rPr>
+          <w:rFonts w:ascii="Arial" w:hAnsi="Arial" w:cs="Arial"/>
+        </w:rPr>
+        <w:t xml:space="preserve">: </w:t>
+      </w:r>
+      <w:r>
+        <w:rPr>
+          <w:rFonts w:ascii="Arial" w:hAnsi="Arial" w:cs="Arial"/>
+          <w:rtl/>
+        </w:rPr>
+        <w:t>לאחר סיום הזנת הפרטים, המערכת תודיע</w:t>
+      </w:r>
+      <w:r>
+        <w:rPr>
+          <w:rFonts w:ascii="Arial" w:hAnsi="Arial" w:cs="Arial"/>
+        </w:rPr>
+        <w:t xml:space="preserve"> "Employee details updated successfully!" </w:t>
+      </w:r>
+      <w:r>
+        <w:rPr>
+          <w:rFonts w:ascii="Arial" w:hAnsi="Arial" w:cs="Arial"/>
+          <w:rtl/>
+        </w:rPr>
+        <w:t>אם העדכון בוצע בהצלחה</w:t>
+      </w:r>
+      <w:r>
+        <w:rPr>
+          <w:rFonts w:ascii="Arial" w:hAnsi="Arial" w:cs="Arial"/>
+        </w:rPr>
+        <w:t>.</w:t>
+      </w:r>
+    </w:p>
+    <w:p>
+      <w:pPr>
+        <w:numPr>
+          <w:ilvl w:val="2"/>
+          <w:numId w:val="4"/>
+        </w:numPr>
+        <w:bidi/>
+        <w:spacing w:before="100" w:beforeAutospacing="1" w:after="100" w:afterAutospacing="1" w:line="240" w:lineRule="auto"/>
+        <w:rPr>
+          <w:rFonts w:ascii="Arial" w:hAnsi="Arial" w:cs="Arial"/>
+        </w:rPr>
+      </w:pPr>
+      <w:r>
+        <w:rPr>
+          <w:rStyle w:val="Strong"/>
+          <w:rFonts w:ascii="Arial" w:hAnsi="Arial" w:cs="Arial"/>
+          <w:rtl/>
+        </w:rPr>
+        <w:t>ביטול</w:t>
+      </w:r>
+      <w:r>
+        <w:rPr>
+          <w:rFonts w:ascii="Arial" w:hAnsi="Arial" w:cs="Arial"/>
+        </w:rPr>
+        <w:t xml:space="preserve">: </w:t>
+      </w:r>
+      <w:r>
+        <w:rPr>
+          <w:rFonts w:ascii="Arial" w:hAnsi="Arial" w:cs="Arial"/>
+          <w:rtl/>
+        </w:rPr>
+        <w:t>הקלידו</w:t>
+      </w:r>
+      <w:r>
+        <w:rPr>
+          <w:rFonts w:ascii="Arial" w:hAnsi="Arial" w:cs="Arial"/>
+        </w:rPr>
+        <w:t xml:space="preserve"> 'q' </w:t>
+      </w:r>
+      <w:r>
+        <w:rPr>
+          <w:rFonts w:ascii="Arial" w:hAnsi="Arial" w:cs="Arial"/>
+          <w:rtl/>
+        </w:rPr>
+        <w:t>בכל שלב כדי לבטל את תהליך העדכון</w:t>
+      </w:r>
+      <w:r>
+        <w:rPr>
+          <w:rFonts w:ascii="Arial" w:hAnsi="Arial" w:cs="Arial"/>
+        </w:rPr>
+        <w:t>.</w:t>
+      </w:r>
+    </w:p>
+    <w:p>
+      <w:pPr>
+        <w:pStyle w:val="NormalWeb"/>
+        <w:numPr>
+          <w:ilvl w:val="0"/>
+          <w:numId w:val="4"/>
+        </w:numPr>
+        <w:bidi/>
+        <w:rPr>
+          <w:rFonts w:ascii="Arial" w:hAnsi="Arial" w:cs="Arial"/>
+        </w:rPr>
+      </w:pPr>
+      <w:r>
+        <w:rPr>
+          <w:rStyle w:val="Strong"/>
+          <w:rFonts w:ascii="Arial" w:hAnsi="Arial" w:cs="Arial"/>
+          <w:rtl/>
+        </w:rPr>
+        <w:t>צפייה במשמרות ועובדים נוכחיים</w:t>
+      </w:r>
+      <w:r>
+        <w:rPr>
+          <w:rStyle w:val="Strong"/>
+          <w:rFonts w:ascii="Arial" w:hAnsi="Arial" w:cs="Arial"/>
+        </w:rPr>
+        <w:t xml:space="preserve"> (View current shifts and employees)</w:t>
+      </w:r>
+      <w:r>
+        <w:rPr>
+          <w:rFonts w:ascii="Arial" w:hAnsi="Arial" w:cs="Arial"/>
+        </w:rPr>
+        <w:t>:</w:t>
+      </w:r>
+    </w:p>
+    <w:p>
+      <w:pPr>
+        <w:numPr>
+          <w:ilvl w:val="1"/>
+          <w:numId w:val="4"/>
+        </w:numPr>
+        <w:bidi/>
+        <w:spacing w:before="100" w:beforeAutospacing="1" w:after="100" w:afterAutospacing="1" w:line="240" w:lineRule="auto"/>
+        <w:rPr>
+          <w:rFonts w:ascii="Arial" w:hAnsi="Arial" w:cs="Arial"/>
+        </w:rPr>
+      </w:pPr>
+      <w:r>
+        <w:rPr>
+          <w:rStyle w:val="Strong"/>
+          <w:rFonts w:ascii="Arial" w:hAnsi="Arial" w:cs="Arial"/>
+          <w:rtl/>
+        </w:rPr>
+        <w:t>מטרה</w:t>
+      </w:r>
+      <w:r>
+        <w:rPr>
+          <w:rFonts w:ascii="Arial" w:hAnsi="Arial" w:cs="Arial"/>
+        </w:rPr>
+        <w:t xml:space="preserve">: </w:t>
+      </w:r>
+      <w:r>
+        <w:rPr>
+          <w:rFonts w:ascii="Arial" w:hAnsi="Arial" w:cs="Arial"/>
+          <w:rtl/>
+        </w:rPr>
+        <w:t>הצגה של כל המשמרות שפעילות ברגע זה (כלומר, המשמרות ששעת ההתחלה שלהן עברה ושעת הסיום שלהן טרם הגיעה) והעובדים המשויכים אליהן</w:t>
+      </w:r>
+      <w:r>
+        <w:rPr>
+          <w:rFonts w:ascii="Arial" w:hAnsi="Arial" w:cs="Arial"/>
+        </w:rPr>
+        <w:t>.</w:t>
+      </w:r>
+    </w:p>
+    <w:p>
+      <w:pPr>
+        <w:numPr>
+          <w:ilvl w:val="1"/>
+          <w:numId w:val="4"/>
+        </w:numPr>
+        <w:bidi/>
+        <w:spacing w:before="100" w:beforeAutospacing="1" w:after="100" w:afterAutospacing="1" w:line="240" w:lineRule="auto"/>
+        <w:rPr>
+          <w:rFonts w:ascii="Arial" w:hAnsi="Arial" w:cs="Arial"/>
+        </w:rPr>
+      </w:pPr>
+      <w:r>
+        <w:rPr>
+          <w:rStyle w:val="Strong"/>
+          <w:rFonts w:ascii="Arial" w:hAnsi="Arial" w:cs="Arial"/>
+          <w:rtl/>
+        </w:rPr>
+        <w:t>תהליך</w:t>
+      </w:r>
+      <w:r>
+        <w:rPr>
+          <w:rFonts w:ascii="Arial" w:hAnsi="Arial" w:cs="Arial"/>
+        </w:rPr>
+        <w:t xml:space="preserve">: </w:t>
+      </w:r>
+    </w:p>
+    <w:p>
+      <w:pPr>
+        <w:numPr>
+          <w:ilvl w:val="2"/>
+          <w:numId w:val="4"/>
+        </w:numPr>
+        <w:bidi/>
+        <w:spacing w:before="100" w:beforeAutospacing="1" w:after="100" w:afterAutospacing="1" w:line="240" w:lineRule="auto"/>
+        <w:rPr>
+          <w:rFonts w:ascii="Arial" w:hAnsi="Arial" w:cs="Arial"/>
+        </w:rPr>
+      </w:pPr>
+      <w:r>
+        <w:rPr>
+          <w:rFonts w:ascii="Arial" w:hAnsi="Arial" w:cs="Arial"/>
+          <w:rtl/>
+        </w:rPr>
+        <w:t>המערכת תסרוק את כל המשמרות ותציג רק את אלו העומדות בקריטריון של "משמרת פעילה כעת</w:t>
+      </w:r>
+      <w:r>
+        <w:rPr>
+          <w:rFonts w:ascii="Arial" w:hAnsi="Arial" w:cs="Arial"/>
+        </w:rPr>
+        <w:t>".</w:t>
+      </w:r>
+    </w:p>
+    <w:p>
+      <w:pPr>
+        <w:numPr>
+          <w:ilvl w:val="2"/>
+          <w:numId w:val="4"/>
+        </w:numPr>
+        <w:bidi/>
+        <w:spacing w:before="100" w:beforeAutospacing="1" w:after="100" w:afterAutospacing="1" w:line="240" w:lineRule="auto"/>
+        <w:rPr>
+          <w:rFonts w:ascii="Arial" w:hAnsi="Arial" w:cs="Arial"/>
+        </w:rPr>
+      </w:pPr>
+      <w:r>
+        <w:rPr>
+          <w:rFonts w:ascii="Arial" w:hAnsi="Arial" w:cs="Arial"/>
+          <w:rtl/>
+        </w:rPr>
+        <w:t>לכל משמרת פעילה, יוצגו הפרטים הבאים</w:t>
+      </w:r>
+      <w:r>
+        <w:rPr>
+          <w:rFonts w:ascii="Arial" w:hAnsi="Arial" w:cs="Arial"/>
+        </w:rPr>
+        <w:t xml:space="preserve">: </w:t>
+      </w:r>
+    </w:p>
+    <w:p>
+      <w:pPr>
+        <w:numPr>
+          <w:ilvl w:val="3"/>
+          <w:numId w:val="4"/>
+        </w:numPr>
+        <w:bidi/>
+        <w:spacing w:before="100" w:beforeAutospacing="1" w:after="100" w:afterAutospacing="1" w:line="240" w:lineRule="auto"/>
+        <w:rPr>
+          <w:rFonts w:ascii="Arial" w:hAnsi="Arial" w:cs="Arial"/>
+        </w:rPr>
+      </w:pPr>
+      <w:r>
+        <w:rPr>
+          <w:rStyle w:val="Strong"/>
+          <w:rFonts w:ascii="Arial" w:hAnsi="Arial" w:cs="Arial"/>
+        </w:rPr>
+        <w:t>Shift Number</w:t>
+      </w:r>
+      <w:r>
+        <w:rPr>
+          <w:rFonts w:ascii="Arial" w:hAnsi="Arial" w:cs="Arial"/>
+        </w:rPr>
+        <w:t xml:space="preserve">: </w:t>
+      </w:r>
+      <w:r>
+        <w:rPr>
+          <w:rFonts w:ascii="Arial" w:hAnsi="Arial" w:cs="Arial"/>
+          <w:rtl/>
+        </w:rPr>
+        <w:t>מספר סידורי של המשמרת</w:t>
+      </w:r>
+      <w:r>
+        <w:rPr>
+          <w:rFonts w:ascii="Arial" w:hAnsi="Arial" w:cs="Arial"/>
+        </w:rPr>
+        <w:t>.</w:t>
+      </w:r>
+    </w:p>
+    <w:p>
+      <w:pPr>
+        <w:numPr>
+          <w:ilvl w:val="3"/>
+          <w:numId w:val="4"/>
+        </w:numPr>
+        <w:bidi/>
+        <w:spacing w:before="100" w:beforeAutospacing="1" w:after="100" w:afterAutospacing="1" w:line="240" w:lineRule="auto"/>
+        <w:rPr>
+          <w:rFonts w:ascii="Arial" w:hAnsi="Arial" w:cs="Arial"/>
+        </w:rPr>
+      </w:pPr>
+      <w:r>
+        <w:rPr>
+          <w:rStyle w:val="Strong"/>
+          <w:rFonts w:ascii="Arial" w:hAnsi="Arial" w:cs="Arial"/>
+        </w:rPr>
+        <w:t>Start Time / End Time</w:t>
+      </w:r>
+      <w:r>
+        <w:rPr>
+          <w:rFonts w:ascii="Arial" w:hAnsi="Arial" w:cs="Arial"/>
+        </w:rPr>
+        <w:t xml:space="preserve">: </w:t>
+      </w:r>
+      <w:r>
+        <w:rPr>
+          <w:rFonts w:ascii="Arial" w:hAnsi="Arial" w:cs="Arial"/>
+          <w:rtl/>
+        </w:rPr>
+        <w:t>שעת התחלה ושעת סיום</w:t>
+      </w:r>
+      <w:r>
+        <w:rPr>
+          <w:rFonts w:ascii="Arial" w:hAnsi="Arial" w:cs="Arial"/>
+        </w:rPr>
+        <w:t>.</w:t>
+      </w:r>
+    </w:p>
+    <w:p>
+      <w:pPr>
+        <w:numPr>
+          <w:ilvl w:val="3"/>
+          <w:numId w:val="4"/>
+        </w:numPr>
+        <w:bidi/>
+        <w:spacing w:before="100" w:beforeAutospacing="1" w:after="100" w:afterAutospacing="1" w:line="240" w:lineRule="auto"/>
+        <w:rPr>
+          <w:rFonts w:ascii="Arial" w:hAnsi="Arial" w:cs="Arial"/>
+        </w:rPr>
+      </w:pPr>
+      <w:r>
+        <w:rPr>
+          <w:rStyle w:val="Strong"/>
+          <w:rFonts w:ascii="Arial" w:hAnsi="Arial" w:cs="Arial"/>
+        </w:rPr>
+        <w:t>Shift Type</w:t>
+      </w:r>
+      <w:r>
+        <w:rPr>
+          <w:rFonts w:ascii="Arial" w:hAnsi="Arial" w:cs="Arial"/>
+        </w:rPr>
+        <w:t xml:space="preserve">: </w:t>
+      </w:r>
+      <w:r>
+        <w:rPr>
+          <w:rFonts w:ascii="Arial" w:hAnsi="Arial" w:cs="Arial"/>
+          <w:rtl/>
+        </w:rPr>
+        <w:t>סוג המשמרת</w:t>
+      </w:r>
+      <w:r>
+        <w:rPr>
+          <w:rFonts w:ascii="Arial" w:hAnsi="Arial" w:cs="Arial"/>
+        </w:rPr>
+        <w:t>.</w:t>
+      </w:r>
+    </w:p>
+    <w:p>
+      <w:pPr>
+        <w:numPr>
+          <w:ilvl w:val="3"/>
+          <w:numId w:val="4"/>
+        </w:numPr>
+        <w:bidi/>
+        <w:spacing w:before="100" w:beforeAutospacing="1" w:after="100" w:afterAutospacing="1" w:line="240" w:lineRule="auto"/>
+        <w:rPr>
+          <w:rFonts w:ascii="Arial" w:hAnsi="Arial" w:cs="Arial"/>
+        </w:rPr>
+      </w:pPr>
+      <w:r>
+        <w:rPr>
+          <w:rStyle w:val="Strong"/>
+          <w:rFonts w:ascii="Arial" w:hAnsi="Arial" w:cs="Arial"/>
+        </w:rPr>
+        <w:t>Assigned Employees</w:t>
+      </w:r>
+      <w:r>
+        <w:rPr>
+          <w:rFonts w:ascii="Arial" w:hAnsi="Arial" w:cs="Arial"/>
+        </w:rPr>
+        <w:t xml:space="preserve">: </w:t>
+      </w:r>
+      <w:r>
+        <w:rPr>
+          <w:rFonts w:ascii="Arial" w:hAnsi="Arial" w:cs="Arial"/>
+          <w:rtl/>
+        </w:rPr>
+        <w:t>רשימת העובדים ששויכו למשמרת זו, יחד עם תפקידיהם</w:t>
+      </w:r>
+      <w:r>
+        <w:rPr>
+          <w:rFonts w:ascii="Arial" w:hAnsi="Arial" w:cs="Arial"/>
+        </w:rPr>
+        <w:t>.</w:t>
+      </w:r>
+    </w:p>
+    <w:p>
+      <w:pPr>
+        <w:numPr>
+          <w:ilvl w:val="2"/>
+          <w:numId w:val="4"/>
+        </w:numPr>
+        <w:bidi/>
+        <w:spacing w:before="100" w:beforeAutospacing="1" w:after="100" w:afterAutospacing="1" w:line="240" w:lineRule="auto"/>
+        <w:rPr>
+          <w:rFonts w:ascii="Arial" w:hAnsi="Arial" w:cs="Arial"/>
+        </w:rPr>
+      </w:pPr>
+      <w:r>
+        <w:rPr>
+          <w:rFonts w:ascii="Arial" w:hAnsi="Arial" w:cs="Arial"/>
+          <w:rtl/>
+        </w:rPr>
+        <w:t>אם אין משמרות פעילות כעת, המערכת תודיע</w:t>
+      </w:r>
+      <w:r>
+        <w:rPr>
+          <w:rFonts w:ascii="Arial" w:hAnsi="Arial" w:cs="Arial"/>
+        </w:rPr>
+        <w:t xml:space="preserve"> "No shifts available." (</w:t>
+      </w:r>
+      <w:r>
+        <w:rPr>
+          <w:rFonts w:ascii="Arial" w:hAnsi="Arial" w:cs="Arial"/>
+          <w:rtl/>
+        </w:rPr>
+        <w:t>בהקשר של משמרות נוכחיות</w:t>
+      </w:r>
+      <w:r>
+        <w:rPr>
+          <w:rFonts w:ascii="Arial" w:hAnsi="Arial" w:cs="Arial"/>
+        </w:rPr>
+        <w:t>).</w:t>
+      </w:r>
+    </w:p>
+    <w:p>
+      <w:pPr>
+        <w:pStyle w:val="NormalWeb"/>
+        <w:numPr>
+          <w:ilvl w:val="0"/>
+          <w:numId w:val="4"/>
+        </w:numPr>
+        <w:bidi/>
+        <w:rPr>
+          <w:rFonts w:ascii="Arial" w:hAnsi="Arial" w:cs="Arial"/>
+        </w:rPr>
+      </w:pPr>
+      <w:r>
+        <w:rPr>
+          <w:rStyle w:val="Strong"/>
+          <w:rFonts w:ascii="Arial" w:hAnsi="Arial" w:cs="Arial"/>
+          <w:rtl/>
+        </w:rPr>
+        <w:t>יציאה</w:t>
+      </w:r>
+      <w:r>
+        <w:rPr>
+          <w:rStyle w:val="Strong"/>
+          <w:rFonts w:ascii="Arial" w:hAnsi="Arial" w:cs="Arial"/>
+        </w:rPr>
+        <w:t xml:space="preserve"> (Exit)</w:t>
+      </w:r>
+      <w:r>
+        <w:rPr>
+          <w:rFonts w:ascii="Arial" w:hAnsi="Arial" w:cs="Arial"/>
+        </w:rPr>
+        <w:t xml:space="preserve">: </w:t>
+      </w:r>
+      <w:r>
+        <w:rPr>
+          <w:rFonts w:ascii="Arial" w:hAnsi="Arial" w:cs="Arial"/>
+          <w:rtl/>
+        </w:rPr>
+        <w:t>יציאה מסודרת מהמערכת</w:t>
+      </w:r>
+      <w:r>
+        <w:rPr>
+          <w:rFonts w:ascii="Arial" w:hAnsi="Arial" w:cs="Arial"/>
+        </w:rPr>
+        <w:t>.</w:t>
+      </w:r>
+    </w:p>
+    <w:p>
+      <w:pPr>
+        <w:pStyle w:val="Heading3"/>
+        <w:bidi/>
+        <w:rPr>
+          <w:rFonts w:ascii="Arial" w:hAnsi="Arial" w:cs="Arial"/>
+        </w:rPr>
+      </w:pPr>
+      <w:r>
+        <w:rPr>
+          <w:rFonts w:ascii="Arial" w:hAnsi="Arial" w:cs="Arial"/>
+        </w:rPr>
+        <w:t xml:space="preserve">3.2. </w:t>
+      </w:r>
+      <w:r>
+        <w:rPr>
+          <w:rFonts w:ascii="Arial" w:hAnsi="Arial" w:cs="Arial"/>
+          <w:rtl/>
+        </w:rPr>
+        <w:t>תפריט עובד</w:t>
+      </w:r>
+      <w:r>
+        <w:rPr>
+          <w:rFonts w:ascii="Arial" w:hAnsi="Arial" w:cs="Arial"/>
+        </w:rPr>
+        <w:t xml:space="preserve"> (Employee Menu)</w:t>
+      </w:r>
+    </w:p>
+    <w:p>
+      <w:pPr>
+        <w:pStyle w:val="NormalWeb"/>
+        <w:bidi/>
+        <w:rPr>
+          <w:rFonts w:ascii="Arial" w:hAnsi="Arial" w:cs="Arial"/>
+        </w:rPr>
+      </w:pPr>
+      <w:r>
+        <w:rPr>
+          <w:rFonts w:ascii="Arial" w:hAnsi="Arial" w:cs="Arial"/>
+          <w:rtl/>
+        </w:rPr>
+        <w:t>תפריט העובד מציע פונקציות חיוניות המאפשרות לעובדים לנהל את זמינותם ולצפות בלוח המשמרות שלהם</w:t>
+      </w:r>
+      <w:r>
+        <w:rPr>
+          <w:rFonts w:ascii="Arial" w:hAnsi="Arial" w:cs="Arial"/>
+        </w:rPr>
+        <w:t>.</w:t>
+      </w:r>
+    </w:p>
+    <w:p>
+      <w:pPr>
+        <w:pStyle w:val="NormalWeb"/>
+        <w:bidi/>
+        <w:rPr>
+          <w:rFonts w:ascii="Arial" w:hAnsi="Arial" w:cs="Arial"/>
+        </w:rPr>
+      </w:pPr>
+      <w:r>
+        <w:rPr>
+          <w:rFonts w:ascii="Arial" w:hAnsi="Arial" w:cs="Arial"/>
+          <w:rtl/>
+        </w:rPr>
+        <w:t>להלן פירוט מעמיק של כל אחת מהאפשרויות</w:t>
+      </w:r>
+      <w:r>
+        <w:rPr>
+          <w:rFonts w:ascii="Arial" w:hAnsi="Arial" w:cs="Arial"/>
+        </w:rPr>
+        <w:t>:</w:t>
+      </w:r>
+    </w:p>
+    <w:p>
+      <w:pPr>
+        <w:pStyle w:val="NormalWeb"/>
+        <w:numPr>
+          <w:ilvl w:val="0"/>
+          <w:numId w:val="5"/>
+        </w:numPr>
+        <w:bidi/>
+        <w:rPr>
+          <w:rFonts w:ascii="Arial" w:hAnsi="Arial" w:cs="Arial"/>
+        </w:rPr>
+      </w:pPr>
+      <w:r>
+        <w:rPr>
+          <w:rStyle w:val="Strong"/>
+          <w:rFonts w:ascii="Arial" w:hAnsi="Arial" w:cs="Arial"/>
+          <w:rtl/>
+        </w:rPr>
+        <w:t>הוספת זמינות למשמרות</w:t>
+      </w:r>
+      <w:r>
+        <w:rPr>
+          <w:rStyle w:val="Strong"/>
+          <w:rFonts w:ascii="Arial" w:hAnsi="Arial" w:cs="Arial"/>
+        </w:rPr>
+        <w:t xml:space="preserve"> (Enter availability)</w:t>
+      </w:r>
+      <w:r>
+        <w:rPr>
+          <w:rFonts w:ascii="Arial" w:hAnsi="Arial" w:cs="Arial"/>
+        </w:rPr>
+        <w:t>:</w:t>
+      </w:r>
+    </w:p>
+    <w:p>
+      <w:pPr>
+        <w:numPr>
+          <w:ilvl w:val="1"/>
+          <w:numId w:val="5"/>
+        </w:numPr>
+        <w:bidi/>
+        <w:spacing w:before="100" w:beforeAutospacing="1" w:after="100" w:afterAutospacing="1" w:line="240" w:lineRule="auto"/>
+        <w:rPr>
+          <w:rFonts w:ascii="Arial" w:hAnsi="Arial" w:cs="Arial"/>
+        </w:rPr>
+      </w:pPr>
+      <w:r>
+        <w:rPr>
+          <w:rStyle w:val="Strong"/>
+          <w:rFonts w:ascii="Arial" w:hAnsi="Arial" w:cs="Arial"/>
+          <w:rtl/>
+        </w:rPr>
+        <w:lastRenderedPageBreak/>
+        <w:t>מטרה</w:t>
+      </w:r>
+      <w:r>
+        <w:rPr>
+          <w:rFonts w:ascii="Arial" w:hAnsi="Arial" w:cs="Arial"/>
+        </w:rPr>
+        <w:t xml:space="preserve">: </w:t>
+      </w:r>
+      <w:r>
+        <w:rPr>
+          <w:rFonts w:ascii="Arial" w:hAnsi="Arial" w:cs="Arial"/>
+          <w:rtl/>
+        </w:rPr>
+        <w:t>מאפשר לעובד לציין מתי הוא פנוי לעבוד במשמרות עתידיות. זהו צעד חשוב כדי שמנהלים יוכלו לשבץ אותו ביעילות</w:t>
+      </w:r>
+      <w:r>
+        <w:rPr>
+          <w:rFonts w:ascii="Arial" w:hAnsi="Arial" w:cs="Arial"/>
+        </w:rPr>
+        <w:t>.</w:t>
+      </w:r>
+    </w:p>
+    <w:p>
+      <w:pPr>
+        <w:numPr>
+          <w:ilvl w:val="1"/>
+          <w:numId w:val="5"/>
+        </w:numPr>
+        <w:bidi/>
+        <w:spacing w:before="100" w:beforeAutospacing="1" w:after="100" w:afterAutospacing="1" w:line="240" w:lineRule="auto"/>
+        <w:rPr>
+          <w:rFonts w:ascii="Arial" w:hAnsi="Arial" w:cs="Arial"/>
+        </w:rPr>
+      </w:pPr>
+      <w:r>
+        <w:rPr>
+          <w:rStyle w:val="Strong"/>
+          <w:rFonts w:ascii="Arial" w:hAnsi="Arial" w:cs="Arial"/>
+          <w:rtl/>
+        </w:rPr>
+        <w:t>תהליך</w:t>
+      </w:r>
+      <w:r>
+        <w:rPr>
+          <w:rFonts w:ascii="Arial" w:hAnsi="Arial" w:cs="Arial"/>
+        </w:rPr>
+        <w:t xml:space="preserve">: </w:t>
+      </w:r>
+    </w:p>
+    <w:p>
+      <w:pPr>
+        <w:numPr>
+          <w:ilvl w:val="2"/>
+          <w:numId w:val="5"/>
+        </w:numPr>
+        <w:bidi/>
+        <w:spacing w:before="100" w:beforeAutospacing="1" w:after="100" w:afterAutospacing="1" w:line="240" w:lineRule="auto"/>
+        <w:rPr>
+          <w:rFonts w:ascii="Arial" w:hAnsi="Arial" w:cs="Arial"/>
+        </w:rPr>
+      </w:pPr>
+      <w:r>
+        <w:rPr>
+          <w:rFonts w:ascii="Arial" w:hAnsi="Arial" w:cs="Arial"/>
+          <w:rtl/>
+        </w:rPr>
+        <w:t xml:space="preserve">המערכת תציג רשימה ממוספרת של </w:t>
+      </w:r>
+      <w:r>
+        <w:rPr>
+          <w:rStyle w:val="Strong"/>
+          <w:rFonts w:ascii="Arial" w:hAnsi="Arial" w:cs="Arial"/>
+          <w:rtl/>
+        </w:rPr>
+        <w:t>משמרות שבועיות זמינות</w:t>
+      </w:r>
+      <w:r>
+        <w:rPr>
+          <w:rFonts w:ascii="Arial" w:hAnsi="Arial" w:cs="Arial"/>
+        </w:rPr>
+        <w:t xml:space="preserve">, </w:t>
+      </w:r>
+      <w:r>
+        <w:rPr>
+          <w:rFonts w:ascii="Arial" w:hAnsi="Arial" w:cs="Arial"/>
+          <w:rtl/>
+        </w:rPr>
+        <w:t>כולל תאריך, שעת התחלה וסיום וסוג המשמרת. לדוגמה: "1. 2025-06-08 08:00 - 16:00</w:t>
+      </w:r>
+      <w:r>
+        <w:rPr>
+          <w:rFonts w:ascii="Arial" w:hAnsi="Arial" w:cs="Arial"/>
+        </w:rPr>
+        <w:t xml:space="preserve"> (Morning)".</w:t>
+      </w:r>
+    </w:p>
+    <w:p>
+      <w:pPr>
+        <w:numPr>
+          <w:ilvl w:val="2"/>
+          <w:numId w:val="5"/>
+        </w:numPr>
+        <w:bidi/>
+        <w:spacing w:before="100" w:beforeAutospacing="1" w:after="100" w:afterAutospacing="1" w:line="240" w:lineRule="auto"/>
+        <w:rPr>
+          <w:rFonts w:ascii="Arial" w:hAnsi="Arial" w:cs="Arial"/>
+        </w:rPr>
+      </w:pPr>
+      <w:r>
+        <w:rPr>
+          <w:rStyle w:val="Strong"/>
+          <w:rFonts w:ascii="Arial" w:hAnsi="Arial" w:cs="Arial"/>
+          <w:rtl/>
+        </w:rPr>
+        <w:t>בחירת משמרות</w:t>
+      </w:r>
+      <w:r>
+        <w:rPr>
+          <w:rFonts w:ascii="Arial" w:hAnsi="Arial" w:cs="Arial"/>
+        </w:rPr>
+        <w:t xml:space="preserve">: </w:t>
+      </w:r>
+      <w:r>
+        <w:rPr>
+          <w:rFonts w:ascii="Arial" w:hAnsi="Arial" w:cs="Arial"/>
+          <w:rtl/>
+        </w:rPr>
+        <w:t>תתבקשו לבחור את מספרי המשמרות שבהן אתם זמינים. ניתן להזין מספרים מרובים מופרדים ברווח. לדוגמה</w:t>
+      </w:r>
+      <w:r>
+        <w:rPr>
+          <w:rFonts w:ascii="Arial" w:hAnsi="Arial" w:cs="Arial"/>
+        </w:rPr>
+        <w:t xml:space="preserve">: </w:t>
+      </w:r>
+      <w:r>
+        <w:rPr>
+          <w:rStyle w:val="HTMLCode"/>
+          <w:rFonts w:ascii="Arial" w:eastAsia="Cambria" w:hAnsi="Arial" w:cs="Arial"/>
+        </w:rPr>
+        <w:t>1 3 5</w:t>
+      </w:r>
+      <w:r>
+        <w:rPr>
+          <w:rFonts w:ascii="Arial" w:hAnsi="Arial" w:cs="Arial"/>
+        </w:rPr>
+        <w:t xml:space="preserve"> (</w:t>
+      </w:r>
+      <w:r>
+        <w:rPr>
+          <w:rFonts w:ascii="Arial" w:hAnsi="Arial" w:cs="Arial"/>
+          <w:rtl/>
+        </w:rPr>
+        <w:t>עבור משמרת 1, 3 ו-5</w:t>
+      </w:r>
+      <w:r>
+        <w:rPr>
+          <w:rFonts w:ascii="Arial" w:hAnsi="Arial" w:cs="Arial"/>
+        </w:rPr>
+        <w:t>).</w:t>
+      </w:r>
+    </w:p>
+    <w:p>
+      <w:pPr>
+        <w:numPr>
+          <w:ilvl w:val="2"/>
+          <w:numId w:val="5"/>
+        </w:numPr>
+        <w:bidi/>
+        <w:spacing w:before="100" w:beforeAutospacing="1" w:after="100" w:afterAutospacing="1" w:line="240" w:lineRule="auto"/>
+        <w:rPr>
+          <w:rFonts w:ascii="Arial" w:hAnsi="Arial" w:cs="Arial"/>
+        </w:rPr>
+      </w:pPr>
+      <w:r>
+        <w:rPr>
+          <w:rStyle w:val="Strong"/>
+          <w:rFonts w:ascii="Arial" w:hAnsi="Arial" w:cs="Arial"/>
+          <w:rtl/>
+        </w:rPr>
+        <w:t>אישור</w:t>
+      </w:r>
+      <w:r>
+        <w:rPr>
+          <w:rFonts w:ascii="Arial" w:hAnsi="Arial" w:cs="Arial"/>
+        </w:rPr>
+        <w:t xml:space="preserve">: </w:t>
+      </w:r>
+      <w:r>
+        <w:rPr>
+          <w:rFonts w:ascii="Arial" w:hAnsi="Arial" w:cs="Arial"/>
+          <w:rtl/>
+        </w:rPr>
+        <w:t>לאחר ההזנה, הזמינות תוגדר בהצלחה והמערכת תודיע</w:t>
+      </w:r>
+      <w:r>
+        <w:rPr>
+          <w:rFonts w:ascii="Arial" w:hAnsi="Arial" w:cs="Arial"/>
+        </w:rPr>
+        <w:t xml:space="preserve"> "Availability has been set successfully!".</w:t>
+      </w:r>
+    </w:p>
+    <w:p>
+      <w:pPr>
+        <w:numPr>
+          <w:ilvl w:val="2"/>
+          <w:numId w:val="5"/>
+        </w:numPr>
+        <w:bidi/>
+        <w:spacing w:before="100" w:beforeAutospacing="1" w:after="100" w:afterAutospacing="1" w:line="240" w:lineRule="auto"/>
+        <w:rPr>
+          <w:rFonts w:ascii="Arial" w:hAnsi="Arial" w:cs="Arial"/>
+        </w:rPr>
+      </w:pPr>
+      <w:r>
+        <w:rPr>
+          <w:rStyle w:val="Strong"/>
+          <w:rFonts w:ascii="Arial" w:hAnsi="Arial" w:cs="Arial"/>
+          <w:rtl/>
+        </w:rPr>
+        <w:t>ביטול</w:t>
+      </w:r>
+      <w:r>
+        <w:rPr>
+          <w:rFonts w:ascii="Arial" w:hAnsi="Arial" w:cs="Arial"/>
+        </w:rPr>
+        <w:t xml:space="preserve">: </w:t>
+      </w:r>
+      <w:r>
+        <w:rPr>
+          <w:rFonts w:ascii="Arial" w:hAnsi="Arial" w:cs="Arial"/>
+          <w:rtl/>
+        </w:rPr>
+        <w:t>אם ברצונכם לבטל את הפעולה, הקלידו</w:t>
+      </w:r>
+      <w:r>
+        <w:rPr>
+          <w:rFonts w:ascii="Arial" w:hAnsi="Arial" w:cs="Arial"/>
+        </w:rPr>
+        <w:t xml:space="preserve"> 'q' </w:t>
+      </w:r>
+      <w:r>
+        <w:rPr>
+          <w:rFonts w:ascii="Arial" w:hAnsi="Arial" w:cs="Arial"/>
+          <w:rtl/>
+        </w:rPr>
+        <w:t>ולחצו אנטר</w:t>
+      </w:r>
+      <w:r>
+        <w:rPr>
+          <w:rFonts w:ascii="Arial" w:hAnsi="Arial" w:cs="Arial"/>
+        </w:rPr>
+        <w:t>.</w:t>
+      </w:r>
+    </w:p>
+    <w:p>
+      <w:pPr>
+        <w:pStyle w:val="NormalWeb"/>
+        <w:numPr>
+          <w:ilvl w:val="0"/>
+          <w:numId w:val="5"/>
+        </w:numPr>
+        <w:bidi/>
+        <w:rPr>
+          <w:rFonts w:ascii="Arial" w:hAnsi="Arial" w:cs="Arial"/>
+        </w:rPr>
+      </w:pPr>
+      <w:r>
+        <w:rPr>
+          <w:rStyle w:val="Strong"/>
+          <w:rFonts w:ascii="Arial" w:hAnsi="Arial" w:cs="Arial"/>
+          <w:rtl/>
+        </w:rPr>
+        <w:t>צפייה במשמרות שלי</w:t>
+      </w:r>
+      <w:r>
+        <w:rPr>
+          <w:rStyle w:val="Strong"/>
+          <w:rFonts w:ascii="Arial" w:hAnsi="Arial" w:cs="Arial"/>
+        </w:rPr>
+        <w:t xml:space="preserve"> (View my shifts)</w:t>
+      </w:r>
+      <w:r>
+        <w:rPr>
+          <w:rFonts w:ascii="Arial" w:hAnsi="Arial" w:cs="Arial"/>
+        </w:rPr>
+        <w:t>:</w:t>
+      </w:r>
+    </w:p>
+    <w:p>
+      <w:pPr>
+        <w:numPr>
+          <w:ilvl w:val="1"/>
+          <w:numId w:val="5"/>
+        </w:numPr>
+        <w:bidi/>
+        <w:spacing w:before="100" w:beforeAutospacing="1" w:after="100" w:afterAutospacing="1" w:line="240" w:lineRule="auto"/>
+        <w:rPr>
+          <w:rFonts w:ascii="Arial" w:hAnsi="Arial" w:cs="Arial"/>
+        </w:rPr>
+      </w:pPr>
+      <w:r>
+        <w:rPr>
+          <w:rStyle w:val="Strong"/>
+          <w:rFonts w:ascii="Arial" w:hAnsi="Arial" w:cs="Arial"/>
+          <w:rtl/>
+        </w:rPr>
+        <w:t>מטרה</w:t>
+      </w:r>
+      <w:r>
+        <w:rPr>
+          <w:rFonts w:ascii="Arial" w:hAnsi="Arial" w:cs="Arial"/>
+        </w:rPr>
+        <w:t xml:space="preserve">: </w:t>
+      </w:r>
+      <w:r>
+        <w:rPr>
+          <w:rFonts w:ascii="Arial" w:hAnsi="Arial" w:cs="Arial"/>
+          <w:rtl/>
+        </w:rPr>
+        <w:t>הצגת לוח המשמרות האישי של העובד, המפרט את כל המשמרות אליהן שובץ</w:t>
+      </w:r>
+      <w:r>
+        <w:rPr>
+          <w:rFonts w:ascii="Arial" w:hAnsi="Arial" w:cs="Arial"/>
+        </w:rPr>
+        <w:t>.</w:t>
+      </w:r>
+    </w:p>
+    <w:p>
+      <w:pPr>
+        <w:numPr>
+          <w:ilvl w:val="1"/>
+          <w:numId w:val="5"/>
+        </w:numPr>
+        <w:bidi/>
+        <w:spacing w:before="100" w:beforeAutospacing="1" w:after="100" w:afterAutospacing="1" w:line="240" w:lineRule="auto"/>
+        <w:rPr>
+          <w:rFonts w:ascii="Arial" w:hAnsi="Arial" w:cs="Arial"/>
+        </w:rPr>
+      </w:pPr>
+      <w:r>
+        <w:rPr>
+          <w:rStyle w:val="Strong"/>
+          <w:rFonts w:ascii="Arial" w:hAnsi="Arial" w:cs="Arial"/>
+          <w:rtl/>
+        </w:rPr>
+        <w:t>תהליך</w:t>
+      </w:r>
+      <w:r>
+        <w:rPr>
+          <w:rFonts w:ascii="Arial" w:hAnsi="Arial" w:cs="Arial"/>
+        </w:rPr>
+        <w:t xml:space="preserve">: </w:t>
+      </w:r>
+    </w:p>
+    <w:p>
+      <w:pPr>
+        <w:numPr>
+          <w:ilvl w:val="2"/>
+          <w:numId w:val="5"/>
+        </w:numPr>
+        <w:bidi/>
+        <w:spacing w:before="100" w:beforeAutospacing="1" w:after="100" w:afterAutospacing="1" w:line="240" w:lineRule="auto"/>
+        <w:rPr>
+          <w:rFonts w:ascii="Arial" w:hAnsi="Arial" w:cs="Arial"/>
+        </w:rPr>
+      </w:pPr>
+      <w:r>
+        <w:rPr>
+          <w:rFonts w:ascii="Arial" w:hAnsi="Arial" w:cs="Arial"/>
+          <w:rtl/>
+        </w:rPr>
+        <w:t>המערכת תציג את כל המשמרות בהן העובד משויך, יחד עם הפרטים המלאים של כל משמרת</w:t>
+      </w:r>
+      <w:r>
+        <w:rPr>
+          <w:rFonts w:ascii="Arial" w:hAnsi="Arial" w:cs="Arial"/>
+        </w:rPr>
+        <w:t xml:space="preserve">: </w:t>
+      </w:r>
+    </w:p>
+    <w:p>
+      <w:pPr>
+        <w:numPr>
+          <w:ilvl w:val="3"/>
+          <w:numId w:val="5"/>
+        </w:numPr>
+        <w:bidi/>
+        <w:spacing w:before="100" w:beforeAutospacing="1" w:after="100" w:afterAutospacing="1" w:line="240" w:lineRule="auto"/>
+        <w:rPr>
+          <w:rFonts w:ascii="Arial" w:hAnsi="Arial" w:cs="Arial"/>
+        </w:rPr>
+      </w:pPr>
+      <w:r>
+        <w:rPr>
+          <w:rStyle w:val="Strong"/>
+          <w:rFonts w:ascii="Arial" w:hAnsi="Arial" w:cs="Arial"/>
+        </w:rPr>
+        <w:t>Shift Number</w:t>
+      </w:r>
+      <w:r>
+        <w:rPr>
+          <w:rFonts w:ascii="Arial" w:hAnsi="Arial" w:cs="Arial"/>
+        </w:rPr>
+        <w:t xml:space="preserve">: </w:t>
+      </w:r>
+      <w:r>
+        <w:rPr>
+          <w:rFonts w:ascii="Arial" w:hAnsi="Arial" w:cs="Arial"/>
+          <w:rtl/>
+        </w:rPr>
+        <w:t>מספר סידורי של המשמרת</w:t>
+      </w:r>
+      <w:r>
+        <w:rPr>
+          <w:rFonts w:ascii="Arial" w:hAnsi="Arial" w:cs="Arial"/>
+        </w:rPr>
+        <w:t>.</w:t>
+      </w:r>
+    </w:p>
+    <w:p>
+      <w:pPr>
+        <w:numPr>
+          <w:ilvl w:val="3"/>
+          <w:numId w:val="5"/>
+        </w:numPr>
+        <w:bidi/>
+        <w:spacing w:before="100" w:beforeAutospacing="1" w:after="100" w:afterAutospacing="1" w:line="240" w:lineRule="auto"/>
+        <w:rPr>
+          <w:rFonts w:ascii="Arial" w:hAnsi="Arial" w:cs="Arial"/>
+        </w:rPr>
+      </w:pPr>
+      <w:r>
+        <w:rPr>
+          <w:rStyle w:val="Strong"/>
+          <w:rFonts w:ascii="Arial" w:hAnsi="Arial" w:cs="Arial"/>
+        </w:rPr>
+        <w:t>Start Time / End Time</w:t>
+      </w:r>
+      <w:r>
+        <w:rPr>
+          <w:rFonts w:ascii="Arial" w:hAnsi="Arial" w:cs="Arial"/>
+        </w:rPr>
+        <w:t xml:space="preserve">: </w:t>
+      </w:r>
+      <w:r>
+        <w:rPr>
+          <w:rFonts w:ascii="Arial" w:hAnsi="Arial" w:cs="Arial"/>
+          <w:rtl/>
+        </w:rPr>
+        <w:t>שעת התחלה ושעת סיום מדויקות</w:t>
+      </w:r>
+      <w:r>
+        <w:rPr>
+          <w:rFonts w:ascii="Arial" w:hAnsi="Arial" w:cs="Arial"/>
+        </w:rPr>
+        <w:t>.</w:t>
+      </w:r>
+    </w:p>
+    <w:p>
+      <w:pPr>
+        <w:numPr>
+          <w:ilvl w:val="3"/>
+          <w:numId w:val="5"/>
+        </w:numPr>
+        <w:bidi/>
+        <w:spacing w:before="100" w:beforeAutospacing="1" w:after="100" w:afterAutospacing="1" w:line="240" w:lineRule="auto"/>
+        <w:rPr>
+          <w:rFonts w:ascii="Arial" w:hAnsi="Arial" w:cs="Arial"/>
+        </w:rPr>
+      </w:pPr>
+      <w:r>
+        <w:rPr>
+          <w:rStyle w:val="Strong"/>
+          <w:rFonts w:ascii="Arial" w:hAnsi="Arial" w:cs="Arial"/>
+        </w:rPr>
+        <w:t>Shift Type</w:t>
+      </w:r>
+      <w:r>
+        <w:rPr>
+          <w:rFonts w:ascii="Arial" w:hAnsi="Arial" w:cs="Arial"/>
+        </w:rPr>
+        <w:t xml:space="preserve">: </w:t>
+      </w:r>
+      <w:r>
+        <w:rPr>
+          <w:rFonts w:ascii="Arial" w:hAnsi="Arial" w:cs="Arial"/>
+          <w:rtl/>
+        </w:rPr>
+        <w:t>סוג המשמרת</w:t>
+      </w:r>
+      <w:r>
+        <w:rPr>
+          <w:rFonts w:ascii="Arial" w:hAnsi="Arial" w:cs="Arial"/>
+        </w:rPr>
+        <w:t>.</w:t>
+      </w:r>
+    </w:p>
+    <w:p>
+      <w:pPr>
+        <w:numPr>
+          <w:ilvl w:val="3"/>
+          <w:numId w:val="5"/>
+        </w:numPr>
+        <w:bidi/>
+        <w:spacing w:before="100" w:beforeAutospacing="1" w:after="100" w:afterAutospacing="1" w:line="240" w:lineRule="auto"/>
+        <w:rPr>
+          <w:rFonts w:ascii="Arial" w:hAnsi="Arial" w:cs="Arial"/>
+        </w:rPr>
+      </w:pPr>
+      <w:r>
+        <w:rPr>
+          <w:rStyle w:val="Strong"/>
+          <w:rFonts w:ascii="Arial" w:hAnsi="Arial" w:cs="Arial"/>
+        </w:rPr>
+        <w:t>Assigned Employees</w:t>
+      </w:r>
+      <w:r>
+        <w:rPr>
+          <w:rFonts w:ascii="Arial" w:hAnsi="Arial" w:cs="Arial"/>
+        </w:rPr>
+        <w:t xml:space="preserve">: </w:t>
+      </w:r>
+      <w:r>
+        <w:rPr>
+          <w:rFonts w:ascii="Arial" w:hAnsi="Arial" w:cs="Arial"/>
+          <w:rtl/>
+        </w:rPr>
+        <w:t>רשימת העובדים שכבר שויכו למשמרת (כולל את עצמכם), יחד עם תפקידם</w:t>
+      </w:r>
+      <w:r>
+        <w:rPr>
+          <w:rFonts w:ascii="Arial" w:hAnsi="Arial" w:cs="Arial"/>
+        </w:rPr>
+        <w:t>.</w:t>
+      </w:r>
+    </w:p>
+    <w:p>
+      <w:pPr>
+        <w:numPr>
+          <w:ilvl w:val="3"/>
+          <w:numId w:val="5"/>
+        </w:numPr>
+        <w:bidi/>
+        <w:spacing w:before="100" w:beforeAutospacing="1" w:after="100" w:afterAutospacing="1" w:line="240" w:lineRule="auto"/>
+        <w:rPr>
+          <w:rFonts w:ascii="Arial" w:hAnsi="Arial" w:cs="Arial"/>
+        </w:rPr>
+      </w:pPr>
+      <w:r>
+        <w:rPr>
+          <w:rStyle w:val="Strong"/>
+          <w:rFonts w:ascii="Arial" w:hAnsi="Arial" w:cs="Arial"/>
+        </w:rPr>
+        <w:t>Shift Requirements</w:t>
+      </w:r>
+      <w:r>
+        <w:rPr>
+          <w:rFonts w:ascii="Arial" w:hAnsi="Arial" w:cs="Arial"/>
+        </w:rPr>
+        <w:t xml:space="preserve">: </w:t>
+      </w:r>
+      <w:r>
+        <w:rPr>
+          <w:rFonts w:ascii="Arial" w:hAnsi="Arial" w:cs="Arial"/>
+          <w:rtl/>
+        </w:rPr>
+        <w:t>דרישות כוח האדם למשמרת, מפרט כמה עובדים נדרשים לכל תפקיד</w:t>
+      </w:r>
+      <w:r>
+        <w:rPr>
+          <w:rFonts w:ascii="Arial" w:hAnsi="Arial" w:cs="Arial"/>
+        </w:rPr>
+        <w:t>.</w:t>
+      </w:r>
+    </w:p>
+    <w:p>
+      <w:pPr>
+        <w:numPr>
+          <w:ilvl w:val="3"/>
+          <w:numId w:val="5"/>
+        </w:numPr>
+        <w:bidi/>
+        <w:spacing w:before="100" w:beforeAutospacing="1" w:after="100" w:afterAutospacing="1" w:line="240" w:lineRule="auto"/>
+        <w:rPr>
+          <w:rFonts w:ascii="Arial" w:hAnsi="Arial" w:cs="Arial"/>
+        </w:rPr>
+      </w:pPr>
+      <w:r>
+        <w:rPr>
+          <w:rStyle w:val="Strong"/>
+          <w:rFonts w:ascii="Arial" w:hAnsi="Arial" w:cs="Arial"/>
+        </w:rPr>
+        <w:t>Available Employees</w:t>
+      </w:r>
+      <w:r>
+        <w:rPr>
+          <w:rFonts w:ascii="Arial" w:hAnsi="Arial" w:cs="Arial"/>
+        </w:rPr>
+        <w:t xml:space="preserve">: </w:t>
+      </w:r>
+      <w:r>
+        <w:rPr>
+          <w:rFonts w:ascii="Arial" w:hAnsi="Arial" w:cs="Arial"/>
+          <w:rtl/>
+        </w:rPr>
+        <w:t>רשימת עובדים שסימנו זמינות למשמרת זו וטרם שובצו</w:t>
+      </w:r>
+      <w:r>
+        <w:rPr>
+          <w:rFonts w:ascii="Arial" w:hAnsi="Arial" w:cs="Arial"/>
+        </w:rPr>
+        <w:t>.</w:t>
+      </w:r>
+    </w:p>
+    <w:p>
+      <w:pPr>
+        <w:numPr>
+          <w:ilvl w:val="2"/>
+          <w:numId w:val="5"/>
+        </w:numPr>
+        <w:bidi/>
+        <w:spacing w:before="100" w:beforeAutospacing="1" w:after="100" w:afterAutospacing="1" w:line="240" w:lineRule="auto"/>
+        <w:rPr>
+          <w:rFonts w:ascii="Arial" w:hAnsi="Arial" w:cs="Arial"/>
+        </w:rPr>
+      </w:pPr>
+      <w:r>
+        <w:rPr>
+          <w:rFonts w:ascii="Arial" w:hAnsi="Arial" w:cs="Arial"/>
+          <w:rtl/>
+        </w:rPr>
+        <w:t>אם אין משמרות זמינות לעובד, תופיע הודעה</w:t>
+      </w:r>
+      <w:r>
+        <w:rPr>
+          <w:rFonts w:ascii="Arial" w:hAnsi="Arial" w:cs="Arial"/>
+        </w:rPr>
+        <w:t xml:space="preserve"> "No shifts available." (</w:t>
+      </w:r>
+      <w:r>
+        <w:rPr>
+          <w:rFonts w:ascii="Arial" w:hAnsi="Arial" w:cs="Arial"/>
+          <w:rtl/>
+        </w:rPr>
+        <w:t>בהקשר של משמרות אישיות</w:t>
+      </w:r>
+      <w:r>
+        <w:rPr>
+          <w:rFonts w:ascii="Arial" w:hAnsi="Arial" w:cs="Arial"/>
+        </w:rPr>
+        <w:t>).</w:t>
+      </w:r>
+    </w:p>
+    <w:p>
+      <w:pPr>
+        <w:pStyle w:val="NormalWeb"/>
+        <w:numPr>
+          <w:ilvl w:val="0"/>
+          <w:numId w:val="5"/>
+        </w:numPr>
+        <w:bidi/>
+        <w:rPr>
+          <w:rFonts w:ascii="Arial" w:hAnsi="Arial" w:cs="Arial"/>
+        </w:rPr>
+      </w:pPr>
+      <w:r>
+        <w:rPr>
+          <w:rStyle w:val="Strong"/>
+          <w:rFonts w:ascii="Arial" w:hAnsi="Arial" w:cs="Arial"/>
+          <w:rtl/>
+        </w:rPr>
+        <w:t>צפייה במשמרות ועובדים נוכחיים</w:t>
+      </w:r>
+      <w:r>
+        <w:rPr>
+          <w:rStyle w:val="Strong"/>
+          <w:rFonts w:ascii="Arial" w:hAnsi="Arial" w:cs="Arial"/>
+        </w:rPr>
+        <w:t xml:space="preserve"> (View current shifts and employees)</w:t>
+      </w:r>
+      <w:r>
+        <w:rPr>
+          <w:rFonts w:ascii="Arial" w:hAnsi="Arial" w:cs="Arial"/>
+        </w:rPr>
+        <w:t>:</w:t>
+      </w:r>
+    </w:p>
+    <w:p>
+      <w:pPr>
+        <w:numPr>
+          <w:ilvl w:val="1"/>
+          <w:numId w:val="5"/>
+        </w:numPr>
+        <w:bidi/>
+        <w:spacing w:before="100" w:beforeAutospacing="1" w:after="100" w:afterAutospacing="1" w:line="240" w:lineRule="auto"/>
+        <w:rPr>
+          <w:rFonts w:ascii="Arial" w:hAnsi="Arial" w:cs="Arial"/>
+        </w:rPr>
+      </w:pPr>
+      <w:r>
+        <w:rPr>
+          <w:rStyle w:val="Strong"/>
+          <w:rFonts w:ascii="Arial" w:hAnsi="Arial" w:cs="Arial"/>
+          <w:rtl/>
+        </w:rPr>
+        <w:t>מטרה</w:t>
+      </w:r>
+      <w:r>
+        <w:rPr>
+          <w:rFonts w:ascii="Arial" w:hAnsi="Arial" w:cs="Arial"/>
+        </w:rPr>
+        <w:t xml:space="preserve">: </w:t>
+      </w:r>
+      <w:r>
+        <w:rPr>
+          <w:rFonts w:ascii="Arial" w:hAnsi="Arial" w:cs="Arial"/>
+          <w:rtl/>
+        </w:rPr>
+        <w:t>הצגה של כל המשמרות שפעילות ברגע זה (כלומר, המשמרות ששעת ההתחלה שלהן עברה ושעת הסיום שלהן טרם הגיעה) והעובדים המשויכים אליהן</w:t>
+      </w:r>
+      <w:r>
+        <w:rPr>
+          <w:rFonts w:ascii="Arial" w:hAnsi="Arial" w:cs="Arial"/>
+        </w:rPr>
+        <w:t>.</w:t>
+      </w:r>
+    </w:p>
+    <w:p>
+      <w:pPr>
+        <w:numPr>
+          <w:ilvl w:val="1"/>
+          <w:numId w:val="5"/>
+        </w:numPr>
+        <w:bidi/>
+        <w:spacing w:before="100" w:beforeAutospacing="1" w:after="100" w:afterAutospacing="1" w:line="240" w:lineRule="auto"/>
+        <w:rPr>
+          <w:rFonts w:ascii="Arial" w:hAnsi="Arial" w:cs="Arial"/>
+        </w:rPr>
+      </w:pPr>
+      <w:r>
+        <w:rPr>
+          <w:rStyle w:val="Strong"/>
+          <w:rFonts w:ascii="Arial" w:hAnsi="Arial" w:cs="Arial"/>
+          <w:rtl/>
+        </w:rPr>
+        <w:t>תהליך</w:t>
+      </w:r>
+      <w:r>
+        <w:rPr>
+          <w:rFonts w:ascii="Arial" w:hAnsi="Arial" w:cs="Arial"/>
+        </w:rPr>
+        <w:t xml:space="preserve">: </w:t>
+      </w:r>
+    </w:p>
+    <w:p>
+      <w:pPr>
+        <w:numPr>
+          <w:ilvl w:val="2"/>
+          <w:numId w:val="5"/>
+        </w:numPr>
+        <w:bidi/>
+        <w:spacing w:before="100" w:beforeAutospacing="1" w:after="100" w:afterAutospacing="1" w:line="240" w:lineRule="auto"/>
+        <w:rPr>
+          <w:rFonts w:ascii="Arial" w:hAnsi="Arial" w:cs="Arial"/>
+        </w:rPr>
+      </w:pPr>
+      <w:r>
+        <w:rPr>
+          <w:rFonts w:ascii="Arial" w:hAnsi="Arial" w:cs="Arial"/>
+          <w:rtl/>
+        </w:rPr>
+        <w:t>המערכת תסרוק את כל המשמרות ותציג רק את אלו העומדות בקריטריון של "משמרת פעילה כעת</w:t>
+      </w:r>
+      <w:r>
+        <w:rPr>
+          <w:rFonts w:ascii="Arial" w:hAnsi="Arial" w:cs="Arial"/>
+        </w:rPr>
+        <w:t>".</w:t>
+      </w:r>
+    </w:p>
+    <w:p>
+      <w:pPr>
+        <w:numPr>
+          <w:ilvl w:val="2"/>
+          <w:numId w:val="5"/>
+        </w:numPr>
+        <w:bidi/>
+        <w:spacing w:before="100" w:beforeAutospacing="1" w:after="100" w:afterAutospacing="1" w:line="240" w:lineRule="auto"/>
+        <w:rPr>
+          <w:rFonts w:ascii="Arial" w:hAnsi="Arial" w:cs="Arial"/>
+        </w:rPr>
+      </w:pPr>
+      <w:r>
+        <w:rPr>
+          <w:rFonts w:ascii="Arial" w:hAnsi="Arial" w:cs="Arial"/>
+          <w:rtl/>
+        </w:rPr>
+        <w:t>לכל משמרת פעילה, יוצגו הפרטים הבאים</w:t>
+      </w:r>
+      <w:r>
+        <w:rPr>
+          <w:rFonts w:ascii="Arial" w:hAnsi="Arial" w:cs="Arial"/>
+        </w:rPr>
+        <w:t xml:space="preserve">: </w:t>
+      </w:r>
+    </w:p>
+    <w:p>
+      <w:pPr>
+        <w:numPr>
+          <w:ilvl w:val="3"/>
+          <w:numId w:val="5"/>
+        </w:numPr>
+        <w:bidi/>
+        <w:spacing w:before="100" w:beforeAutospacing="1" w:after="100" w:afterAutospacing="1" w:line="240" w:lineRule="auto"/>
+        <w:rPr>
+          <w:rFonts w:ascii="Arial" w:hAnsi="Arial" w:cs="Arial"/>
+        </w:rPr>
+      </w:pPr>
+      <w:r>
+        <w:rPr>
+          <w:rStyle w:val="Strong"/>
+          <w:rFonts w:ascii="Arial" w:hAnsi="Arial" w:cs="Arial"/>
+        </w:rPr>
+        <w:t>Shift Number</w:t>
+      </w:r>
+      <w:r>
+        <w:rPr>
+          <w:rFonts w:ascii="Arial" w:hAnsi="Arial" w:cs="Arial"/>
+        </w:rPr>
+        <w:t xml:space="preserve">: </w:t>
+      </w:r>
+      <w:r>
+        <w:rPr>
+          <w:rFonts w:ascii="Arial" w:hAnsi="Arial" w:cs="Arial"/>
+          <w:rtl/>
+        </w:rPr>
+        <w:t>מספר סידורי של המשמרת</w:t>
+      </w:r>
+      <w:r>
+        <w:rPr>
+          <w:rFonts w:ascii="Arial" w:hAnsi="Arial" w:cs="Arial"/>
+        </w:rPr>
+        <w:t>.</w:t>
+      </w:r>
+    </w:p>
+    <w:p>
+      <w:pPr>
+        <w:numPr>
+          <w:ilvl w:val="3"/>
+          <w:numId w:val="5"/>
+        </w:numPr>
+        <w:bidi/>
+        <w:spacing w:before="100" w:beforeAutospacing="1" w:after="100" w:afterAutospacing="1" w:line="240" w:lineRule="auto"/>
+        <w:rPr>
+          <w:rFonts w:ascii="Arial" w:hAnsi="Arial" w:cs="Arial"/>
+        </w:rPr>
+      </w:pPr>
+      <w:r>
+        <w:rPr>
+          <w:rStyle w:val="Strong"/>
+          <w:rFonts w:ascii="Arial" w:hAnsi="Arial" w:cs="Arial"/>
+        </w:rPr>
+        <w:t>Start Time / End Time</w:t>
+      </w:r>
+      <w:r>
+        <w:rPr>
+          <w:rFonts w:ascii="Arial" w:hAnsi="Arial" w:cs="Arial"/>
+        </w:rPr>
+        <w:t xml:space="preserve">: </w:t>
+      </w:r>
+      <w:r>
+        <w:rPr>
+          <w:rFonts w:ascii="Arial" w:hAnsi="Arial" w:cs="Arial"/>
+          <w:rtl/>
+        </w:rPr>
+        <w:t>שעת התחלה ושעת סיום</w:t>
+      </w:r>
+      <w:r>
+        <w:rPr>
+          <w:rFonts w:ascii="Arial" w:hAnsi="Arial" w:cs="Arial"/>
+        </w:rPr>
+        <w:t>.</w:t>
+      </w:r>
+    </w:p>
+    <w:p>
+      <w:pPr>
+        <w:numPr>
+          <w:ilvl w:val="3"/>
+          <w:numId w:val="5"/>
+        </w:numPr>
+        <w:bidi/>
+        <w:spacing w:before="100" w:beforeAutospacing="1" w:after="100" w:afterAutospacing="1" w:line="240" w:lineRule="auto"/>
+        <w:rPr>
+          <w:rFonts w:ascii="Arial" w:hAnsi="Arial" w:cs="Arial"/>
+        </w:rPr>
+      </w:pPr>
+      <w:r>
+        <w:rPr>
+          <w:rStyle w:val="Strong"/>
+          <w:rFonts w:ascii="Arial" w:hAnsi="Arial" w:cs="Arial"/>
+        </w:rPr>
+        <w:t>Shift Type</w:t>
+      </w:r>
+      <w:r>
+        <w:rPr>
+          <w:rFonts w:ascii="Arial" w:hAnsi="Arial" w:cs="Arial"/>
+        </w:rPr>
+        <w:t xml:space="preserve">: </w:t>
+      </w:r>
+      <w:r>
+        <w:rPr>
+          <w:rFonts w:ascii="Arial" w:hAnsi="Arial" w:cs="Arial"/>
+          <w:rtl/>
+        </w:rPr>
+        <w:t>סוג המשמרת</w:t>
+      </w:r>
+      <w:r>
+        <w:rPr>
+          <w:rFonts w:ascii="Arial" w:hAnsi="Arial" w:cs="Arial"/>
+        </w:rPr>
+        <w:t>.</w:t>
+      </w:r>
+    </w:p>
+    <w:p>
+      <w:pPr>
+        <w:numPr>
+          <w:ilvl w:val="3"/>
+          <w:numId w:val="5"/>
+        </w:numPr>
+        <w:bidi/>
+        <w:spacing w:before="100" w:beforeAutospacing="1" w:after="100" w:afterAutospacing="1" w:line="240" w:lineRule="auto"/>
+        <w:rPr>
+          <w:rFonts w:ascii="Arial" w:hAnsi="Arial" w:cs="Arial"/>
+        </w:rPr>
+      </w:pPr>
+      <w:r>
+        <w:rPr>
+          <w:rStyle w:val="Strong"/>
+          <w:rFonts w:ascii="Arial" w:hAnsi="Arial" w:cs="Arial"/>
+        </w:rPr>
+        <w:t>Assigned Employees</w:t>
+      </w:r>
+      <w:r>
+        <w:rPr>
+          <w:rFonts w:ascii="Arial" w:hAnsi="Arial" w:cs="Arial"/>
+        </w:rPr>
+        <w:t xml:space="preserve">: </w:t>
+      </w:r>
+      <w:r>
+        <w:rPr>
+          <w:rFonts w:ascii="Arial" w:hAnsi="Arial" w:cs="Arial"/>
+          <w:rtl/>
+        </w:rPr>
+        <w:t>רשימת העובדים ששויכו למשמרת זו, יחד עם תפקידיהם</w:t>
+      </w:r>
+      <w:r>
+        <w:rPr>
+          <w:rFonts w:ascii="Arial" w:hAnsi="Arial" w:cs="Arial"/>
+        </w:rPr>
+        <w:t>.</w:t>
+      </w:r>
+    </w:p>
+    <w:p>
+      <w:pPr>
+        <w:numPr>
+          <w:ilvl w:val="2"/>
+          <w:numId w:val="5"/>
+        </w:numPr>
+        <w:bidi/>
+        <w:spacing w:before="100" w:beforeAutospacing="1" w:after="100" w:afterAutospacing="1" w:line="240" w:lineRule="auto"/>
+        <w:rPr>
+          <w:rFonts w:ascii="Arial" w:hAnsi="Arial" w:cs="Arial"/>
+        </w:rPr>
+      </w:pPr>
+      <w:r>
+        <w:rPr>
+          <w:rFonts w:ascii="Arial" w:hAnsi="Arial" w:cs="Arial"/>
+          <w:rtl/>
+        </w:rPr>
+        <w:t>אם אין משמרות פעילות כעת, המערכת תודיע</w:t>
+      </w:r>
+      <w:r>
+        <w:rPr>
+          <w:rFonts w:ascii="Arial" w:hAnsi="Arial" w:cs="Arial"/>
+        </w:rPr>
+        <w:t xml:space="preserve"> "No shifts available." (</w:t>
+      </w:r>
+      <w:r>
+        <w:rPr>
+          <w:rFonts w:ascii="Arial" w:hAnsi="Arial" w:cs="Arial"/>
+          <w:rtl/>
+        </w:rPr>
+        <w:t>בהקשר של משמרות נוכחיות</w:t>
+      </w:r>
+      <w:r>
+        <w:rPr>
+          <w:rFonts w:ascii="Arial" w:hAnsi="Arial" w:cs="Arial"/>
+        </w:rPr>
+        <w:t>).</w:t>
+      </w:r>
+    </w:p>
+    <w:p>
+      <w:pPr>
+        <w:pStyle w:val="NormalWeb"/>
+        <w:numPr>
+          <w:ilvl w:val="0"/>
+          <w:numId w:val="5"/>
+        </w:numPr>
+        <w:bidi/>
+        <w:rPr>
+          <w:rFonts w:ascii="Arial" w:hAnsi="Arial" w:cs="Arial"/>
+        </w:rPr>
+      </w:pPr>
+      <w:r>
+        <w:rPr>
+          <w:rStyle w:val="Strong"/>
+          <w:rFonts w:ascii="Arial" w:hAnsi="Arial" w:cs="Arial"/>
+          <w:rtl/>
+        </w:rPr>
+        <w:t>התנתקות מהחשבון</w:t>
+      </w:r>
+      <w:r>
+        <w:rPr>
+          <w:rStyle w:val="Strong"/>
+          <w:rFonts w:ascii="Arial" w:hAnsi="Arial" w:cs="Arial"/>
+        </w:rPr>
+        <w:t xml:space="preserve"> (Exit)</w:t>
+      </w:r>
+      <w:r>
+        <w:rPr>
+          <w:rFonts w:ascii="Arial" w:hAnsi="Arial" w:cs="Arial"/>
+        </w:rPr>
+        <w:t xml:space="preserve">: </w:t>
+      </w:r>
+      <w:r>
+        <w:rPr>
+          <w:rFonts w:ascii="Arial" w:hAnsi="Arial" w:cs="Arial"/>
+          <w:rtl/>
+        </w:rPr>
+        <w:t>יציאה מסודרת מהמערכת וחזרה למסך ההתחברות</w:t>
+      </w:r>
+      <w:r>
+        <w:rPr>
+          <w:rFonts w:ascii="Arial" w:hAnsi="Arial" w:cs="Arial"/>
+        </w:rPr>
+        <w:t>.</w:t>
+      </w:r>
+    </w:p>
+    <w:p>
+      <w:pPr>
+        <w:bidi/>
+        <w:rPr>
+          <w:rFonts w:ascii="Arial" w:hAnsi="Arial" w:cs="Arial"/>
+        </w:rPr>
+      </w:pPr>
+    </w:p>
+    <w:p>
+      <w:pPr>
+        <w:bidi/>
+        <w:rPr>
+          <w:rFonts w:ascii="Arial" w:hAnsi="Arial" w:cs="Arial"/>
+        </w:rPr>
+      </w:pPr>
+    </w:p>
+    <w:p>
+      <w:pPr>
+        <w:bidi/>
+        <w:rPr>
+          <w:rFonts w:ascii="Arial" w:hAnsi="Arial" w:cs="Arial"/>
+        </w:rPr>
+      </w:pPr>
+      <w:r>
+        <w:rPr>
+          <w:rFonts w:ascii="Arial" w:hAnsi="Arial" w:cs="Arial"/>
+          <w:noProof/>
+        </w:rPr>
         <w:lastRenderedPageBreak/>
         <w:drawing>
           <wp:inline distT="0" distB="0" distL="0" distR="0" wp14:anchorId="6A78E8EB" wp14:editId="64436B36">
@@ -589,7 +5471,7 @@
                     </pic:cNvPicPr>
                   </pic:nvPicPr>
                   <pic:blipFill>
-                    <a:blip r:embed="rId4" cstate="print">
+                    <a:blip r:embed="rId5" cstate="print">
                       <a:extLst>
                         <a:ext uri="{28A0092B-C50C-407E-A947-70E740481C1C}">
                           <a14:useLocalDpi xmlns:a14="http://schemas.microsoft.com/office/drawing/2010/main" val="0"/>
@@ -623,17 +5505,26 @@
     </w:p>
     <w:p>
       <w:pPr>
-        <w:jc w:val="right"/>
-      </w:pPr>
-    </w:p>
-    <w:p>
-      <w:pPr>
-        <w:jc w:val="right"/>
-      </w:pPr>
-    </w:p>
-    <w:p>
-      <w:pPr>
-        <w:jc w:val="right"/>
+        <w:bidi/>
+        <w:rPr>
+          <w:rFonts w:ascii="Arial" w:hAnsi="Arial" w:cs="Arial"/>
+        </w:rPr>
+      </w:pPr>
+    </w:p>
+    <w:p>
+      <w:pPr>
+        <w:bidi/>
+        <w:rPr>
+          <w:rFonts w:ascii="Arial" w:hAnsi="Arial" w:cs="Arial"/>
+        </w:rPr>
+      </w:pPr>
+    </w:p>
+    <w:p>
+      <w:pPr>
+        <w:bidi/>
+        <w:rPr>
+          <w:rFonts w:ascii="Arial" w:hAnsi="Arial" w:cs="Arial"/>
+        </w:rPr>
       </w:pPr>
     </w:p>
     <w:sectPr>
@@ -646,8 +5537,725 @@
 </w:document>
 </file>
 
+<file path=word/numbering.xml><?xml version="1.0" encoding="utf-8"?>
+<w:numbering xmlns:wpc="http://schemas.microsoft.com/office/word/2010/wordprocessingCanvas" xmlns:cx="http://schemas.microsoft.com/office/drawing/2014/chartex" xmlns:cx1="http://schemas.microsoft.com/office/drawing/2015/9/8/chartex" xmlns:cx2="http://schemas.microsoft.com/office/drawing/2015/10/21/chartex" xmlns:cx3="http://schemas.microsoft.com/office/drawing/2016/5/9/chartex" xmlns:cx4="http://schemas.microsoft.com/office/drawing/2016/5/10/chartex" xmlns:cx5="http://schemas.microsoft.com/office/drawing/2016/5/11/chartex" xmlns:cx6="http://schemas.microsoft.com/office/drawing/2016/5/12/chartex" xmlns:cx7="http://schemas.microsoft.com/office/drawing/2016/5/13/chartex" xmlns:cx8="http://schemas.microsoft.com/office/drawing/2016/5/14/chartex" xmlns:mc="http://schemas.openxmlformats.org/markup-compatibility/2006" xmlns:aink="http://schemas.microsoft.com/office/drawing/2016/ink" xmlns:am3d="http://schemas.microsoft.com/office/drawing/2017/model3d" xmlns:o="urn:schemas-microsoft-com:office:office" xmlns:r="http://schemas.openxmlformats.org/officeDocument/2006/relationships" xmlns:m="http://schemas.openxmlformats.org/officeDocument/2006/math" xmlns:v="urn:schemas-microsoft-com:vml" xmlns:wp14="http://schemas.microsoft.com/office/word/2010/wordprocessingDrawing" xmlns:wp="http://schemas.openxmlformats.org/drawingml/2006/wordprocessingDrawing" xmlns:w10="urn:schemas-microsoft-com:office:word" xmlns:w="http://schemas.openxmlformats.org/wordprocessingml/2006/main" xmlns:w14="http://schemas.microsoft.com/office/word/2010/wordml" xmlns:w15="http://schemas.microsoft.com/office/word/2012/wordml" xmlns:w16cex="http://schemas.microsoft.com/office/word/2018/wordml/cex" xmlns:w16cid="http://schemas.microsoft.com/office/word/2016/wordml/cid" xmlns:w16="http://schemas.microsoft.com/office/word/2018/wordml" xmlns:w16sdtdh="http://schemas.microsoft.com/office/word/2020/wordml/sdtdatahash" xmlns:w16se="http://schemas.microsoft.com/office/word/2015/wordml/symex" xmlns:wpg="http://schemas.microsoft.com/office/word/2010/wordprocessingGroup" xmlns:wpi="http://schemas.microsoft.com/office/word/2010/wordprocessingInk" xmlns:wne="http://schemas.microsoft.com/office/word/2006/wordml" xmlns:wps="http://schemas.microsoft.com/office/word/2010/wordprocessingShape" mc:Ignorable="w14 w15 w16se w16cid w16 w16cex w16sdtdh wp14">
+  <w:abstractNum w:abstractNumId="0" w15:restartNumberingAfterBreak="0">
+    <w:nsid w:val="23122A96"/>
+    <w:multiLevelType w:val="multilevel"/>
+    <w:tmpl w:val="CE6ED6CA"/>
+    <w:lvl w:ilvl="0">
+      <w:start w:val="1"/>
+      <w:numFmt w:val="decimal"/>
+      <w:lvlText w:val="%1."/>
+      <w:lvlJc w:val="left"/>
+      <w:pPr>
+        <w:tabs>
+          <w:tab w:val="num" w:pos="720"/>
+        </w:tabs>
+        <w:ind w:left="720" w:hanging="360"/>
+      </w:pPr>
+    </w:lvl>
+    <w:lvl w:ilvl="1">
+      <w:start w:val="1"/>
+      <w:numFmt w:val="bullet"/>
+      <w:lvlText w:val="o"/>
+      <w:lvlJc w:val="left"/>
+      <w:pPr>
+        <w:tabs>
+          <w:tab w:val="num" w:pos="1440"/>
+        </w:tabs>
+        <w:ind w:left="1440" w:hanging="360"/>
+      </w:pPr>
+      <w:rPr>
+        <w:rFonts w:ascii="Courier New" w:hAnsi="Courier New" w:hint="default"/>
+        <w:sz w:val="20"/>
+      </w:rPr>
+    </w:lvl>
+    <w:lvl w:ilvl="2">
+      <w:start w:val="1"/>
+      <w:numFmt w:val="bullet"/>
+      <w:lvlText w:val=""/>
+      <w:lvlJc w:val="left"/>
+      <w:pPr>
+        <w:tabs>
+          <w:tab w:val="num" w:pos="2160"/>
+        </w:tabs>
+        <w:ind w:left="2160" w:hanging="360"/>
+      </w:pPr>
+      <w:rPr>
+        <w:rFonts w:ascii="Wingdings" w:hAnsi="Wingdings" w:hint="default"/>
+        <w:sz w:val="20"/>
+      </w:rPr>
+    </w:lvl>
+    <w:lvl w:ilvl="3">
+      <w:start w:val="1"/>
+      <w:numFmt w:val="bullet"/>
+      <w:lvlText w:val=""/>
+      <w:lvlJc w:val="left"/>
+      <w:pPr>
+        <w:tabs>
+          <w:tab w:val="num" w:pos="2880"/>
+        </w:tabs>
+        <w:ind w:left="2880" w:hanging="360"/>
+      </w:pPr>
+      <w:rPr>
+        <w:rFonts w:ascii="Wingdings" w:hAnsi="Wingdings" w:hint="default"/>
+        <w:sz w:val="20"/>
+      </w:rPr>
+    </w:lvl>
+    <w:lvl w:ilvl="4" w:tentative="1">
+      <w:start w:val="1"/>
+      <w:numFmt w:val="decimal"/>
+      <w:lvlText w:val="%5."/>
+      <w:lvlJc w:val="left"/>
+      <w:pPr>
+        <w:tabs>
+          <w:tab w:val="num" w:pos="3600"/>
+        </w:tabs>
+        <w:ind w:left="3600" w:hanging="360"/>
+      </w:pPr>
+    </w:lvl>
+    <w:lvl w:ilvl="5" w:tentative="1">
+      <w:start w:val="1"/>
+      <w:numFmt w:val="decimal"/>
+      <w:lvlText w:val="%6."/>
+      <w:lvlJc w:val="left"/>
+      <w:pPr>
+        <w:tabs>
+          <w:tab w:val="num" w:pos="4320"/>
+        </w:tabs>
+        <w:ind w:left="4320" w:hanging="360"/>
+      </w:pPr>
+    </w:lvl>
+    <w:lvl w:ilvl="6" w:tentative="1">
+      <w:start w:val="1"/>
+      <w:numFmt w:val="decimal"/>
+      <w:lvlText w:val="%7."/>
+      <w:lvlJc w:val="left"/>
+      <w:pPr>
+        <w:tabs>
+          <w:tab w:val="num" w:pos="5040"/>
+        </w:tabs>
+        <w:ind w:left="5040" w:hanging="360"/>
+      </w:pPr>
+    </w:lvl>
+    <w:lvl w:ilvl="7" w:tentative="1">
+      <w:start w:val="1"/>
+      <w:numFmt w:val="decimal"/>
+      <w:lvlText w:val="%8."/>
+      <w:lvlJc w:val="left"/>
+      <w:pPr>
+        <w:tabs>
+          <w:tab w:val="num" w:pos="5760"/>
+        </w:tabs>
+        <w:ind w:left="5760" w:hanging="360"/>
+      </w:pPr>
+    </w:lvl>
+    <w:lvl w:ilvl="8" w:tentative="1">
+      <w:start w:val="1"/>
+      <w:numFmt w:val="decimal"/>
+      <w:lvlText w:val="%9."/>
+      <w:lvlJc w:val="left"/>
+      <w:pPr>
+        <w:tabs>
+          <w:tab w:val="num" w:pos="6480"/>
+        </w:tabs>
+        <w:ind w:left="6480" w:hanging="360"/>
+      </w:pPr>
+    </w:lvl>
+  </w:abstractNum>
+  <w:abstractNum w:abstractNumId="1" w15:restartNumberingAfterBreak="0">
+    <w:nsid w:val="48CC0AE6"/>
+    <w:multiLevelType w:val="multilevel"/>
+    <w:tmpl w:val="76449578"/>
+    <w:lvl w:ilvl="0">
+      <w:start w:val="1"/>
+      <w:numFmt w:val="decimal"/>
+      <w:lvlText w:val="%1."/>
+      <w:lvlJc w:val="left"/>
+      <w:pPr>
+        <w:tabs>
+          <w:tab w:val="num" w:pos="720"/>
+        </w:tabs>
+        <w:ind w:left="720" w:hanging="360"/>
+      </w:pPr>
+    </w:lvl>
+    <w:lvl w:ilvl="1">
+      <w:start w:val="1"/>
+      <w:numFmt w:val="bullet"/>
+      <w:lvlText w:val="o"/>
+      <w:lvlJc w:val="left"/>
+      <w:pPr>
+        <w:tabs>
+          <w:tab w:val="num" w:pos="1440"/>
+        </w:tabs>
+        <w:ind w:left="1440" w:hanging="360"/>
+      </w:pPr>
+      <w:rPr>
+        <w:rFonts w:ascii="Courier New" w:hAnsi="Courier New" w:hint="default"/>
+        <w:sz w:val="20"/>
+      </w:rPr>
+    </w:lvl>
+    <w:lvl w:ilvl="2">
+      <w:start w:val="1"/>
+      <w:numFmt w:val="bullet"/>
+      <w:lvlText w:val=""/>
+      <w:lvlJc w:val="left"/>
+      <w:pPr>
+        <w:tabs>
+          <w:tab w:val="num" w:pos="2160"/>
+        </w:tabs>
+        <w:ind w:left="2160" w:hanging="360"/>
+      </w:pPr>
+      <w:rPr>
+        <w:rFonts w:ascii="Wingdings" w:hAnsi="Wingdings" w:hint="default"/>
+        <w:sz w:val="20"/>
+      </w:rPr>
+    </w:lvl>
+    <w:lvl w:ilvl="3">
+      <w:start w:val="1"/>
+      <w:numFmt w:val="bullet"/>
+      <w:lvlText w:val=""/>
+      <w:lvlJc w:val="left"/>
+      <w:pPr>
+        <w:tabs>
+          <w:tab w:val="num" w:pos="2880"/>
+        </w:tabs>
+        <w:ind w:left="2880" w:hanging="360"/>
+      </w:pPr>
+      <w:rPr>
+        <w:rFonts w:ascii="Wingdings" w:hAnsi="Wingdings" w:hint="default"/>
+        <w:sz w:val="20"/>
+      </w:rPr>
+    </w:lvl>
+    <w:lvl w:ilvl="4" w:tentative="1">
+      <w:start w:val="1"/>
+      <w:numFmt w:val="decimal"/>
+      <w:lvlText w:val="%5."/>
+      <w:lvlJc w:val="left"/>
+      <w:pPr>
+        <w:tabs>
+          <w:tab w:val="num" w:pos="3600"/>
+        </w:tabs>
+        <w:ind w:left="3600" w:hanging="360"/>
+      </w:pPr>
+    </w:lvl>
+    <w:lvl w:ilvl="5" w:tentative="1">
+      <w:start w:val="1"/>
+      <w:numFmt w:val="decimal"/>
+      <w:lvlText w:val="%6."/>
+      <w:lvlJc w:val="left"/>
+      <w:pPr>
+        <w:tabs>
+          <w:tab w:val="num" w:pos="4320"/>
+        </w:tabs>
+        <w:ind w:left="4320" w:hanging="360"/>
+      </w:pPr>
+    </w:lvl>
+    <w:lvl w:ilvl="6" w:tentative="1">
+      <w:start w:val="1"/>
+      <w:numFmt w:val="decimal"/>
+      <w:lvlText w:val="%7."/>
+      <w:lvlJc w:val="left"/>
+      <w:pPr>
+        <w:tabs>
+          <w:tab w:val="num" w:pos="5040"/>
+        </w:tabs>
+        <w:ind w:left="5040" w:hanging="360"/>
+      </w:pPr>
+    </w:lvl>
+    <w:lvl w:ilvl="7" w:tentative="1">
+      <w:start w:val="1"/>
+      <w:numFmt w:val="decimal"/>
+      <w:lvlText w:val="%8."/>
+      <w:lvlJc w:val="left"/>
+      <w:pPr>
+        <w:tabs>
+          <w:tab w:val="num" w:pos="5760"/>
+        </w:tabs>
+        <w:ind w:left="5760" w:hanging="360"/>
+      </w:pPr>
+    </w:lvl>
+    <w:lvl w:ilvl="8" w:tentative="1">
+      <w:start w:val="1"/>
+      <w:numFmt w:val="decimal"/>
+      <w:lvlText w:val="%9."/>
+      <w:lvlJc w:val="left"/>
+      <w:pPr>
+        <w:tabs>
+          <w:tab w:val="num" w:pos="6480"/>
+        </w:tabs>
+        <w:ind w:left="6480" w:hanging="360"/>
+      </w:pPr>
+    </w:lvl>
+  </w:abstractNum>
+  <w:abstractNum w:abstractNumId="2" w15:restartNumberingAfterBreak="0">
+    <w:nsid w:val="685F4002"/>
+    <w:multiLevelType w:val="multilevel"/>
+    <w:tmpl w:val="8EE6B290"/>
+    <w:lvl w:ilvl="0">
+      <w:start w:val="1"/>
+      <w:numFmt w:val="bullet"/>
+      <w:lvlText w:val=""/>
+      <w:lvlJc w:val="left"/>
+      <w:pPr>
+        <w:tabs>
+          <w:tab w:val="num" w:pos="720"/>
+        </w:tabs>
+        <w:ind w:left="720" w:hanging="360"/>
+      </w:pPr>
+      <w:rPr>
+        <w:rFonts w:ascii="Symbol" w:hAnsi="Symbol" w:hint="default"/>
+        <w:sz w:val="20"/>
+      </w:rPr>
+    </w:lvl>
+    <w:lvl w:ilvl="1" w:tentative="1">
+      <w:start w:val="1"/>
+      <w:numFmt w:val="bullet"/>
+      <w:lvlText w:val="o"/>
+      <w:lvlJc w:val="left"/>
+      <w:pPr>
+        <w:tabs>
+          <w:tab w:val="num" w:pos="1440"/>
+        </w:tabs>
+        <w:ind w:left="1440" w:hanging="360"/>
+      </w:pPr>
+      <w:rPr>
+        <w:rFonts w:ascii="Courier New" w:hAnsi="Courier New" w:hint="default"/>
+        <w:sz w:val="20"/>
+      </w:rPr>
+    </w:lvl>
+    <w:lvl w:ilvl="2" w:tentative="1">
+      <w:start w:val="1"/>
+      <w:numFmt w:val="bullet"/>
+      <w:lvlText w:val=""/>
+      <w:lvlJc w:val="left"/>
+      <w:pPr>
+        <w:tabs>
+          <w:tab w:val="num" w:pos="2160"/>
+        </w:tabs>
+        <w:ind w:left="2160" w:hanging="360"/>
+      </w:pPr>
+      <w:rPr>
+        <w:rFonts w:ascii="Wingdings" w:hAnsi="Wingdings" w:hint="default"/>
+        <w:sz w:val="20"/>
+      </w:rPr>
+    </w:lvl>
+    <w:lvl w:ilvl="3" w:tentative="1">
+      <w:start w:val="1"/>
+      <w:numFmt w:val="bullet"/>
+      <w:lvlText w:val=""/>
+      <w:lvlJc w:val="left"/>
+      <w:pPr>
+        <w:tabs>
+          <w:tab w:val="num" w:pos="2880"/>
+        </w:tabs>
+        <w:ind w:left="2880" w:hanging="360"/>
+      </w:pPr>
+      <w:rPr>
+        <w:rFonts w:ascii="Wingdings" w:hAnsi="Wingdings" w:hint="default"/>
+        <w:sz w:val="20"/>
+      </w:rPr>
+    </w:lvl>
+    <w:lvl w:ilvl="4" w:tentative="1">
+      <w:start w:val="1"/>
+      <w:numFmt w:val="bullet"/>
+      <w:lvlText w:val=""/>
+      <w:lvlJc w:val="left"/>
+      <w:pPr>
+        <w:tabs>
+          <w:tab w:val="num" w:pos="3600"/>
+        </w:tabs>
+        <w:ind w:left="3600" w:hanging="360"/>
+      </w:pPr>
+      <w:rPr>
+        <w:rFonts w:ascii="Wingdings" w:hAnsi="Wingdings" w:hint="default"/>
+        <w:sz w:val="20"/>
+      </w:rPr>
+    </w:lvl>
+    <w:lvl w:ilvl="5" w:tentative="1">
+      <w:start w:val="1"/>
+      <w:numFmt w:val="bullet"/>
+      <w:lvlText w:val=""/>
+      <w:lvlJc w:val="left"/>
+      <w:pPr>
+        <w:tabs>
+          <w:tab w:val="num" w:pos="4320"/>
+        </w:tabs>
+        <w:ind w:left="4320" w:hanging="360"/>
+      </w:pPr>
+      <w:rPr>
+        <w:rFonts w:ascii="Wingdings" w:hAnsi="Wingdings" w:hint="default"/>
+        <w:sz w:val="20"/>
+      </w:rPr>
+    </w:lvl>
+    <w:lvl w:ilvl="6" w:tentative="1">
+      <w:start w:val="1"/>
+      <w:numFmt w:val="bullet"/>
+      <w:lvlText w:val=""/>
+      <w:lvlJc w:val="left"/>
+      <w:pPr>
+        <w:tabs>
+          <w:tab w:val="num" w:pos="5040"/>
+        </w:tabs>
+        <w:ind w:left="5040" w:hanging="360"/>
+      </w:pPr>
+      <w:rPr>
+        <w:rFonts w:ascii="Wingdings" w:hAnsi="Wingdings" w:hint="default"/>
+        <w:sz w:val="20"/>
+      </w:rPr>
+    </w:lvl>
+    <w:lvl w:ilvl="7" w:tentative="1">
+      <w:start w:val="1"/>
+      <w:numFmt w:val="bullet"/>
+      <w:lvlText w:val=""/>
+      <w:lvlJc w:val="left"/>
+      <w:pPr>
+        <w:tabs>
+          <w:tab w:val="num" w:pos="5760"/>
+        </w:tabs>
+        <w:ind w:left="5760" w:hanging="360"/>
+      </w:pPr>
+      <w:rPr>
+        <w:rFonts w:ascii="Wingdings" w:hAnsi="Wingdings" w:hint="default"/>
+        <w:sz w:val="20"/>
+      </w:rPr>
+    </w:lvl>
+    <w:lvl w:ilvl="8" w:tentative="1">
+      <w:start w:val="1"/>
+      <w:numFmt w:val="bullet"/>
+      <w:lvlText w:val=""/>
+      <w:lvlJc w:val="left"/>
+      <w:pPr>
+        <w:tabs>
+          <w:tab w:val="num" w:pos="6480"/>
+        </w:tabs>
+        <w:ind w:left="6480" w:hanging="360"/>
+      </w:pPr>
+      <w:rPr>
+        <w:rFonts w:ascii="Wingdings" w:hAnsi="Wingdings" w:hint="default"/>
+        <w:sz w:val="20"/>
+      </w:rPr>
+    </w:lvl>
+  </w:abstractNum>
+  <w:abstractNum w:abstractNumId="3" w15:restartNumberingAfterBreak="0">
+    <w:nsid w:val="6A12038F"/>
+    <w:multiLevelType w:val="multilevel"/>
+    <w:tmpl w:val="855A6674"/>
+    <w:lvl w:ilvl="0">
+      <w:start w:val="1"/>
+      <w:numFmt w:val="bullet"/>
+      <w:lvlText w:val=""/>
+      <w:lvlJc w:val="left"/>
+      <w:pPr>
+        <w:tabs>
+          <w:tab w:val="num" w:pos="720"/>
+        </w:tabs>
+        <w:ind w:left="720" w:hanging="360"/>
+      </w:pPr>
+      <w:rPr>
+        <w:rFonts w:ascii="Symbol" w:hAnsi="Symbol" w:hint="default"/>
+        <w:sz w:val="20"/>
+      </w:rPr>
+    </w:lvl>
+    <w:lvl w:ilvl="1" w:tentative="1">
+      <w:start w:val="1"/>
+      <w:numFmt w:val="bullet"/>
+      <w:lvlText w:val="o"/>
+      <w:lvlJc w:val="left"/>
+      <w:pPr>
+        <w:tabs>
+          <w:tab w:val="num" w:pos="1440"/>
+        </w:tabs>
+        <w:ind w:left="1440" w:hanging="360"/>
+      </w:pPr>
+      <w:rPr>
+        <w:rFonts w:ascii="Courier New" w:hAnsi="Courier New" w:hint="default"/>
+        <w:sz w:val="20"/>
+      </w:rPr>
+    </w:lvl>
+    <w:lvl w:ilvl="2" w:tentative="1">
+      <w:start w:val="1"/>
+      <w:numFmt w:val="bullet"/>
+      <w:lvlText w:val=""/>
+      <w:lvlJc w:val="left"/>
+      <w:pPr>
+        <w:tabs>
+          <w:tab w:val="num" w:pos="2160"/>
+        </w:tabs>
+        <w:ind w:left="2160" w:hanging="360"/>
+      </w:pPr>
+      <w:rPr>
+        <w:rFonts w:ascii="Wingdings" w:hAnsi="Wingdings" w:hint="default"/>
+        <w:sz w:val="20"/>
+      </w:rPr>
+    </w:lvl>
+    <w:lvl w:ilvl="3" w:tentative="1">
+      <w:start w:val="1"/>
+      <w:numFmt w:val="bullet"/>
+      <w:lvlText w:val=""/>
+      <w:lvlJc w:val="left"/>
+      <w:pPr>
+        <w:tabs>
+          <w:tab w:val="num" w:pos="2880"/>
+        </w:tabs>
+        <w:ind w:left="2880" w:hanging="360"/>
+      </w:pPr>
+      <w:rPr>
+        <w:rFonts w:ascii="Wingdings" w:hAnsi="Wingdings" w:hint="default"/>
+        <w:sz w:val="20"/>
+      </w:rPr>
+    </w:lvl>
+    <w:lvl w:ilvl="4" w:tentative="1">
+      <w:start w:val="1"/>
+      <w:numFmt w:val="bullet"/>
+      <w:lvlText w:val=""/>
+      <w:lvlJc w:val="left"/>
+      <w:pPr>
+        <w:tabs>
+          <w:tab w:val="num" w:pos="3600"/>
+        </w:tabs>
+        <w:ind w:left="3600" w:hanging="360"/>
+      </w:pPr>
+      <w:rPr>
+        <w:rFonts w:ascii="Wingdings" w:hAnsi="Wingdings" w:hint="default"/>
+        <w:sz w:val="20"/>
+      </w:rPr>
+    </w:lvl>
+    <w:lvl w:ilvl="5" w:tentative="1">
+      <w:start w:val="1"/>
+      <w:numFmt w:val="bullet"/>
+      <w:lvlText w:val=""/>
+      <w:lvlJc w:val="left"/>
+      <w:pPr>
+        <w:tabs>
+          <w:tab w:val="num" w:pos="4320"/>
+        </w:tabs>
+        <w:ind w:left="4320" w:hanging="360"/>
+      </w:pPr>
+      <w:rPr>
+        <w:rFonts w:ascii="Wingdings" w:hAnsi="Wingdings" w:hint="default"/>
+        <w:sz w:val="20"/>
+      </w:rPr>
+    </w:lvl>
+    <w:lvl w:ilvl="6" w:tentative="1">
+      <w:start w:val="1"/>
+      <w:numFmt w:val="bullet"/>
+      <w:lvlText w:val=""/>
+      <w:lvlJc w:val="left"/>
+      <w:pPr>
+        <w:tabs>
+          <w:tab w:val="num" w:pos="5040"/>
+        </w:tabs>
+        <w:ind w:left="5040" w:hanging="360"/>
+      </w:pPr>
+      <w:rPr>
+        <w:rFonts w:ascii="Wingdings" w:hAnsi="Wingdings" w:hint="default"/>
+        <w:sz w:val="20"/>
+      </w:rPr>
+    </w:lvl>
+    <w:lvl w:ilvl="7" w:tentative="1">
+      <w:start w:val="1"/>
+      <w:numFmt w:val="bullet"/>
+      <w:lvlText w:val=""/>
+      <w:lvlJc w:val="left"/>
+      <w:pPr>
+        <w:tabs>
+          <w:tab w:val="num" w:pos="5760"/>
+        </w:tabs>
+        <w:ind w:left="5760" w:hanging="360"/>
+      </w:pPr>
+      <w:rPr>
+        <w:rFonts w:ascii="Wingdings" w:hAnsi="Wingdings" w:hint="default"/>
+        <w:sz w:val="20"/>
+      </w:rPr>
+    </w:lvl>
+    <w:lvl w:ilvl="8" w:tentative="1">
+      <w:start w:val="1"/>
+      <w:numFmt w:val="bullet"/>
+      <w:lvlText w:val=""/>
+      <w:lvlJc w:val="left"/>
+      <w:pPr>
+        <w:tabs>
+          <w:tab w:val="num" w:pos="6480"/>
+        </w:tabs>
+        <w:ind w:left="6480" w:hanging="360"/>
+      </w:pPr>
+      <w:rPr>
+        <w:rFonts w:ascii="Wingdings" w:hAnsi="Wingdings" w:hint="default"/>
+        <w:sz w:val="20"/>
+      </w:rPr>
+    </w:lvl>
+  </w:abstractNum>
+  <w:abstractNum w:abstractNumId="4" w15:restartNumberingAfterBreak="0">
+    <w:nsid w:val="6F3D3C8E"/>
+    <w:multiLevelType w:val="multilevel"/>
+    <w:tmpl w:val="964EAAAE"/>
+    <w:lvl w:ilvl="0">
+      <w:start w:val="1"/>
+      <w:numFmt w:val="bullet"/>
+      <w:lvlText w:val=""/>
+      <w:lvlJc w:val="left"/>
+      <w:pPr>
+        <w:tabs>
+          <w:tab w:val="num" w:pos="720"/>
+        </w:tabs>
+        <w:ind w:left="720" w:hanging="360"/>
+      </w:pPr>
+      <w:rPr>
+        <w:rFonts w:ascii="Symbol" w:hAnsi="Symbol" w:hint="default"/>
+        <w:sz w:val="20"/>
+      </w:rPr>
+    </w:lvl>
+    <w:lvl w:ilvl="1" w:tentative="1">
+      <w:start w:val="1"/>
+      <w:numFmt w:val="bullet"/>
+      <w:lvlText w:val="o"/>
+      <w:lvlJc w:val="left"/>
+      <w:pPr>
+        <w:tabs>
+          <w:tab w:val="num" w:pos="1440"/>
+        </w:tabs>
+        <w:ind w:left="1440" w:hanging="360"/>
+      </w:pPr>
+      <w:rPr>
+        <w:rFonts w:ascii="Courier New" w:hAnsi="Courier New" w:hint="default"/>
+        <w:sz w:val="20"/>
+      </w:rPr>
+    </w:lvl>
+    <w:lvl w:ilvl="2" w:tentative="1">
+      <w:start w:val="1"/>
+      <w:numFmt w:val="bullet"/>
+      <w:lvlText w:val=""/>
+      <w:lvlJc w:val="left"/>
+      <w:pPr>
+        <w:tabs>
+          <w:tab w:val="num" w:pos="2160"/>
+        </w:tabs>
+        <w:ind w:left="2160" w:hanging="360"/>
+      </w:pPr>
+      <w:rPr>
+        <w:rFonts w:ascii="Wingdings" w:hAnsi="Wingdings" w:hint="default"/>
+        <w:sz w:val="20"/>
+      </w:rPr>
+    </w:lvl>
+    <w:lvl w:ilvl="3" w:tentative="1">
+      <w:start w:val="1"/>
+      <w:numFmt w:val="bullet"/>
+      <w:lvlText w:val=""/>
+      <w:lvlJc w:val="left"/>
+      <w:pPr>
+        <w:tabs>
+          <w:tab w:val="num" w:pos="2880"/>
+        </w:tabs>
+        <w:ind w:left="2880" w:hanging="360"/>
+      </w:pPr>
+      <w:rPr>
+        <w:rFonts w:ascii="Wingdings" w:hAnsi="Wingdings" w:hint="default"/>
+        <w:sz w:val="20"/>
+      </w:rPr>
+    </w:lvl>
+    <w:lvl w:ilvl="4" w:tentative="1">
+      <w:start w:val="1"/>
+      <w:numFmt w:val="bullet"/>
+      <w:lvlText w:val=""/>
+      <w:lvlJc w:val="left"/>
+      <w:pPr>
+        <w:tabs>
+          <w:tab w:val="num" w:pos="3600"/>
+        </w:tabs>
+        <w:ind w:left="3600" w:hanging="360"/>
+      </w:pPr>
+      <w:rPr>
+        <w:rFonts w:ascii="Wingdings" w:hAnsi="Wingdings" w:hint="default"/>
+        <w:sz w:val="20"/>
+      </w:rPr>
+    </w:lvl>
+    <w:lvl w:ilvl="5" w:tentative="1">
+      <w:start w:val="1"/>
+      <w:numFmt w:val="bullet"/>
+      <w:lvlText w:val=""/>
+      <w:lvlJc w:val="left"/>
+      <w:pPr>
+        <w:tabs>
+          <w:tab w:val="num" w:pos="4320"/>
+        </w:tabs>
+        <w:ind w:left="4320" w:hanging="360"/>
+      </w:pPr>
+      <w:rPr>
+        <w:rFonts w:ascii="Wingdings" w:hAnsi="Wingdings" w:hint="default"/>
+        <w:sz w:val="20"/>
+      </w:rPr>
+    </w:lvl>
+    <w:lvl w:ilvl="6" w:tentative="1">
+      <w:start w:val="1"/>
+      <w:numFmt w:val="bullet"/>
+      <w:lvlText w:val=""/>
+      <w:lvlJc w:val="left"/>
+      <w:pPr>
+        <w:tabs>
+          <w:tab w:val="num" w:pos="5040"/>
+        </w:tabs>
+        <w:ind w:left="5040" w:hanging="360"/>
+      </w:pPr>
+      <w:rPr>
+        <w:rFonts w:ascii="Wingdings" w:hAnsi="Wingdings" w:hint="default"/>
+        <w:sz w:val="20"/>
+      </w:rPr>
+    </w:lvl>
+    <w:lvl w:ilvl="7" w:tentative="1">
+      <w:start w:val="1"/>
+      <w:numFmt w:val="bullet"/>
+      <w:lvlText w:val=""/>
+      <w:lvlJc w:val="left"/>
+      <w:pPr>
+        <w:tabs>
+          <w:tab w:val="num" w:pos="5760"/>
+        </w:tabs>
+        <w:ind w:left="5760" w:hanging="360"/>
+      </w:pPr>
+      <w:rPr>
+        <w:rFonts w:ascii="Wingdings" w:hAnsi="Wingdings" w:hint="default"/>
+        <w:sz w:val="20"/>
+      </w:rPr>
+    </w:lvl>
+    <w:lvl w:ilvl="8" w:tentative="1">
+      <w:start w:val="1"/>
+      <w:numFmt w:val="bullet"/>
+      <w:lvlText w:val=""/>
+      <w:lvlJc w:val="left"/>
+      <w:pPr>
+        <w:tabs>
+          <w:tab w:val="num" w:pos="6480"/>
+        </w:tabs>
+        <w:ind w:left="6480" w:hanging="360"/>
+      </w:pPr>
+      <w:rPr>
+        <w:rFonts w:ascii="Wingdings" w:hAnsi="Wingdings" w:hint="default"/>
+        <w:sz w:val="20"/>
+      </w:rPr>
+    </w:lvl>
+  </w:abstractNum>
+  <w:num w:numId="1">
+    <w:abstractNumId w:val="2"/>
+  </w:num>
+  <w:num w:numId="2">
+    <w:abstractNumId w:val="3"/>
+  </w:num>
+  <w:num w:numId="3">
+    <w:abstractNumId w:val="4"/>
+  </w:num>
+  <w:num w:numId="4">
+    <w:abstractNumId w:val="0"/>
+  </w:num>
+  <w:num w:numId="5">
+    <w:abstractNumId w:val="1"/>
+  </w:num>
+</w:numbering>
+</file>
+
 <file path=word/styles.xml><?xml version="1.0" encoding="utf-8"?>
-<w:styles xmlns:mc="http://schemas.openxmlformats.org/markup-compatibility/2006" xmlns:r="http://schemas.openxmlformats.org/officeDocument/2006/relationships" xmlns:w="http://schemas.openxmlformats.org/wordprocessingml/2006/main" xmlns:w14="http://schemas.microsoft.com/office/word/2010/wordml" xmlns:w15="http://schemas.microsoft.com/office/word/2012/wordml" xmlns:w16cex="http://schemas.microsoft.com/office/word/2018/wordml/cex" xmlns:w16cid="http://schemas.microsoft.com/office/word/2016/wordml/cid" xmlns:w16="http://schemas.microsoft.com/office/word/2018/wordml" xmlns:w16du="http://schemas.microsoft.com/office/word/2023/wordml/word16du" xmlns:w16sdtdh="http://schemas.microsoft.com/office/word/2020/wordml/sdtdatahash" xmlns:w16sdtfl="http://schemas.microsoft.com/office/word/2024/wordml/sdtformatlock" xmlns:w16se="http://schemas.microsoft.com/office/word/2015/wordml/symex" mc:Ignorable="w14 w15 w16se w16cid w16 w16cex w16sdtdh w16sdtfl w16du">
+<w:styles xmlns:mc="http://schemas.openxmlformats.org/markup-compatibility/2006" xmlns:r="http://schemas.openxmlformats.org/officeDocument/2006/relationships" xmlns:w="http://schemas.openxmlformats.org/wordprocessingml/2006/main" xmlns:w14="http://schemas.microsoft.com/office/word/2010/wordml" xmlns:w15="http://schemas.microsoft.com/office/word/2012/wordml" xmlns:w16cex="http://schemas.microsoft.com/office/word/2018/wordml/cex" xmlns:w16cid="http://schemas.microsoft.com/office/word/2016/wordml/cid" xmlns:w16="http://schemas.microsoft.com/office/word/2018/wordml" xmlns:w16sdtdh="http://schemas.microsoft.com/office/word/2020/wordml/sdtdatahash" xmlns:w16se="http://schemas.microsoft.com/office/word/2015/wordml/symex" mc:Ignorable="w14 w15 w16se w16cid w16 w16cex w16sdtdh">
   <w:docDefaults>
     <w:rPrDefault>
       <w:rPr>
@@ -1169,6 +6777,7 @@
   <w:style w:type="character" w:default="1" w:styleId="DefaultParagraphFont">
     <w:name w:val="Default Paragraph Font"/>
     <w:uiPriority w:val="1"/>
+    <w:semiHidden/>
     <w:unhideWhenUsed/>
   </w:style>
   <w:style w:type="table" w:default="1" w:styleId="TableNormal">
@@ -1235,6 +6844,46 @@
       <w:ind w:left="720"/>
       <w:contextualSpacing/>
     </w:pPr>
+  </w:style>
+  <w:style w:type="paragraph" w:styleId="NormalWeb">
+    <w:name w:val="Normal (Web)"/>
+    <w:basedOn w:val="Normal"/>
+    <w:uiPriority w:val="99"/>
+    <w:semiHidden/>
+    <w:unhideWhenUsed/>
+    <w:rsid w:val="006146F0"/>
+    <w:pPr>
+      <w:spacing w:before="100" w:beforeAutospacing="1" w:after="100" w:afterAutospacing="1" w:line="240" w:lineRule="auto"/>
+    </w:pPr>
+    <w:rPr>
+      <w:rFonts w:ascii="Times New Roman" w:eastAsia="Times New Roman" w:hAnsi="Times New Roman" w:cs="Times New Roman"/>
+      <w:sz w:val="24"/>
+      <w:szCs w:val="24"/>
+    </w:rPr>
+  </w:style>
+  <w:style w:type="character" w:styleId="Strong">
+    <w:name w:val="Strong"/>
+    <w:basedOn w:val="DefaultParagraphFont"/>
+    <w:uiPriority w:val="22"/>
+    <w:qFormat/>
+    <w:rsid w:val="006146F0"/>
+    <w:rPr>
+      <w:b/>
+      <w:bCs/>
+    </w:rPr>
+  </w:style>
+  <w:style w:type="character" w:styleId="HTMLCode">
+    <w:name w:val="HTML Code"/>
+    <w:basedOn w:val="DefaultParagraphFont"/>
+    <w:uiPriority w:val="99"/>
+    <w:semiHidden/>
+    <w:unhideWhenUsed/>
+    <w:rsid w:val="006146F0"/>
+    <w:rPr>
+      <w:rFonts w:ascii="Courier New" w:eastAsia="Times New Roman" w:hAnsi="Courier New" w:cs="Courier New"/>
+      <w:sz w:val="20"/>
+      <w:szCs w:val="20"/>
+    </w:rPr>
   </w:style>
 </w:styles>
 </file>
